--- a/laba3/Отчет по лабораторной работе №3.docx
+++ b/laba3/Отчет по лабораторной работе №3.docx
@@ -116,10 +116,6 @@
         </w:rPr>
       </w:pPr>
       <w:r>
-        <w:rPr>
-          <w:rFonts w:ascii="Times New Roman" w:hAnsi="Times New Roman"/>
-          <w:sz w:val="28"/>
-        </w:rPr>
         <w:t>по лабораторной работе №3</w:t>
       </w:r>
     </w:p>
@@ -162,8 +158,7 @@
       </w:pPr>
       <w:r>
         <w:rPr>
-          <w:rFonts w:ascii="Times New Roman" w:hAnsi="Times New Roman"/>
-          <w:sz w:val="28"/>
+          <w:lang w:val="ru-RU"/>
         </w:rPr>
         <w:t>на тему «Динамические структуры данных: очереди и стек»</w:t>
       </w:r>
@@ -361,29 +356,66 @@
       <w:pPr>
         <w:keepNext/>
         <w:spacing w:before="160" w:after="160"/>
-        <w:jc w:val="center"/>
+        <w:jc w:val="both"/>
+        <w:rPr>
+          <w:szCs w:val="28"/>
+          <w:lang w:val="ru-RU"/>
+        </w:rPr>
       </w:pPr>
       <w:r>
         <w:rPr>
-          <w:rFonts w:ascii="Times New Roman" w:hAnsi="Times New Roman"/>
-          <w:b/>
-          <w:sz w:val="32"/>
-        </w:rPr>
+          <w:szCs w:val="28"/>
+          <w:lang w:val="ru-RU"/>
+        </w:rPr>
+        <w:lastRenderedPageBreak/>
         <w:t>Цель работы</w:t>
       </w:r>
-    </w:p>
-    <w:p>
-      <w:pPr>
-        <w:spacing w:line="360" w:lineRule="auto" w:after="0"/>
-        <w:ind w:firstLine="709"/>
-        <w:jc w:val="both"/>
-      </w:pPr>
       <w:r>
         <w:rPr>
-          <w:rFonts w:ascii="Times New Roman" w:hAnsi="Times New Roman"/>
-          <w:sz w:val="28"/>
-        </w:rPr>
-        <w:t>Изучить принципы организации динамических структур данных на основе односвязных списков; реализовать приоритетную очередь, очередь FIFO и стек LIFO; проверить порядок добавления и удаления элементов.</w:t>
+          <w:szCs w:val="28"/>
+          <w:lang w:val="ru-RU"/>
+        </w:rPr>
+        <w:t>: и</w:t>
+      </w:r>
+      <w:r>
+        <w:rPr>
+          <w:szCs w:val="28"/>
+          <w:lang w:val="ru-RU"/>
+        </w:rPr>
+        <w:t xml:space="preserve">зучить принципы организации динамических структур данных на основе односвязных списков; реализовать приоритетную </w:t>
+      </w:r>
+      <w:r>
+        <w:rPr>
+          <w:szCs w:val="28"/>
+          <w:lang w:val="ru-RU"/>
+        </w:rPr>
+        <w:t xml:space="preserve">очередь, очередь </w:t>
+      </w:r>
+      <w:r>
+        <w:rPr>
+          <w:szCs w:val="28"/>
+        </w:rPr>
+        <w:t>FIFO</w:t>
+      </w:r>
+      <w:r>
+        <w:rPr>
+          <w:szCs w:val="28"/>
+          <w:lang w:val="ru-RU"/>
+        </w:rPr>
+        <w:t xml:space="preserve"> и стек </w:t>
+      </w:r>
+      <w:r>
+        <w:rPr>
+          <w:szCs w:val="28"/>
+        </w:rPr>
+        <w:t>LIFO</w:t>
+      </w:r>
+      <w:r>
+        <w:rPr>
+          <w:szCs w:val="28"/>
+          <w:lang w:val="ru-RU"/>
+        </w:rPr>
+        <w:t>; проверить порядок добавления и удаления элементов.</w:t>
       </w:r>
     </w:p>
     <w:p>
@@ -391,70 +423,128 @@
         <w:keepNext/>
         <w:spacing w:before="160" w:after="160"/>
         <w:jc w:val="center"/>
+        <w:rPr>
+          <w:szCs w:val="28"/>
+          <w:lang w:val="ru-RU"/>
+        </w:rPr>
       </w:pPr>
       <w:r>
         <w:rPr>
-          <w:rFonts w:ascii="Times New Roman" w:hAnsi="Times New Roman"/>
-          <w:b/>
-          <w:sz w:val="32"/>
+          <w:szCs w:val="28"/>
+          <w:lang w:val="ru-RU"/>
         </w:rPr>
         <w:t>1. Приоритетная очередь</w:t>
       </w:r>
     </w:p>
     <w:p>
       <w:pPr>
-        <w:spacing w:line="360" w:lineRule="auto" w:after="0"/>
+        <w:spacing w:after="0" w:line="360" w:lineRule="auto"/>
         <w:ind w:firstLine="709"/>
         <w:jc w:val="both"/>
+        <w:rPr>
+          <w:szCs w:val="28"/>
+          <w:lang w:val="ru-RU"/>
+        </w:rPr>
       </w:pPr>
       <w:r>
         <w:rPr>
-          <w:rFonts w:ascii="Times New Roman" w:hAnsi="Times New Roman"/>
-          <w:b/>
-          <w:sz w:val="28"/>
+          <w:szCs w:val="28"/>
+          <w:lang w:val="ru-RU"/>
         </w:rPr>
         <w:t xml:space="preserve">Задание: </w:t>
       </w:r>
       <w:r>
         <w:rPr>
-          <w:rFonts w:ascii="Times New Roman" w:hAnsi="Times New Roman"/>
-          <w:sz w:val="28"/>
-        </w:rPr>
-        <w:t>Реализовать приоритетную очередь на основе односвязного списка: добавлять элемент с числовым приоритетом и выводить содержимое очереди.</w:t>
+          <w:szCs w:val="28"/>
+          <w:lang w:val="ru-RU"/>
+        </w:rPr>
+        <w:t>Реализовать приоритетную очередь на основе односвязного списка: добавлять элемент</w:t>
+      </w:r>
+      <w:r>
+        <w:rPr>
+          <w:szCs w:val="28"/>
+          <w:lang w:val="ru-RU"/>
+        </w:rPr>
+        <w:t xml:space="preserve"> с числовым приоритетом и выводить содержимое очереди.</w:t>
       </w:r>
     </w:p>
     <w:p>
       <w:pPr>
-        <w:spacing w:line="360" w:lineRule="auto" w:after="0"/>
+        <w:spacing w:after="0" w:line="360" w:lineRule="auto"/>
         <w:ind w:firstLine="709"/>
         <w:jc w:val="both"/>
+        <w:rPr>
+          <w:szCs w:val="28"/>
+          <w:lang w:val="ru-RU"/>
+        </w:rPr>
       </w:pPr>
       <w:r>
         <w:rPr>
-          <w:rFonts w:ascii="Times New Roman" w:hAnsi="Times New Roman"/>
-          <w:sz w:val="28"/>
-        </w:rPr>
-        <w:t>Узел хранит имя объекта, приоритет и указатель на следующий узел. При добавлении выбирается позиция, при которой список остаётся упорядоченным по убыванию приоритета. Элементы с равным приоритетом сохраняют порядок поступления. Вставка и просмотр имеют сложность O(n).</w:t>
+          <w:szCs w:val="28"/>
+          <w:lang w:val="ru-RU"/>
+        </w:rPr>
+        <w:t>У</w:t>
+      </w:r>
+      <w:r>
+        <w:rPr>
+          <w:szCs w:val="28"/>
+          <w:lang w:val="ru-RU"/>
+        </w:rPr>
+        <w:t>зел хранит имя объекта, приоритет и указатель на следующий узел. При добавлении выбирается позиция, при которой список остаётся упорядоченным по убыванию приоритета. Элементы с равным приоритетом сохраняют порядок поступления. Вставка и просмотр имеют слож</w:t>
+      </w:r>
+      <w:r>
+        <w:rPr>
+          <w:szCs w:val="28"/>
+          <w:lang w:val="ru-RU"/>
+        </w:rPr>
+        <w:t xml:space="preserve">ность </w:t>
+      </w:r>
+      <w:r>
+        <w:rPr>
+          <w:szCs w:val="28"/>
+        </w:rPr>
+        <w:t>O</w:t>
+      </w:r>
+      <w:r>
+        <w:rPr>
+          <w:szCs w:val="28"/>
+          <w:lang w:val="ru-RU"/>
+        </w:rPr>
+        <w:t>(</w:t>
+      </w:r>
+      <w:r>
+        <w:rPr>
+          <w:szCs w:val="28"/>
+        </w:rPr>
+        <w:t>n</w:t>
+      </w:r>
+      <w:r>
+        <w:rPr>
+          <w:szCs w:val="28"/>
+          <w:lang w:val="ru-RU"/>
+        </w:rPr>
+        <w:t>).</w:t>
       </w:r>
     </w:p>
     <w:p>
       <w:pPr>
         <w:spacing w:before="80" w:after="80"/>
         <w:jc w:val="center"/>
+        <w:rPr>
+          <w:szCs w:val="28"/>
+        </w:rPr>
       </w:pPr>
       <w:r>
         <w:rPr>
-          <w:rFonts w:ascii="Times New Roman" w:hAnsi="Times New Roman"/>
-          <w:sz w:val="24"/>
+          <w:szCs w:val="28"/>
         </w:rPr>
         <w:t>Листинг 1 — Программа «Приоритетная очередь»</w:t>
       </w:r>
     </w:p>
     <w:tbl>
       <w:tblPr>
-        <w:tblW w:type="auto" w:w="0"/>
-        <w:tblLayout w:type="autofit"/>
-        <w:tblLook w:firstColumn="1" w:firstRow="1" w:lastColumn="0" w:lastRow="0" w:noHBand="0" w:noVBand="1" w:val="04A0"/>
+        <w:tblW w:w="0" w:type="auto"/>
+        <w:tblLook w:val="04A0" w:firstRow="1" w:lastRow="0" w:firstColumn="1" w:lastColumn="0" w:noHBand="0" w:noVBand="1"/>
       </w:tblPr>
       <w:tblGrid>
         <w:gridCol w:w="9355"/>
@@ -462,19 +552,18 @@
       <w:tr>
         <w:tc>
           <w:tcPr>
-            <w:tcW w:type="dxa" w:w="9355"/>
-            <w:vAlign w:val="top"/>
-            <w:shd w:fill="F3F4F6"/>
+            <w:tcW w:w="9355" w:type="dxa"/>
+            <w:shd w:val="clear" w:color="auto" w:fill="F3F4F6"/>
             <w:tcMar>
               <w:top w:w="80" w:type="dxa"/>
-              <w:start w:w="100" w:type="dxa"/>
+              <w:left w:w="100" w:type="dxa"/>
               <w:bottom w:w="80" w:type="dxa"/>
-              <w:end w:w="100" w:type="dxa"/>
+              <w:right w:w="100" w:type="dxa"/>
             </w:tcMar>
           </w:tcPr>
           <w:p>
             <w:pPr>
-              <w:spacing w:before="0" w:after="0" w:line="240" w:lineRule="auto"/>
+              <w:spacing w:after="0" w:line="240" w:lineRule="auto"/>
             </w:pPr>
             <w:r>
               <w:rPr>
@@ -482,211 +571,961 @@
                 <w:sz w:val="15"/>
               </w:rPr>
               <w:t>#define _CRT_SECURE_NO_WARNINGS</w:t>
+            </w:r>
+            <w:r>
+              <w:rPr>
+                <w:rFonts w:ascii="Consolas" w:hAnsi="Consolas"/>
+                <w:sz w:val="15"/>
+              </w:rPr>
               <w:br/>
               <w:t>#include &lt;stdio.h&gt;</w:t>
+            </w:r>
+            <w:r>
+              <w:rPr>
+                <w:rFonts w:ascii="Consolas" w:hAnsi="Consolas"/>
+                <w:sz w:val="15"/>
+              </w:rPr>
               <w:br/>
               <w:t>#include &lt;stdlib.h&gt;</w:t>
+            </w:r>
+            <w:r>
+              <w:rPr>
+                <w:rFonts w:ascii="Consolas" w:hAnsi="Consolas"/>
+                <w:sz w:val="15"/>
+              </w:rPr>
               <w:br/>
               <w:t>#include &lt;locale.h&gt;</w:t>
-              <w:br/>
-              <w:br/>
+            </w:r>
+            <w:r>
+              <w:rPr>
+                <w:rFonts w:ascii="Consolas" w:hAnsi="Consolas"/>
+                <w:sz w:val="15"/>
+              </w:rPr>
+              <w:br/>
+            </w:r>
+            <w:r>
+              <w:rPr>
+                <w:rFonts w:ascii="Consolas" w:hAnsi="Consolas"/>
+                <w:sz w:val="15"/>
+              </w:rPr>
+              <w:br/>
+            </w:r>
+            <w:r>
+              <w:rPr>
+                <w:rFonts w:ascii="Consolas" w:hAnsi="Consolas"/>
+                <w:sz w:val="15"/>
+              </w:rPr>
               <w:br/>
               <w:t>struct node {</w:t>
+            </w:r>
+            <w:r>
+              <w:rPr>
+                <w:rFonts w:ascii="Consolas" w:hAnsi="Consolas"/>
+                <w:sz w:val="15"/>
+              </w:rPr>
               <w:br/>
               <w:t xml:space="preserve">    char name[256];</w:t>
+            </w:r>
+            <w:r>
+              <w:rPr>
+                <w:rFonts w:ascii="Consolas" w:hAnsi="Consolas"/>
+                <w:sz w:val="15"/>
+              </w:rPr>
               <w:br/>
               <w:t xml:space="preserve">    int priority;</w:t>
+            </w:r>
+            <w:r>
+              <w:rPr>
+                <w:rFonts w:ascii="Consolas" w:hAnsi="Consolas"/>
+                <w:sz w:val="15"/>
+              </w:rPr>
               <w:br/>
               <w:t xml:space="preserve">    struct node* next;</w:t>
+            </w:r>
+            <w:r>
+              <w:rPr>
+                <w:rFonts w:ascii="Consolas" w:hAnsi="Consolas"/>
+                <w:sz w:val="15"/>
+              </w:rPr>
               <w:br/>
               <w:t>};</w:t>
-              <w:br/>
+            </w:r>
+            <w:r>
+              <w:rPr>
+                <w:rFonts w:ascii="Consolas" w:hAnsi="Consolas"/>
+                <w:sz w:val="15"/>
+              </w:rPr>
+              <w:br/>
+            </w:r>
+            <w:r>
+              <w:rPr>
+                <w:rFonts w:ascii="Consolas" w:hAnsi="Consolas"/>
+                <w:sz w:val="15"/>
+              </w:rPr>
               <w:br/>
               <w:t>struct node* head = NULL;</w:t>
-              <w:br/>
-              <w:br/>
+            </w:r>
+            <w:r>
+              <w:rPr>
+                <w:rFonts w:ascii="Consolas" w:hAnsi="Consolas"/>
+                <w:sz w:val="15"/>
+              </w:rPr>
+              <w:br/>
+            </w:r>
+            <w:r>
+              <w:rPr>
+                <w:rFonts w:ascii="Consolas" w:hAnsi="Consolas"/>
+                <w:sz w:val="15"/>
+              </w:rPr>
+              <w:br/>
+            </w:r>
+            <w:r>
+              <w:rPr>
+                <w:rFonts w:ascii="Consolas" w:hAnsi="Consolas"/>
+                <w:sz w:val="15"/>
+              </w:rPr>
               <w:br/>
               <w:t>void add()</w:t>
+            </w:r>
+            <w:r>
+              <w:rPr>
+                <w:rFonts w:ascii="Consolas" w:hAnsi="Consolas"/>
+                <w:sz w:val="15"/>
+              </w:rPr>
               <w:br/>
               <w:t>{</w:t>
+            </w:r>
+            <w:r>
+              <w:rPr>
+                <w:rFonts w:ascii="Consolas" w:hAnsi="Consolas"/>
+                <w:sz w:val="15"/>
+              </w:rPr>
               <w:br/>
               <w:t xml:space="preserve">    struct node* p;</w:t>
+            </w:r>
+            <w:r>
+              <w:rPr>
+                <w:rFonts w:ascii="Consolas" w:hAnsi="Consolas"/>
+                <w:sz w:val="15"/>
+              </w:rPr>
               <w:br/>
               <w:t xml:space="preserve">    struct node* temp;</w:t>
-              <w:br/>
+            </w:r>
+            <w:r>
+              <w:rPr>
+                <w:rFonts w:ascii="Consolas" w:hAnsi="Consolas"/>
+                <w:sz w:val="15"/>
+              </w:rPr>
+              <w:br/>
+            </w:r>
+            <w:r>
+              <w:rPr>
+                <w:rFonts w:ascii="Consolas" w:hAnsi="Consolas"/>
+                <w:sz w:val="15"/>
+              </w:rPr>
               <w:br/>
               <w:t xml:space="preserve">    p = (struct node*)malloc(sizeof(struct node));</w:t>
-              <w:br/>
+            </w:r>
+            <w:r>
+              <w:rPr>
+                <w:rFonts w:ascii="Consolas" w:hAnsi="Consolas"/>
+                <w:sz w:val="15"/>
+              </w:rPr>
+              <w:br/>
+            </w:r>
+            <w:r>
+              <w:rPr>
+                <w:rFonts w:ascii="Consolas" w:hAnsi="Consolas"/>
+                <w:sz w:val="15"/>
+              </w:rPr>
               <w:br/>
               <w:t xml:space="preserve">    if (p == NULL) {</w:t>
+            </w:r>
+            <w:r>
+              <w:rPr>
+                <w:rFonts w:ascii="Consolas" w:hAnsi="Consolas"/>
+                <w:sz w:val="15"/>
+              </w:rPr>
               <w:br/>
               <w:t xml:space="preserve">        printf("Ошибка выделения памяти\n");</w:t>
+            </w:r>
+            <w:r>
+              <w:rPr>
+                <w:rFonts w:ascii="Consolas" w:hAnsi="Consolas"/>
+                <w:sz w:val="15"/>
+              </w:rPr>
               <w:br/>
               <w:t xml:space="preserve">        return;</w:t>
+            </w:r>
+            <w:r>
+              <w:rPr>
+                <w:rFonts w:ascii="Consolas" w:hAnsi="Consolas"/>
+                <w:sz w:val="15"/>
+              </w:rPr>
               <w:br/>
               <w:t xml:space="preserve">    }</w:t>
-              <w:br/>
-              <w:br/>
-              <w:t xml:space="preserve">    printf("Введите название объекта (например object_1 или object-1): ");</w:t>
+            </w:r>
+            <w:r>
+              <w:rPr>
+                <w:rFonts w:ascii="Consolas" w:hAnsi="Consolas"/>
+                <w:sz w:val="15"/>
+              </w:rPr>
+              <w:br/>
+            </w:r>
+            <w:r>
+              <w:rPr>
+                <w:rFonts w:ascii="Consolas" w:hAnsi="Consolas"/>
+                <w:sz w:val="15"/>
+              </w:rPr>
+              <w:br/>
+              <w:t xml:space="preserve">    printf("Введите название объекта (например object_1 и</w:t>
+            </w:r>
+            <w:r>
+              <w:rPr>
+                <w:rFonts w:ascii="Consolas" w:hAnsi="Consolas"/>
+                <w:sz w:val="15"/>
+              </w:rPr>
+              <w:t>ли object-1): ");</w:t>
+            </w:r>
+            <w:r>
+              <w:rPr>
+                <w:rFonts w:ascii="Consolas" w:hAnsi="Consolas"/>
+                <w:sz w:val="15"/>
+              </w:rPr>
               <w:br/>
               <w:t xml:space="preserve">    scanf("%255s", p-&gt;name);</w:t>
-              <w:br/>
+            </w:r>
+            <w:r>
+              <w:rPr>
+                <w:rFonts w:ascii="Consolas" w:hAnsi="Consolas"/>
+                <w:sz w:val="15"/>
+              </w:rPr>
+              <w:br/>
+            </w:r>
+            <w:r>
+              <w:rPr>
+                <w:rFonts w:ascii="Consolas" w:hAnsi="Consolas"/>
+                <w:sz w:val="15"/>
+              </w:rPr>
               <w:br/>
               <w:t xml:space="preserve">    printf("Введите приоритет (пример 1, 2, -5): ");</w:t>
+            </w:r>
+            <w:r>
+              <w:rPr>
+                <w:rFonts w:ascii="Consolas" w:hAnsi="Consolas"/>
+                <w:sz w:val="15"/>
+              </w:rPr>
               <w:br/>
               <w:t xml:space="preserve">    scanf("%d", &amp;p-&gt;priority);</w:t>
-              <w:br/>
+            </w:r>
+            <w:r>
+              <w:rPr>
+                <w:rFonts w:ascii="Consolas" w:hAnsi="Consolas"/>
+                <w:sz w:val="15"/>
+              </w:rPr>
+              <w:br/>
+            </w:r>
+            <w:r>
+              <w:rPr>
+                <w:rFonts w:ascii="Consolas" w:hAnsi="Consolas"/>
+                <w:sz w:val="15"/>
+              </w:rPr>
               <w:br/>
               <w:t xml:space="preserve">    p-&gt;next = NULL;</w:t>
-              <w:br/>
+            </w:r>
+            <w:r>
+              <w:rPr>
+                <w:rFonts w:ascii="Consolas" w:hAnsi="Consolas"/>
+                <w:sz w:val="15"/>
+              </w:rPr>
+              <w:br/>
+            </w:r>
+            <w:r>
+              <w:rPr>
+                <w:rFonts w:ascii="Consolas" w:hAnsi="Consolas"/>
+                <w:sz w:val="15"/>
+              </w:rPr>
               <w:br/>
               <w:t xml:space="preserve">    </w:t>
+            </w:r>
+            <w:r>
+              <w:rPr>
+                <w:rFonts w:ascii="Consolas" w:hAnsi="Consolas"/>
+                <w:sz w:val="15"/>
+              </w:rPr>
               <w:br/>
               <w:t xml:space="preserve">    if (head == NULL || p-&gt;priority &gt; head-&gt;priority) {</w:t>
+            </w:r>
+            <w:r>
+              <w:rPr>
+                <w:rFonts w:ascii="Consolas" w:hAnsi="Consolas"/>
+                <w:sz w:val="15"/>
+              </w:rPr>
               <w:br/>
               <w:t xml:space="preserve">        p-&gt;next = head;</w:t>
+            </w:r>
+            <w:r>
+              <w:rPr>
+                <w:rFonts w:ascii="Consolas" w:hAnsi="Consolas"/>
+                <w:sz w:val="15"/>
+              </w:rPr>
               <w:br/>
               <w:t xml:space="preserve">        head = p;</w:t>
+            </w:r>
+            <w:r>
+              <w:rPr>
+                <w:rFonts w:ascii="Consolas" w:hAnsi="Consolas"/>
+                <w:sz w:val="15"/>
+              </w:rPr>
               <w:br/>
               <w:t xml:space="preserve">    }</w:t>
+            </w:r>
+            <w:r>
+              <w:rPr>
+                <w:rFonts w:ascii="Consolas" w:hAnsi="Consolas"/>
+                <w:sz w:val="15"/>
+              </w:rPr>
               <w:br/>
               <w:t xml:space="preserve">    else {</w:t>
+            </w:r>
+            <w:r>
+              <w:rPr>
+                <w:rFonts w:ascii="Consolas" w:hAnsi="Consolas"/>
+                <w:sz w:val="15"/>
+              </w:rPr>
               <w:br/>
               <w:t xml:space="preserve">        temp = head;</w:t>
-              <w:br/>
+            </w:r>
+            <w:r>
+              <w:rPr>
+                <w:rFonts w:ascii="Consolas" w:hAnsi="Consolas"/>
+                <w:sz w:val="15"/>
+              </w:rPr>
+              <w:br/>
+            </w:r>
+            <w:r>
+              <w:rPr>
+                <w:rFonts w:ascii="Consolas" w:hAnsi="Consolas"/>
+                <w:sz w:val="15"/>
+              </w:rPr>
               <w:br/>
               <w:t xml:space="preserve">       </w:t>
+            </w:r>
+            <w:r>
+              <w:rPr>
+                <w:rFonts w:ascii="Consolas" w:hAnsi="Consolas"/>
+                <w:sz w:val="15"/>
+              </w:rPr>
               <w:br/>
               <w:t xml:space="preserve">        while (temp-&gt;next != NULL &amp;&amp;</w:t>
+            </w:r>
+            <w:r>
+              <w:rPr>
+                <w:rFonts w:ascii="Consolas" w:hAnsi="Consolas"/>
+                <w:sz w:val="15"/>
+              </w:rPr>
               <w:br/>
               <w:t xml:space="preserve">            temp-&gt;next-&gt;priority &gt;= p-&gt;priority) {</w:t>
+            </w:r>
+            <w:r>
+              <w:rPr>
+                <w:rFonts w:ascii="Consolas" w:hAnsi="Consolas"/>
+                <w:sz w:val="15"/>
+              </w:rPr>
               <w:br/>
               <w:t xml:space="preserve">            temp = temp-&gt;next;</w:t>
+            </w:r>
+            <w:r>
+              <w:rPr>
+                <w:rFonts w:ascii="Consolas" w:hAnsi="Consolas"/>
+                <w:sz w:val="15"/>
+              </w:rPr>
               <w:br/>
               <w:t xml:space="preserve">        }</w:t>
-              <w:br/>
-              <w:br/>
+            </w:r>
+            <w:r>
+              <w:rPr>
+                <w:rFonts w:ascii="Consolas" w:hAnsi="Consolas"/>
+                <w:sz w:val="15"/>
+              </w:rPr>
+              <w:br/>
+            </w:r>
+            <w:r>
+              <w:rPr>
+                <w:rFonts w:ascii="Consolas" w:hAnsi="Consolas"/>
+                <w:sz w:val="15"/>
+              </w:rPr>
+              <w:br/>
+            </w:r>
+            <w:r>
+              <w:rPr>
+                <w:rFonts w:ascii="Consolas" w:hAnsi="Consolas"/>
+                <w:sz w:val="15"/>
+              </w:rPr>
+              <w:lastRenderedPageBreak/>
               <w:t xml:space="preserve">        p-&gt;next = temp-&gt;next;</w:t>
+            </w:r>
+            <w:r>
+              <w:rPr>
+                <w:rFonts w:ascii="Consolas" w:hAnsi="Consolas"/>
+                <w:sz w:val="15"/>
+              </w:rPr>
               <w:br/>
               <w:t xml:space="preserve">        temp-&gt;next = p;</w:t>
+            </w:r>
+            <w:r>
+              <w:rPr>
+                <w:rFonts w:ascii="Consolas" w:hAnsi="Consolas"/>
+                <w:sz w:val="15"/>
+              </w:rPr>
               <w:br/>
               <w:t xml:space="preserve">    }</w:t>
-              <w:br/>
-              <w:br/>
-              <w:t xml:space="preserve">    printf("Элемент добавлен\n");</w:t>
+            </w:r>
+            <w:r>
+              <w:rPr>
+                <w:rFonts w:ascii="Consolas" w:hAnsi="Consolas"/>
+                <w:sz w:val="15"/>
+              </w:rPr>
+              <w:br/>
+            </w:r>
+            <w:r>
+              <w:rPr>
+                <w:rFonts w:ascii="Consolas" w:hAnsi="Consolas"/>
+                <w:sz w:val="15"/>
+              </w:rPr>
+              <w:br/>
+              <w:t xml:space="preserve">    printf("Элеме</w:t>
+            </w:r>
+            <w:r>
+              <w:rPr>
+                <w:rFonts w:ascii="Consolas" w:hAnsi="Consolas"/>
+                <w:sz w:val="15"/>
+              </w:rPr>
+              <w:t>нт добавлен\n");</w:t>
+            </w:r>
+            <w:r>
+              <w:rPr>
+                <w:rFonts w:ascii="Consolas" w:hAnsi="Consolas"/>
+                <w:sz w:val="15"/>
+              </w:rPr>
               <w:br/>
               <w:t>}</w:t>
-              <w:br/>
-              <w:br/>
+            </w:r>
+            <w:r>
+              <w:rPr>
+                <w:rFonts w:ascii="Consolas" w:hAnsi="Consolas"/>
+                <w:sz w:val="15"/>
+              </w:rPr>
+              <w:br/>
+            </w:r>
+            <w:r>
+              <w:rPr>
+                <w:rFonts w:ascii="Consolas" w:hAnsi="Consolas"/>
+                <w:sz w:val="15"/>
+              </w:rPr>
+              <w:br/>
+            </w:r>
+            <w:r>
+              <w:rPr>
+                <w:rFonts w:ascii="Consolas" w:hAnsi="Consolas"/>
+                <w:sz w:val="15"/>
+              </w:rPr>
               <w:br/>
               <w:t>void review()</w:t>
+            </w:r>
+            <w:r>
+              <w:rPr>
+                <w:rFonts w:ascii="Consolas" w:hAnsi="Consolas"/>
+                <w:sz w:val="15"/>
+              </w:rPr>
               <w:br/>
               <w:t>{</w:t>
+            </w:r>
+            <w:r>
+              <w:rPr>
+                <w:rFonts w:ascii="Consolas" w:hAnsi="Consolas"/>
+                <w:sz w:val="15"/>
+              </w:rPr>
               <w:br/>
               <w:t xml:space="preserve">    struct node* temp = head;</w:t>
-              <w:br/>
+            </w:r>
+            <w:r>
+              <w:rPr>
+                <w:rFonts w:ascii="Consolas" w:hAnsi="Consolas"/>
+                <w:sz w:val="15"/>
+              </w:rPr>
+              <w:br/>
+            </w:r>
+            <w:r>
+              <w:rPr>
+                <w:rFonts w:ascii="Consolas" w:hAnsi="Consolas"/>
+                <w:sz w:val="15"/>
+              </w:rPr>
               <w:br/>
               <w:t xml:space="preserve">    if (head == NULL) {</w:t>
+            </w:r>
+            <w:r>
+              <w:rPr>
+                <w:rFonts w:ascii="Consolas" w:hAnsi="Consolas"/>
+                <w:sz w:val="15"/>
+              </w:rPr>
               <w:br/>
               <w:t xml:space="preserve">        printf("Очередь пуста\n");</w:t>
+            </w:r>
+            <w:r>
+              <w:rPr>
+                <w:rFonts w:ascii="Consolas" w:hAnsi="Consolas"/>
+                <w:sz w:val="15"/>
+              </w:rPr>
               <w:br/>
               <w:t xml:space="preserve">        return;</w:t>
+            </w:r>
+            <w:r>
+              <w:rPr>
+                <w:rFonts w:ascii="Consolas" w:hAnsi="Consolas"/>
+                <w:sz w:val="15"/>
+              </w:rPr>
               <w:br/>
               <w:t xml:space="preserve">    }</w:t>
-              <w:br/>
+            </w:r>
+            <w:r>
+              <w:rPr>
+                <w:rFonts w:ascii="Consolas" w:hAnsi="Consolas"/>
+                <w:sz w:val="15"/>
+              </w:rPr>
+              <w:br/>
+            </w:r>
+            <w:r>
+              <w:rPr>
+                <w:rFonts w:ascii="Consolas" w:hAnsi="Consolas"/>
+                <w:sz w:val="15"/>
+              </w:rPr>
               <w:br/>
               <w:t xml:space="preserve">    while (temp != NULL) {</w:t>
+            </w:r>
+            <w:r>
+              <w:rPr>
+                <w:rFonts w:ascii="Consolas" w:hAnsi="Consolas"/>
+                <w:sz w:val="15"/>
+              </w:rPr>
               <w:br/>
               <w:t xml:space="preserve">        printf("Имя: %s, приоритет: %d\n",</w:t>
-              <w:br/>
-              <w:t xml:space="preserve">            temp-&gt;name, temp-&gt;priority);</w:t>
+            </w:r>
+            <w:r>
+              <w:rPr>
+                <w:rFonts w:ascii="Consolas" w:hAnsi="Consolas"/>
+                <w:sz w:val="15"/>
+              </w:rPr>
+              <w:br/>
+              <w:t xml:space="preserve">            temp-&gt;name, temp-&gt;priori</w:t>
+            </w:r>
+            <w:r>
+              <w:rPr>
+                <w:rFonts w:ascii="Consolas" w:hAnsi="Consolas"/>
+                <w:sz w:val="15"/>
+              </w:rPr>
+              <w:t>ty);</w:t>
+            </w:r>
+            <w:r>
+              <w:rPr>
+                <w:rFonts w:ascii="Consolas" w:hAnsi="Consolas"/>
+                <w:sz w:val="15"/>
+              </w:rPr>
               <w:br/>
               <w:t xml:space="preserve">        temp = temp-&gt;next;</w:t>
+            </w:r>
+            <w:r>
+              <w:rPr>
+                <w:rFonts w:ascii="Consolas" w:hAnsi="Consolas"/>
+                <w:sz w:val="15"/>
+              </w:rPr>
               <w:br/>
               <w:t xml:space="preserve">    }</w:t>
+            </w:r>
+            <w:r>
+              <w:rPr>
+                <w:rFonts w:ascii="Consolas" w:hAnsi="Consolas"/>
+                <w:sz w:val="15"/>
+              </w:rPr>
               <w:br/>
               <w:t>}</w:t>
-              <w:br/>
-              <w:br/>
+            </w:r>
+            <w:r>
+              <w:rPr>
+                <w:rFonts w:ascii="Consolas" w:hAnsi="Consolas"/>
+                <w:sz w:val="15"/>
+              </w:rPr>
+              <w:br/>
+            </w:r>
+            <w:r>
+              <w:rPr>
+                <w:rFonts w:ascii="Consolas" w:hAnsi="Consolas"/>
+                <w:sz w:val="15"/>
+              </w:rPr>
+              <w:br/>
+            </w:r>
+            <w:r>
+              <w:rPr>
+                <w:rFonts w:ascii="Consolas" w:hAnsi="Consolas"/>
+                <w:sz w:val="15"/>
+              </w:rPr>
               <w:br/>
               <w:t>void clear()</w:t>
+            </w:r>
+            <w:r>
+              <w:rPr>
+                <w:rFonts w:ascii="Consolas" w:hAnsi="Consolas"/>
+                <w:sz w:val="15"/>
+              </w:rPr>
               <w:br/>
               <w:t>{</w:t>
+            </w:r>
+            <w:r>
+              <w:rPr>
+                <w:rFonts w:ascii="Consolas" w:hAnsi="Consolas"/>
+                <w:sz w:val="15"/>
+              </w:rPr>
               <w:br/>
               <w:t xml:space="preserve">    struct node* temp;</w:t>
-              <w:br/>
+            </w:r>
+            <w:r>
+              <w:rPr>
+                <w:rFonts w:ascii="Consolas" w:hAnsi="Consolas"/>
+                <w:sz w:val="15"/>
+              </w:rPr>
+              <w:br/>
+            </w:r>
+            <w:r>
+              <w:rPr>
+                <w:rFonts w:ascii="Consolas" w:hAnsi="Consolas"/>
+                <w:sz w:val="15"/>
+              </w:rPr>
               <w:br/>
               <w:t xml:space="preserve">    while (head != NULL) {</w:t>
+            </w:r>
+            <w:r>
+              <w:rPr>
+                <w:rFonts w:ascii="Consolas" w:hAnsi="Consolas"/>
+                <w:sz w:val="15"/>
+              </w:rPr>
               <w:br/>
               <w:t xml:space="preserve">        temp = head;</w:t>
+            </w:r>
+            <w:r>
+              <w:rPr>
+                <w:rFonts w:ascii="Consolas" w:hAnsi="Consolas"/>
+                <w:sz w:val="15"/>
+              </w:rPr>
               <w:br/>
               <w:t xml:space="preserve">        head = head-&gt;next;</w:t>
+            </w:r>
+            <w:r>
+              <w:rPr>
+                <w:rFonts w:ascii="Consolas" w:hAnsi="Consolas"/>
+                <w:sz w:val="15"/>
+              </w:rPr>
               <w:br/>
               <w:t xml:space="preserve">        free(temp);</w:t>
+            </w:r>
+            <w:r>
+              <w:rPr>
+                <w:rFonts w:ascii="Consolas" w:hAnsi="Consolas"/>
+                <w:sz w:val="15"/>
+              </w:rPr>
               <w:br/>
               <w:t xml:space="preserve">    }</w:t>
+            </w:r>
+            <w:r>
+              <w:rPr>
+                <w:rFonts w:ascii="Consolas" w:hAnsi="Consolas"/>
+                <w:sz w:val="15"/>
+              </w:rPr>
               <w:br/>
               <w:t>}</w:t>
-              <w:br/>
+            </w:r>
+            <w:r>
+              <w:rPr>
+                <w:rFonts w:ascii="Consolas" w:hAnsi="Consolas"/>
+                <w:sz w:val="15"/>
+              </w:rPr>
+              <w:br/>
+            </w:r>
+            <w:r>
+              <w:rPr>
+                <w:rFonts w:ascii="Consolas" w:hAnsi="Consolas"/>
+                <w:sz w:val="15"/>
+              </w:rPr>
               <w:br/>
               <w:t>int main()</w:t>
+            </w:r>
+            <w:r>
+              <w:rPr>
+                <w:rFonts w:ascii="Consolas" w:hAnsi="Consolas"/>
+                <w:sz w:val="15"/>
+              </w:rPr>
               <w:br/>
               <w:t>{</w:t>
-              <w:br/>
+            </w:r>
+            <w:r>
+              <w:rPr>
+                <w:rFonts w:ascii="Consolas" w:hAnsi="Consolas"/>
+                <w:sz w:val="15"/>
+              </w:rPr>
+              <w:br/>
+            </w:r>
+            <w:r>
+              <w:rPr>
+                <w:rFonts w:ascii="Consolas" w:hAnsi="Consolas"/>
+                <w:sz w:val="15"/>
+              </w:rPr>
               <w:tab/>
               <w:t>setlocale(LC_ALL, "Russian");</w:t>
+            </w:r>
+            <w:r>
+              <w:rPr>
+                <w:rFonts w:ascii="Consolas" w:hAnsi="Consolas"/>
+                <w:sz w:val="15"/>
+              </w:rPr>
               <w:br/>
               <w:t xml:space="preserve">    int choice;</w:t>
-              <w:br/>
+            </w:r>
+            <w:r>
+              <w:rPr>
+                <w:rFonts w:ascii="Consolas" w:hAnsi="Consolas"/>
+                <w:sz w:val="15"/>
+              </w:rPr>
+              <w:br/>
+            </w:r>
+            <w:r>
+              <w:rPr>
+                <w:rFonts w:ascii="Consolas" w:hAnsi="Consolas"/>
+                <w:sz w:val="15"/>
+              </w:rPr>
               <w:br/>
               <w:t xml:space="preserve">    do {</w:t>
-              <w:br/>
-              <w:t xml:space="preserve">        printf("\n1. Добавить элемент\n");</w:t>
+            </w:r>
+            <w:r>
+              <w:rPr>
+                <w:rFonts w:ascii="Consolas" w:hAnsi="Consolas"/>
+                <w:sz w:val="15"/>
+              </w:rPr>
+              <w:br/>
+              <w:t xml:space="preserve"> </w:t>
+            </w:r>
+            <w:r>
+              <w:rPr>
+                <w:rFonts w:ascii="Consolas" w:hAnsi="Consolas"/>
+                <w:sz w:val="15"/>
+              </w:rPr>
+              <w:t xml:space="preserve">       printf("\n1. Добавить элемент\n");</w:t>
+            </w:r>
+            <w:r>
+              <w:rPr>
+                <w:rFonts w:ascii="Consolas" w:hAnsi="Consolas"/>
+                <w:sz w:val="15"/>
+              </w:rPr>
               <w:br/>
               <w:t xml:space="preserve">        printf("2. Просмотреть очередь\n");</w:t>
+            </w:r>
+            <w:r>
+              <w:rPr>
+                <w:rFonts w:ascii="Consolas" w:hAnsi="Consolas"/>
+                <w:sz w:val="15"/>
+              </w:rPr>
               <w:br/>
               <w:t xml:space="preserve">        printf("0. Выход\n");</w:t>
+            </w:r>
+            <w:r>
+              <w:rPr>
+                <w:rFonts w:ascii="Consolas" w:hAnsi="Consolas"/>
+                <w:sz w:val="15"/>
+              </w:rPr>
               <w:br/>
               <w:t xml:space="preserve">        printf("Ваш выбор: ");</w:t>
+            </w:r>
+            <w:r>
+              <w:rPr>
+                <w:rFonts w:ascii="Consolas" w:hAnsi="Consolas"/>
+                <w:sz w:val="15"/>
+              </w:rPr>
               <w:br/>
               <w:t xml:space="preserve">        scanf("%d", &amp;choice);</w:t>
-              <w:br/>
+            </w:r>
+            <w:r>
+              <w:rPr>
+                <w:rFonts w:ascii="Consolas" w:hAnsi="Consolas"/>
+                <w:sz w:val="15"/>
+              </w:rPr>
+              <w:br/>
+            </w:r>
+            <w:r>
+              <w:rPr>
+                <w:rFonts w:ascii="Consolas" w:hAnsi="Consolas"/>
+                <w:sz w:val="15"/>
+              </w:rPr>
               <w:br/>
               <w:t xml:space="preserve">        switch (choice) {</w:t>
+            </w:r>
+            <w:r>
+              <w:rPr>
+                <w:rFonts w:ascii="Consolas" w:hAnsi="Consolas"/>
+                <w:sz w:val="15"/>
+              </w:rPr>
               <w:br/>
               <w:t xml:space="preserve">        case 1:</w:t>
+            </w:r>
+            <w:r>
+              <w:rPr>
+                <w:rFonts w:ascii="Consolas" w:hAnsi="Consolas"/>
+                <w:sz w:val="15"/>
+              </w:rPr>
               <w:br/>
               <w:t xml:space="preserve">            add();</w:t>
+            </w:r>
+            <w:r>
+              <w:rPr>
+                <w:rFonts w:ascii="Consolas" w:hAnsi="Consolas"/>
+                <w:sz w:val="15"/>
+              </w:rPr>
+              <w:br/>
+              <w:t xml:space="preserve">            break</w:t>
+            </w:r>
+            <w:r>
+              <w:rPr>
+                <w:rFonts w:ascii="Consolas" w:hAnsi="Consolas"/>
+                <w:sz w:val="15"/>
+              </w:rPr>
+              <w:t>;</w:t>
+            </w:r>
+            <w:r>
+              <w:rPr>
+                <w:rFonts w:ascii="Consolas" w:hAnsi="Consolas"/>
+                <w:sz w:val="15"/>
+              </w:rPr>
+              <w:br/>
+              <w:t xml:space="preserve">        case 2:</w:t>
+            </w:r>
+            <w:r>
+              <w:rPr>
+                <w:rFonts w:ascii="Consolas" w:hAnsi="Consolas"/>
+                <w:sz w:val="15"/>
+              </w:rPr>
+              <w:br/>
+              <w:t xml:space="preserve">            review();</w:t>
+            </w:r>
+            <w:r>
+              <w:rPr>
+                <w:rFonts w:ascii="Consolas" w:hAnsi="Consolas"/>
+                <w:sz w:val="15"/>
+              </w:rPr>
               <w:br/>
               <w:t xml:space="preserve">            break;</w:t>
-              <w:br/>
-              <w:t xml:space="preserve">        case 2:</w:t>
-              <w:br/>
-              <w:t xml:space="preserve">            review();</w:t>
+            </w:r>
+            <w:r>
+              <w:rPr>
+                <w:rFonts w:ascii="Consolas" w:hAnsi="Consolas"/>
+                <w:sz w:val="15"/>
+              </w:rPr>
+              <w:br/>
+              <w:t xml:space="preserve">        case 0:</w:t>
+            </w:r>
+            <w:r>
+              <w:rPr>
+                <w:rFonts w:ascii="Consolas" w:hAnsi="Consolas"/>
+                <w:sz w:val="15"/>
+              </w:rPr>
+              <w:br/>
+              <w:t xml:space="preserve">            clear();</w:t>
+            </w:r>
+            <w:r>
+              <w:rPr>
+                <w:rFonts w:ascii="Consolas" w:hAnsi="Consolas"/>
+                <w:sz w:val="15"/>
+              </w:rPr>
+              <w:br/>
+              <w:t xml:space="preserve">            printf("Выход\n");</w:t>
+            </w:r>
+            <w:r>
+              <w:rPr>
+                <w:rFonts w:ascii="Consolas" w:hAnsi="Consolas"/>
+                <w:sz w:val="15"/>
+              </w:rPr>
               <w:br/>
               <w:t xml:space="preserve">            break;</w:t>
-              <w:br/>
-              <w:t xml:space="preserve">        case 0:</w:t>
-              <w:br/>
-              <w:t xml:space="preserve">            clear();</w:t>
-              <w:br/>
-              <w:t xml:space="preserve">            printf("Выход\n");</w:t>
-              <w:br/>
-              <w:t xml:space="preserve">            break;</w:t>
+            </w:r>
+            <w:r>
+              <w:rPr>
+                <w:rFonts w:ascii="Consolas" w:hAnsi="Consolas"/>
+                <w:sz w:val="15"/>
+              </w:rPr>
               <w:br/>
               <w:t xml:space="preserve">        default:</w:t>
+            </w:r>
+            <w:r>
+              <w:rPr>
+                <w:rFonts w:ascii="Consolas" w:hAnsi="Consolas"/>
+                <w:sz w:val="15"/>
+              </w:rPr>
               <w:br/>
               <w:t xml:space="preserve">            printf("Неверный выбор\n");</w:t>
+            </w:r>
+            <w:r>
+              <w:rPr>
+                <w:rFonts w:ascii="Consolas" w:hAnsi="Consolas"/>
+                <w:sz w:val="15"/>
+              </w:rPr>
               <w:br/>
               <w:t xml:space="preserve">        }</w:t>
-              <w:br/>
+            </w:r>
+            <w:r>
+              <w:rPr>
+                <w:rFonts w:ascii="Consolas" w:hAnsi="Consolas"/>
+                <w:sz w:val="15"/>
+              </w:rPr>
+              <w:br/>
+            </w:r>
+            <w:r>
+              <w:rPr>
+                <w:rFonts w:ascii="Consolas" w:hAnsi="Consolas"/>
+                <w:sz w:val="15"/>
+              </w:rPr>
               <w:br/>
               <w:t xml:space="preserve">    } while (choice != 0);</w:t>
-              <w:br/>
+            </w:r>
+            <w:r>
+              <w:rPr>
+                <w:rFonts w:ascii="Consolas" w:hAnsi="Consolas"/>
+                <w:sz w:val="15"/>
+              </w:rPr>
+              <w:br/>
+            </w:r>
+            <w:r>
+              <w:rPr>
+                <w:rFonts w:ascii="Consolas" w:hAnsi="Consolas"/>
+                <w:sz w:val="15"/>
+              </w:rPr>
               <w:br/>
               <w:t xml:space="preserve">    return 0;</w:t>
-              <w:br/>
+            </w:r>
+            <w:r>
+              <w:rPr>
+                <w:rFonts w:ascii="Consolas" w:hAnsi="Consolas"/>
+                <w:sz w:val="15"/>
+              </w:rPr>
+              <w:br/>
+            </w:r>
+            <w:r>
+              <w:rPr>
+                <w:rFonts w:ascii="Consolas" w:hAnsi="Consolas"/>
+                <w:sz w:val="15"/>
+              </w:rPr>
               <w:t>}</w:t>
+            </w:r>
+            <w:r>
+              <w:rPr>
+                <w:rFonts w:ascii="Consolas" w:hAnsi="Consolas"/>
+                <w:sz w:val="15"/>
+              </w:rPr>
               <w:br/>
             </w:r>
           </w:p>
@@ -699,22 +1538,28 @@
         <w:jc w:val="center"/>
       </w:pPr>
       <w:r>
+        <w:rPr>
+          <w:noProof/>
+          <w:lang w:val="ru-RU" w:eastAsia="ru-RU"/>
+        </w:rPr>
+        <w:lastRenderedPageBreak/>
         <w:drawing>
-          <wp:inline xmlns:a="http://schemas.openxmlformats.org/drawingml/2006/main" xmlns:pic="http://schemas.openxmlformats.org/drawingml/2006/picture">
+          <wp:inline distT="0" distB="0" distL="0" distR="0">
             <wp:extent cx="5760000" cy="1922400"/>
+            <wp:effectExtent l="0" t="0" r="0" b="0"/>
             <wp:docPr id="1" name="Picture 1"/>
             <wp:cNvGraphicFramePr>
-              <a:graphicFrameLocks noChangeAspect="1"/>
+              <a:graphicFrameLocks xmlns:a="http://schemas.openxmlformats.org/drawingml/2006/main" noChangeAspect="1"/>
             </wp:cNvGraphicFramePr>
-            <a:graphic>
+            <a:graphic xmlns:a="http://schemas.openxmlformats.org/drawingml/2006/main">
               <a:graphicData uri="http://schemas.openxmlformats.org/drawingml/2006/picture">
-                <pic:pic>
+                <pic:pic xmlns:pic="http://schemas.openxmlformats.org/drawingml/2006/picture">
                   <pic:nvPicPr>
                     <pic:cNvPr id="0" name="task1_result.png"/>
                     <pic:cNvPicPr/>
                   </pic:nvPicPr>
                   <pic:blipFill>
-                    <a:blip r:embed="rId12"/>
+                    <a:blip r:embed="rId6"/>
                     <a:stretch>
                       <a:fillRect/>
                     </a:stretch>
@@ -724,7 +1569,9 @@
                       <a:off x="0" y="0"/>
                       <a:ext cx="5760000" cy="1922400"/>
                     </a:xfrm>
-                    <a:prstGeom prst="rect"/>
+                    <a:prstGeom prst="rect">
+                      <a:avLst/>
+                    </a:prstGeom>
                   </pic:spPr>
                 </pic:pic>
               </a:graphicData>
@@ -737,31 +1584,47 @@
       <w:pPr>
         <w:spacing w:before="80" w:after="80"/>
         <w:jc w:val="center"/>
+        <w:rPr>
+          <w:szCs w:val="28"/>
+          <w:lang w:val="ru-RU"/>
+        </w:rPr>
       </w:pPr>
       <w:r>
         <w:rPr>
-          <w:rFonts w:ascii="Times New Roman" w:hAnsi="Times New Roman"/>
-          <w:sz w:val="24"/>
+          <w:szCs w:val="28"/>
+          <w:lang w:val="ru-RU"/>
         </w:rPr>
         <w:t>Рисунок 1 — Результат контрольного запуска задания 1</w:t>
       </w:r>
     </w:p>
     <w:p>
       <w:pPr>
-        <w:spacing w:line="360" w:lineRule="auto" w:after="0"/>
+        <w:spacing w:after="0" w:line="360" w:lineRule="auto"/>
         <w:ind w:firstLine="709"/>
         <w:jc w:val="both"/>
+        <w:rPr>
+          <w:szCs w:val="28"/>
+          <w:lang w:val="ru-RU"/>
+        </w:rPr>
       </w:pPr>
       <w:r>
         <w:rPr>
-          <w:rFonts w:ascii="Times New Roman" w:hAnsi="Times New Roman"/>
-          <w:sz w:val="28"/>
+          <w:szCs w:val="28"/>
+          <w:lang w:val="ru-RU"/>
         </w:rPr>
         <w:t>Очередь выведена в порядке 5, 3, 1, что подтверждает корректную вставку с учётом приоритета.</w:t>
       </w:r>
     </w:p>
     <w:p>
+      <w:pPr>
+        <w:rPr>
+          <w:lang w:val="ru-RU"/>
+        </w:rPr>
+      </w:pPr>
       <w:r>
+        <w:rPr>
+          <w:lang w:val="ru-RU"/>
+        </w:rPr>
         <w:br w:type="page"/>
       </w:r>
     </w:p>
@@ -770,70 +1633,224 @@
         <w:keepNext/>
         <w:spacing w:before="160" w:after="160"/>
         <w:jc w:val="center"/>
+        <w:rPr>
+          <w:szCs w:val="28"/>
+          <w:lang w:val="ru-RU"/>
+        </w:rPr>
       </w:pPr>
       <w:r>
         <w:rPr>
-          <w:rFonts w:ascii="Times New Roman" w:hAnsi="Times New Roman"/>
-          <w:b/>
-          <w:sz w:val="32"/>
-        </w:rPr>
-        <w:t>2. Очередь FIFO</w:t>
+          <w:szCs w:val="28"/>
+          <w:lang w:val="ru-RU"/>
+        </w:rPr>
+        <w:lastRenderedPageBreak/>
+        <w:t xml:space="preserve">2. Очередь </w:t>
+      </w:r>
+      <w:r>
+        <w:rPr>
+          <w:szCs w:val="28"/>
+        </w:rPr>
+        <w:t>FIFO</w:t>
       </w:r>
     </w:p>
     <w:p>
       <w:pPr>
-        <w:spacing w:line="360" w:lineRule="auto" w:after="0"/>
+        <w:spacing w:after="0" w:line="360" w:lineRule="auto"/>
         <w:ind w:firstLine="709"/>
         <w:jc w:val="both"/>
+        <w:rPr>
+          <w:szCs w:val="28"/>
+          <w:lang w:val="ru-RU"/>
+        </w:rPr>
       </w:pPr>
       <w:r>
         <w:rPr>
-          <w:rFonts w:ascii="Times New Roman" w:hAnsi="Times New Roman"/>
-          <w:b/>
-          <w:sz w:val="28"/>
+          <w:szCs w:val="28"/>
+          <w:lang w:val="ru-RU"/>
         </w:rPr>
         <w:t xml:space="preserve">Задание: </w:t>
       </w:r>
       <w:r>
         <w:rPr>
-          <w:rFonts w:ascii="Times New Roman" w:hAnsi="Times New Roman"/>
-          <w:sz w:val="28"/>
-        </w:rPr>
-        <w:t>Реализовать обычную очередь с операциями добавления, удаления и просмотра. Элементы должны обрабатываться по принципу «первым пришёл — первым вышел».</w:t>
+          <w:szCs w:val="28"/>
+          <w:lang w:val="ru-RU"/>
+        </w:rPr>
+        <w:t xml:space="preserve">Реализовать обычную очередь с операциями добавления, удаления и просмотра. </w:t>
+      </w:r>
+      <w:r>
+        <w:rPr>
+          <w:szCs w:val="28"/>
+          <w:lang w:val="ru-RU"/>
+        </w:rPr>
+        <w:t>Элементы должны обрабатываться по принципу «первым пришёл — первым вышел».</w:t>
       </w:r>
     </w:p>
     <w:p>
       <w:pPr>
-        <w:spacing w:line="360" w:lineRule="auto" w:after="0"/>
+        <w:spacing w:after="0" w:line="360" w:lineRule="auto"/>
         <w:ind w:firstLine="709"/>
         <w:jc w:val="both"/>
+        <w:rPr>
+          <w:szCs w:val="28"/>
+          <w:lang w:val="ru-RU"/>
+        </w:rPr>
       </w:pPr>
       <w:r>
         <w:rPr>
-          <w:rFonts w:ascii="Times New Roman" w:hAnsi="Times New Roman"/>
-          <w:sz w:val="28"/>
-        </w:rPr>
-        <w:t>Для очереди используются два указателя: head на первый узел и last на последний. Новый узел присоединяется к концу, а удаление выполняется из начала. Поэтому add() и del() имеют сложность O(1), а просмотр всей очереди — O(n).</w:t>
+          <w:szCs w:val="28"/>
+          <w:lang w:val="ru-RU"/>
+        </w:rPr>
+        <w:t xml:space="preserve">Для очереди используются два указателя: </w:t>
+      </w:r>
+      <w:r>
+        <w:rPr>
+          <w:szCs w:val="28"/>
+        </w:rPr>
+        <w:t>head</w:t>
+      </w:r>
+      <w:r>
+        <w:rPr>
+          <w:szCs w:val="28"/>
+          <w:lang w:val="ru-RU"/>
+        </w:rPr>
+        <w:t xml:space="preserve"> на первый узел и </w:t>
+      </w:r>
+      <w:r>
+        <w:rPr>
+          <w:szCs w:val="28"/>
+        </w:rPr>
+        <w:t>last</w:t>
+      </w:r>
+      <w:r>
+        <w:rPr>
+          <w:szCs w:val="28"/>
+          <w:lang w:val="ru-RU"/>
+        </w:rPr>
+        <w:t xml:space="preserve"> на последний. Новый узел присоединяется к концу, а удаление выполняется из начала. Поэтому </w:t>
+      </w:r>
+      <w:proofErr w:type="gramStart"/>
+      <w:r>
+        <w:rPr>
+          <w:szCs w:val="28"/>
+        </w:rPr>
+        <w:t>add</w:t>
+      </w:r>
+      <w:r>
+        <w:rPr>
+          <w:szCs w:val="28"/>
+          <w:lang w:val="ru-RU"/>
+        </w:rPr>
+        <w:t>(</w:t>
+      </w:r>
+      <w:proofErr w:type="gramEnd"/>
+      <w:r>
+        <w:rPr>
+          <w:szCs w:val="28"/>
+          <w:lang w:val="ru-RU"/>
+        </w:rPr>
+        <w:t xml:space="preserve">) и </w:t>
+      </w:r>
+      <w:r>
+        <w:rPr>
+          <w:szCs w:val="28"/>
+        </w:rPr>
+        <w:t>del</w:t>
+      </w:r>
+      <w:r>
+        <w:rPr>
+          <w:szCs w:val="28"/>
+          <w:lang w:val="ru-RU"/>
+        </w:rPr>
+        <w:t>() имеют сло</w:t>
+      </w:r>
+      <w:r>
+        <w:rPr>
+          <w:szCs w:val="28"/>
+          <w:lang w:val="ru-RU"/>
+        </w:rPr>
+        <w:t xml:space="preserve">жность </w:t>
+      </w:r>
+      <w:r>
+        <w:rPr>
+          <w:szCs w:val="28"/>
+        </w:rPr>
+        <w:t>O</w:t>
+      </w:r>
+      <w:r>
+        <w:rPr>
+          <w:szCs w:val="28"/>
+          <w:lang w:val="ru-RU"/>
+        </w:rPr>
+        <w:t xml:space="preserve">(1), а просмотр всей очереди — </w:t>
+      </w:r>
+      <w:r>
+        <w:rPr>
+          <w:szCs w:val="28"/>
+        </w:rPr>
+        <w:t>O</w:t>
+      </w:r>
+      <w:r>
+        <w:rPr>
+          <w:szCs w:val="28"/>
+          <w:lang w:val="ru-RU"/>
+        </w:rPr>
+        <w:t>(</w:t>
+      </w:r>
+      <w:r>
+        <w:rPr>
+          <w:szCs w:val="28"/>
+        </w:rPr>
+        <w:t>n</w:t>
+      </w:r>
+      <w:r>
+        <w:rPr>
+          <w:szCs w:val="28"/>
+          <w:lang w:val="ru-RU"/>
+        </w:rPr>
+        <w:t>).</w:t>
       </w:r>
     </w:p>
     <w:p>
       <w:pPr>
         <w:spacing w:before="80" w:after="80"/>
         <w:jc w:val="center"/>
+        <w:rPr>
+          <w:szCs w:val="28"/>
+        </w:rPr>
       </w:pPr>
+      <w:proofErr w:type="spellStart"/>
       <w:r>
         <w:rPr>
-          <w:rFonts w:ascii="Times New Roman" w:hAnsi="Times New Roman"/>
-          <w:sz w:val="24"/>
-        </w:rPr>
-        <w:t>Листинг 2 — Программа «Очередь FIFO»</w:t>
+          <w:szCs w:val="28"/>
+        </w:rPr>
+        <w:t>Листинг</w:t>
+      </w:r>
+      <w:proofErr w:type="spellEnd"/>
+      <w:r>
+        <w:rPr>
+          <w:szCs w:val="28"/>
+        </w:rPr>
+        <w:t xml:space="preserve"> 2 — </w:t>
+      </w:r>
+      <w:proofErr w:type="spellStart"/>
+      <w:r>
+        <w:rPr>
+          <w:szCs w:val="28"/>
+        </w:rPr>
+        <w:t>Программа</w:t>
+      </w:r>
+      <w:proofErr w:type="spellEnd"/>
+      <w:r>
+        <w:rPr>
+          <w:szCs w:val="28"/>
+        </w:rPr>
+        <w:t xml:space="preserve"> «Очередь FIFO»</w:t>
       </w:r>
     </w:p>
     <w:tbl>
       <w:tblPr>
-        <w:tblW w:type="auto" w:w="0"/>
-        <w:tblLayout w:type="autofit"/>
-        <w:tblLook w:firstColumn="1" w:firstRow="1" w:lastColumn="0" w:lastRow="0" w:noHBand="0" w:noVBand="1" w:val="04A0"/>
+        <w:tblW w:w="0" w:type="auto"/>
+        <w:tblLook w:val="04A0" w:firstRow="1" w:lastRow="0" w:firstColumn="1" w:lastColumn="0" w:noHBand="0" w:noVBand="1"/>
       </w:tblPr>
       <w:tblGrid>
         <w:gridCol w:w="9355"/>
@@ -841,19 +1858,18 @@
       <w:tr>
         <w:tc>
           <w:tcPr>
-            <w:tcW w:type="dxa" w:w="9355"/>
-            <w:vAlign w:val="top"/>
-            <w:shd w:fill="F3F4F6"/>
+            <w:tcW w:w="9355" w:type="dxa"/>
+            <w:shd w:val="clear" w:color="auto" w:fill="F3F4F6"/>
             <w:tcMar>
               <w:top w:w="80" w:type="dxa"/>
-              <w:start w:w="100" w:type="dxa"/>
+              <w:left w:w="100" w:type="dxa"/>
               <w:bottom w:w="80" w:type="dxa"/>
-              <w:end w:w="100" w:type="dxa"/>
+              <w:right w:w="100" w:type="dxa"/>
             </w:tcMar>
           </w:tcPr>
           <w:p>
             <w:pPr>
-              <w:spacing w:before="0" w:after="0" w:line="240" w:lineRule="auto"/>
+              <w:spacing w:after="0" w:line="240" w:lineRule="auto"/>
             </w:pPr>
             <w:r>
               <w:rPr>
@@ -861,229 +1877,1198 @@
                 <w:sz w:val="15"/>
               </w:rPr>
               <w:t>#define _CRT_SECURE_NO_WARNINGS</w:t>
+            </w:r>
+            <w:r>
+              <w:rPr>
+                <w:rFonts w:ascii="Consolas" w:hAnsi="Consolas"/>
+                <w:sz w:val="15"/>
+              </w:rPr>
               <w:br/>
               <w:t>#include &lt;stdio.h&gt;</w:t>
+            </w:r>
+            <w:r>
+              <w:rPr>
+                <w:rFonts w:ascii="Consolas" w:hAnsi="Consolas"/>
+                <w:sz w:val="15"/>
+              </w:rPr>
               <w:br/>
               <w:t>#include &lt;stdlib.h&gt;</w:t>
+            </w:r>
+            <w:r>
+              <w:rPr>
+                <w:rFonts w:ascii="Consolas" w:hAnsi="Consolas"/>
+                <w:sz w:val="15"/>
+              </w:rPr>
               <w:br/>
               <w:t>#include &lt;locale.h&gt;</w:t>
-              <w:br/>
+            </w:r>
+            <w:r>
+              <w:rPr>
+                <w:rFonts w:ascii="Consolas" w:hAnsi="Consolas"/>
+                <w:sz w:val="15"/>
+              </w:rPr>
+              <w:br/>
+            </w:r>
+            <w:r>
+              <w:rPr>
+                <w:rFonts w:ascii="Consolas" w:hAnsi="Consolas"/>
+                <w:sz w:val="15"/>
+              </w:rPr>
               <w:br/>
               <w:t>struct node {</w:t>
+            </w:r>
+            <w:r>
+              <w:rPr>
+                <w:rFonts w:ascii="Consolas" w:hAnsi="Consolas"/>
+                <w:sz w:val="15"/>
+              </w:rPr>
               <w:br/>
               <w:t xml:space="preserve">    char name[256];</w:t>
+            </w:r>
+            <w:r>
+              <w:rPr>
+                <w:rFonts w:ascii="Consolas" w:hAnsi="Consolas"/>
+                <w:sz w:val="15"/>
+              </w:rPr>
               <w:br/>
               <w:t xml:space="preserve">    struct node* next;</w:t>
+            </w:r>
+            <w:r>
+              <w:rPr>
+                <w:rFonts w:ascii="Consolas" w:hAnsi="Consolas"/>
+                <w:sz w:val="15"/>
+              </w:rPr>
               <w:br/>
               <w:t>};</w:t>
-              <w:br/>
-              <w:br/>
-              <w:t>struct node* head = NULL;</w:t>
+            </w:r>
+            <w:r>
+              <w:rPr>
+                <w:rFonts w:ascii="Consolas" w:hAnsi="Consolas"/>
+                <w:sz w:val="15"/>
+              </w:rPr>
+              <w:br/>
+            </w:r>
+            <w:r>
+              <w:rPr>
+                <w:rFonts w:ascii="Consolas" w:hAnsi="Consolas"/>
+                <w:sz w:val="15"/>
+              </w:rPr>
+              <w:br/>
+              <w:t xml:space="preserve">struct node* head = </w:t>
+            </w:r>
+            <w:r>
+              <w:rPr>
+                <w:rFonts w:ascii="Consolas" w:hAnsi="Consolas"/>
+                <w:sz w:val="15"/>
+              </w:rPr>
+              <w:t>NULL;</w:t>
+            </w:r>
+            <w:r>
+              <w:rPr>
+                <w:rFonts w:ascii="Consolas" w:hAnsi="Consolas"/>
+                <w:sz w:val="15"/>
+              </w:rPr>
               <w:br/>
               <w:t>struct node* last = NULL;</w:t>
-              <w:br/>
+            </w:r>
+            <w:r>
+              <w:rPr>
+                <w:rFonts w:ascii="Consolas" w:hAnsi="Consolas"/>
+                <w:sz w:val="15"/>
+              </w:rPr>
+              <w:br/>
+            </w:r>
+            <w:r>
+              <w:rPr>
+                <w:rFonts w:ascii="Consolas" w:hAnsi="Consolas"/>
+                <w:sz w:val="15"/>
+              </w:rPr>
               <w:br/>
               <w:t>void add()</w:t>
+            </w:r>
+            <w:r>
+              <w:rPr>
+                <w:rFonts w:ascii="Consolas" w:hAnsi="Consolas"/>
+                <w:sz w:val="15"/>
+              </w:rPr>
               <w:br/>
               <w:t>{</w:t>
+            </w:r>
+            <w:r>
+              <w:rPr>
+                <w:rFonts w:ascii="Consolas" w:hAnsi="Consolas"/>
+                <w:sz w:val="15"/>
+              </w:rPr>
               <w:br/>
               <w:t xml:space="preserve">    struct node* p;</w:t>
-              <w:br/>
+            </w:r>
+            <w:r>
+              <w:rPr>
+                <w:rFonts w:ascii="Consolas" w:hAnsi="Consolas"/>
+                <w:sz w:val="15"/>
+              </w:rPr>
+              <w:br/>
+            </w:r>
+            <w:r>
+              <w:rPr>
+                <w:rFonts w:ascii="Consolas" w:hAnsi="Consolas"/>
+                <w:sz w:val="15"/>
+              </w:rPr>
               <w:br/>
               <w:t xml:space="preserve">    p = (struct node*)malloc(sizeof(struct node));</w:t>
-              <w:br/>
+            </w:r>
+            <w:r>
+              <w:rPr>
+                <w:rFonts w:ascii="Consolas" w:hAnsi="Consolas"/>
+                <w:sz w:val="15"/>
+              </w:rPr>
+              <w:br/>
+            </w:r>
+            <w:r>
+              <w:rPr>
+                <w:rFonts w:ascii="Consolas" w:hAnsi="Consolas"/>
+                <w:sz w:val="15"/>
+              </w:rPr>
               <w:br/>
               <w:t xml:space="preserve">    if (p == NULL) {</w:t>
+            </w:r>
+            <w:r>
+              <w:rPr>
+                <w:rFonts w:ascii="Consolas" w:hAnsi="Consolas"/>
+                <w:sz w:val="15"/>
+              </w:rPr>
               <w:br/>
               <w:t xml:space="preserve">        printf("Ошибка выделения памяти\n");</w:t>
+            </w:r>
+            <w:r>
+              <w:rPr>
+                <w:rFonts w:ascii="Consolas" w:hAnsi="Consolas"/>
+                <w:sz w:val="15"/>
+              </w:rPr>
               <w:br/>
               <w:t xml:space="preserve">        return;</w:t>
+            </w:r>
+            <w:r>
+              <w:rPr>
+                <w:rFonts w:ascii="Consolas" w:hAnsi="Consolas"/>
+                <w:sz w:val="15"/>
+              </w:rPr>
               <w:br/>
               <w:t xml:space="preserve">    }</w:t>
-              <w:br/>
-              <w:br/>
-              <w:t xml:space="preserve">    printf("Введите название объекта:Пример (object-1 или object_1) ");</w:t>
+            </w:r>
+            <w:r>
+              <w:rPr>
+                <w:rFonts w:ascii="Consolas" w:hAnsi="Consolas"/>
+                <w:sz w:val="15"/>
+              </w:rPr>
+              <w:br/>
+            </w:r>
+            <w:r>
+              <w:rPr>
+                <w:rFonts w:ascii="Consolas" w:hAnsi="Consolas"/>
+                <w:sz w:val="15"/>
+              </w:rPr>
+              <w:br/>
+              <w:t xml:space="preserve">    printf("Введите название объекта:Пример (obj</w:t>
+            </w:r>
+            <w:r>
+              <w:rPr>
+                <w:rFonts w:ascii="Consolas" w:hAnsi="Consolas"/>
+                <w:sz w:val="15"/>
+              </w:rPr>
+              <w:t>ect-1 или object_1) ");</w:t>
+            </w:r>
+            <w:r>
+              <w:rPr>
+                <w:rFonts w:ascii="Consolas" w:hAnsi="Consolas"/>
+                <w:sz w:val="15"/>
+              </w:rPr>
               <w:br/>
               <w:t xml:space="preserve">    scanf("%255s", p-&gt;name);</w:t>
-              <w:br/>
+            </w:r>
+            <w:r>
+              <w:rPr>
+                <w:rFonts w:ascii="Consolas" w:hAnsi="Consolas"/>
+                <w:sz w:val="15"/>
+              </w:rPr>
+              <w:br/>
+            </w:r>
+            <w:r>
+              <w:rPr>
+                <w:rFonts w:ascii="Consolas" w:hAnsi="Consolas"/>
+                <w:sz w:val="15"/>
+              </w:rPr>
               <w:br/>
               <w:t xml:space="preserve">    p-&gt;next = NULL;</w:t>
-              <w:br/>
+            </w:r>
+            <w:r>
+              <w:rPr>
+                <w:rFonts w:ascii="Consolas" w:hAnsi="Consolas"/>
+                <w:sz w:val="15"/>
+              </w:rPr>
+              <w:br/>
+            </w:r>
+            <w:r>
+              <w:rPr>
+                <w:rFonts w:ascii="Consolas" w:hAnsi="Consolas"/>
+                <w:sz w:val="15"/>
+              </w:rPr>
               <w:br/>
               <w:t xml:space="preserve">    if (head == NULL) {</w:t>
+            </w:r>
+            <w:r>
+              <w:rPr>
+                <w:rFonts w:ascii="Consolas" w:hAnsi="Consolas"/>
+                <w:sz w:val="15"/>
+              </w:rPr>
               <w:br/>
               <w:t xml:space="preserve">        head = p;</w:t>
+            </w:r>
+            <w:r>
+              <w:rPr>
+                <w:rFonts w:ascii="Consolas" w:hAnsi="Consolas"/>
+                <w:sz w:val="15"/>
+              </w:rPr>
               <w:br/>
               <w:t xml:space="preserve">        last = p;</w:t>
+            </w:r>
+            <w:r>
+              <w:rPr>
+                <w:rFonts w:ascii="Consolas" w:hAnsi="Consolas"/>
+                <w:sz w:val="15"/>
+              </w:rPr>
               <w:br/>
               <w:t xml:space="preserve">    }</w:t>
+            </w:r>
+            <w:r>
+              <w:rPr>
+                <w:rFonts w:ascii="Consolas" w:hAnsi="Consolas"/>
+                <w:sz w:val="15"/>
+              </w:rPr>
               <w:br/>
               <w:t xml:space="preserve">    else {</w:t>
+            </w:r>
+            <w:r>
+              <w:rPr>
+                <w:rFonts w:ascii="Consolas" w:hAnsi="Consolas"/>
+                <w:sz w:val="15"/>
+              </w:rPr>
               <w:br/>
               <w:t xml:space="preserve">        last-&gt;next = p;</w:t>
+            </w:r>
+            <w:r>
+              <w:rPr>
+                <w:rFonts w:ascii="Consolas" w:hAnsi="Consolas"/>
+                <w:sz w:val="15"/>
+              </w:rPr>
               <w:br/>
               <w:t xml:space="preserve">        last = p;</w:t>
+            </w:r>
+            <w:r>
+              <w:rPr>
+                <w:rFonts w:ascii="Consolas" w:hAnsi="Consolas"/>
+                <w:sz w:val="15"/>
+              </w:rPr>
               <w:br/>
               <w:t xml:space="preserve">    }</w:t>
-              <w:br/>
+            </w:r>
+            <w:r>
+              <w:rPr>
+                <w:rFonts w:ascii="Consolas" w:hAnsi="Consolas"/>
+                <w:sz w:val="15"/>
+              </w:rPr>
+              <w:br/>
+            </w:r>
+            <w:r>
+              <w:rPr>
+                <w:rFonts w:ascii="Consolas" w:hAnsi="Consolas"/>
+                <w:sz w:val="15"/>
+              </w:rPr>
               <w:br/>
               <w:t xml:space="preserve">    printf("Элемент добавлен\n");</w:t>
+            </w:r>
+            <w:r>
+              <w:rPr>
+                <w:rFonts w:ascii="Consolas" w:hAnsi="Consolas"/>
+                <w:sz w:val="15"/>
+              </w:rPr>
               <w:br/>
               <w:t>}</w:t>
-              <w:br/>
+            </w:r>
+            <w:r>
+              <w:rPr>
+                <w:rFonts w:ascii="Consolas" w:hAnsi="Consolas"/>
+                <w:sz w:val="15"/>
+              </w:rPr>
+              <w:br/>
+            </w:r>
+            <w:r>
+              <w:rPr>
+                <w:rFonts w:ascii="Consolas" w:hAnsi="Consolas"/>
+                <w:sz w:val="15"/>
+              </w:rPr>
               <w:br/>
               <w:t>void del()</w:t>
+            </w:r>
+            <w:r>
+              <w:rPr>
+                <w:rFonts w:ascii="Consolas" w:hAnsi="Consolas"/>
+                <w:sz w:val="15"/>
+              </w:rPr>
               <w:br/>
               <w:t>{</w:t>
-              <w:br/>
-              <w:t xml:space="preserve">    struct node* temp;</w:t>
-              <w:br/>
+            </w:r>
+            <w:r>
+              <w:rPr>
+                <w:rFonts w:ascii="Consolas" w:hAnsi="Consolas"/>
+                <w:sz w:val="15"/>
+              </w:rPr>
+              <w:br/>
+              <w:t xml:space="preserve">    s</w:t>
+            </w:r>
+            <w:r>
+              <w:rPr>
+                <w:rFonts w:ascii="Consolas" w:hAnsi="Consolas"/>
+                <w:sz w:val="15"/>
+              </w:rPr>
+              <w:t>truct node* temp;</w:t>
+            </w:r>
+            <w:r>
+              <w:rPr>
+                <w:rFonts w:ascii="Consolas" w:hAnsi="Consolas"/>
+                <w:sz w:val="15"/>
+              </w:rPr>
+              <w:br/>
+            </w:r>
+            <w:r>
+              <w:rPr>
+                <w:rFonts w:ascii="Consolas" w:hAnsi="Consolas"/>
+                <w:sz w:val="15"/>
+              </w:rPr>
               <w:br/>
               <w:t xml:space="preserve">    if (head == NULL) {</w:t>
+            </w:r>
+            <w:r>
+              <w:rPr>
+                <w:rFonts w:ascii="Consolas" w:hAnsi="Consolas"/>
+                <w:sz w:val="15"/>
+              </w:rPr>
               <w:br/>
               <w:t xml:space="preserve">        printf("Очередь пуста\n");</w:t>
+            </w:r>
+            <w:r>
+              <w:rPr>
+                <w:rFonts w:ascii="Consolas" w:hAnsi="Consolas"/>
+                <w:sz w:val="15"/>
+              </w:rPr>
               <w:br/>
               <w:t xml:space="preserve">        return;</w:t>
+            </w:r>
+            <w:r>
+              <w:rPr>
+                <w:rFonts w:ascii="Consolas" w:hAnsi="Consolas"/>
+                <w:sz w:val="15"/>
+              </w:rPr>
               <w:br/>
               <w:t xml:space="preserve">    }</w:t>
-              <w:br/>
+            </w:r>
+            <w:r>
+              <w:rPr>
+                <w:rFonts w:ascii="Consolas" w:hAnsi="Consolas"/>
+                <w:sz w:val="15"/>
+              </w:rPr>
+              <w:br/>
+            </w:r>
+            <w:r>
+              <w:rPr>
+                <w:rFonts w:ascii="Consolas" w:hAnsi="Consolas"/>
+                <w:sz w:val="15"/>
+              </w:rPr>
               <w:br/>
               <w:t xml:space="preserve">    temp = head;</w:t>
+            </w:r>
+            <w:r>
+              <w:rPr>
+                <w:rFonts w:ascii="Consolas" w:hAnsi="Consolas"/>
+                <w:sz w:val="15"/>
+              </w:rPr>
               <w:br/>
               <w:t xml:space="preserve">    head = head-&gt;next;</w:t>
-              <w:br/>
+            </w:r>
+            <w:r>
+              <w:rPr>
+                <w:rFonts w:ascii="Consolas" w:hAnsi="Consolas"/>
+                <w:sz w:val="15"/>
+              </w:rPr>
+              <w:br/>
+            </w:r>
+            <w:r>
+              <w:rPr>
+                <w:rFonts w:ascii="Consolas" w:hAnsi="Consolas"/>
+                <w:sz w:val="15"/>
+              </w:rPr>
               <w:br/>
               <w:t xml:space="preserve">    printf("Удален элемент: %s\n", temp-&gt;name);</w:t>
-              <w:br/>
+            </w:r>
+            <w:r>
+              <w:rPr>
+                <w:rFonts w:ascii="Consolas" w:hAnsi="Consolas"/>
+                <w:sz w:val="15"/>
+              </w:rPr>
+              <w:br/>
+            </w:r>
+            <w:r>
+              <w:rPr>
+                <w:rFonts w:ascii="Consolas" w:hAnsi="Consolas"/>
+                <w:sz w:val="15"/>
+              </w:rPr>
               <w:br/>
               <w:t xml:space="preserve">    free(temp);</w:t>
-              <w:br/>
+            </w:r>
+            <w:r>
+              <w:rPr>
+                <w:rFonts w:ascii="Consolas" w:hAnsi="Consolas"/>
+                <w:sz w:val="15"/>
+              </w:rPr>
+              <w:br/>
+            </w:r>
+            <w:r>
+              <w:rPr>
+                <w:rFonts w:ascii="Consolas" w:hAnsi="Consolas"/>
+                <w:sz w:val="15"/>
+              </w:rPr>
+              <w:lastRenderedPageBreak/>
               <w:br/>
               <w:t xml:space="preserve">    if (head == NULL) {</w:t>
+            </w:r>
+            <w:r>
+              <w:rPr>
+                <w:rFonts w:ascii="Consolas" w:hAnsi="Consolas"/>
+                <w:sz w:val="15"/>
+              </w:rPr>
               <w:br/>
               <w:t xml:space="preserve">        last = NULL;</w:t>
+            </w:r>
+            <w:r>
+              <w:rPr>
+                <w:rFonts w:ascii="Consolas" w:hAnsi="Consolas"/>
+                <w:sz w:val="15"/>
+              </w:rPr>
+              <w:br/>
+              <w:t xml:space="preserve">   </w:t>
+            </w:r>
+            <w:r>
+              <w:rPr>
+                <w:rFonts w:ascii="Consolas" w:hAnsi="Consolas"/>
+                <w:sz w:val="15"/>
+              </w:rPr>
+              <w:t xml:space="preserve"> }</w:t>
+            </w:r>
+            <w:r>
+              <w:rPr>
+                <w:rFonts w:ascii="Consolas" w:hAnsi="Consolas"/>
+                <w:sz w:val="15"/>
+              </w:rPr>
+              <w:br/>
+              <w:t>}</w:t>
+            </w:r>
+            <w:r>
+              <w:rPr>
+                <w:rFonts w:ascii="Consolas" w:hAnsi="Consolas"/>
+                <w:sz w:val="15"/>
+              </w:rPr>
+              <w:br/>
+            </w:r>
+            <w:r>
+              <w:rPr>
+                <w:rFonts w:ascii="Consolas" w:hAnsi="Consolas"/>
+                <w:sz w:val="15"/>
+              </w:rPr>
+              <w:br/>
+              <w:t>void review()</w:t>
+            </w:r>
+            <w:r>
+              <w:rPr>
+                <w:rFonts w:ascii="Consolas" w:hAnsi="Consolas"/>
+                <w:sz w:val="15"/>
+              </w:rPr>
+              <w:br/>
+              <w:t>{</w:t>
+            </w:r>
+            <w:r>
+              <w:rPr>
+                <w:rFonts w:ascii="Consolas" w:hAnsi="Consolas"/>
+                <w:sz w:val="15"/>
+              </w:rPr>
+              <w:br/>
+              <w:t xml:space="preserve">    struct node* temp = head;</w:t>
+            </w:r>
+            <w:r>
+              <w:rPr>
+                <w:rFonts w:ascii="Consolas" w:hAnsi="Consolas"/>
+                <w:sz w:val="15"/>
+              </w:rPr>
+              <w:br/>
+            </w:r>
+            <w:r>
+              <w:rPr>
+                <w:rFonts w:ascii="Consolas" w:hAnsi="Consolas"/>
+                <w:sz w:val="15"/>
+              </w:rPr>
+              <w:br/>
+              <w:t xml:space="preserve">    if (head == NULL) {</w:t>
+            </w:r>
+            <w:r>
+              <w:rPr>
+                <w:rFonts w:ascii="Consolas" w:hAnsi="Consolas"/>
+                <w:sz w:val="15"/>
+              </w:rPr>
+              <w:br/>
+              <w:t xml:space="preserve">        printf("Очередь пуста\n");</w:t>
+            </w:r>
+            <w:r>
+              <w:rPr>
+                <w:rFonts w:ascii="Consolas" w:hAnsi="Consolas"/>
+                <w:sz w:val="15"/>
+              </w:rPr>
+              <w:br/>
+              <w:t xml:space="preserve">        return;</w:t>
+            </w:r>
+            <w:r>
+              <w:rPr>
+                <w:rFonts w:ascii="Consolas" w:hAnsi="Consolas"/>
+                <w:sz w:val="15"/>
+              </w:rPr>
               <w:br/>
               <w:t xml:space="preserve">    }</w:t>
+            </w:r>
+            <w:r>
+              <w:rPr>
+                <w:rFonts w:ascii="Consolas" w:hAnsi="Consolas"/>
+                <w:sz w:val="15"/>
+              </w:rPr>
+              <w:br/>
+            </w:r>
+            <w:r>
+              <w:rPr>
+                <w:rFonts w:ascii="Consolas" w:hAnsi="Consolas"/>
+                <w:sz w:val="15"/>
+              </w:rPr>
+              <w:br/>
+              <w:t xml:space="preserve">    while (temp != NULL) {</w:t>
+            </w:r>
+            <w:r>
+              <w:rPr>
+                <w:rFonts w:ascii="Consolas" w:hAnsi="Consolas"/>
+                <w:sz w:val="15"/>
+              </w:rPr>
+              <w:br/>
+              <w:t xml:space="preserve">        printf("Имя: %s\n", temp-&gt;name);</w:t>
+            </w:r>
+            <w:r>
+              <w:rPr>
+                <w:rFonts w:ascii="Consolas" w:hAnsi="Consolas"/>
+                <w:sz w:val="15"/>
+              </w:rPr>
+              <w:br/>
+              <w:t xml:space="preserve">        temp = temp-&gt;next;</w:t>
+            </w:r>
+            <w:r>
+              <w:rPr>
+                <w:rFonts w:ascii="Consolas" w:hAnsi="Consolas"/>
+                <w:sz w:val="15"/>
+              </w:rPr>
+              <w:br/>
+              <w:t xml:space="preserve">    }</w:t>
+            </w:r>
+            <w:r>
+              <w:rPr>
+                <w:rFonts w:ascii="Consolas" w:hAnsi="Consolas"/>
+                <w:sz w:val="15"/>
+              </w:rPr>
               <w:br/>
               <w:t>}</w:t>
-              <w:br/>
-              <w:br/>
-              <w:t>void review()</w:t>
+            </w:r>
+            <w:r>
+              <w:rPr>
+                <w:rFonts w:ascii="Consolas" w:hAnsi="Consolas"/>
+                <w:sz w:val="15"/>
+              </w:rPr>
+              <w:br/>
+            </w:r>
+            <w:r>
+              <w:rPr>
+                <w:rFonts w:ascii="Consolas" w:hAnsi="Consolas"/>
+                <w:sz w:val="15"/>
+              </w:rPr>
+              <w:br/>
+              <w:t>void clear()</w:t>
+            </w:r>
+            <w:r>
+              <w:rPr>
+                <w:rFonts w:ascii="Consolas" w:hAnsi="Consolas"/>
+                <w:sz w:val="15"/>
+              </w:rPr>
               <w:br/>
               <w:t>{</w:t>
-              <w:br/>
-              <w:t xml:space="preserve">    struct node* temp = head;</w:t>
-              <w:br/>
-              <w:br/>
-              <w:t xml:space="preserve">    if (head == NULL) {</w:t>
-              <w:br/>
-              <w:t xml:space="preserve">        printf("Очередь пуста\n");</w:t>
-              <w:br/>
-              <w:t xml:space="preserve">        return;</w:t>
+            </w:r>
+            <w:r>
+              <w:rPr>
+                <w:rFonts w:ascii="Consolas" w:hAnsi="Consolas"/>
+                <w:sz w:val="15"/>
+              </w:rPr>
+              <w:br/>
+              <w:t xml:space="preserve">  </w:t>
+            </w:r>
+            <w:r>
+              <w:rPr>
+                <w:rFonts w:ascii="Consolas" w:hAnsi="Consolas"/>
+                <w:sz w:val="15"/>
+              </w:rPr>
+              <w:t xml:space="preserve">  struct node* temp;</w:t>
+            </w:r>
+            <w:r>
+              <w:rPr>
+                <w:rFonts w:ascii="Consolas" w:hAnsi="Consolas"/>
+                <w:sz w:val="15"/>
+              </w:rPr>
+              <w:br/>
+            </w:r>
+            <w:r>
+              <w:rPr>
+                <w:rFonts w:ascii="Consolas" w:hAnsi="Consolas"/>
+                <w:sz w:val="15"/>
+              </w:rPr>
+              <w:br/>
+              <w:t xml:space="preserve">    while (head != NULL) {</w:t>
+            </w:r>
+            <w:r>
+              <w:rPr>
+                <w:rFonts w:ascii="Consolas" w:hAnsi="Consolas"/>
+                <w:sz w:val="15"/>
+              </w:rPr>
+              <w:br/>
+              <w:t xml:space="preserve">        temp = head;</w:t>
+            </w:r>
+            <w:r>
+              <w:rPr>
+                <w:rFonts w:ascii="Consolas" w:hAnsi="Consolas"/>
+                <w:sz w:val="15"/>
+              </w:rPr>
+              <w:br/>
+              <w:t xml:space="preserve">        head = head-&gt;next;</w:t>
+            </w:r>
+            <w:r>
+              <w:rPr>
+                <w:rFonts w:ascii="Consolas" w:hAnsi="Consolas"/>
+                <w:sz w:val="15"/>
+              </w:rPr>
+              <w:br/>
+              <w:t xml:space="preserve">        free(temp);</w:t>
+            </w:r>
+            <w:r>
+              <w:rPr>
+                <w:rFonts w:ascii="Consolas" w:hAnsi="Consolas"/>
+                <w:sz w:val="15"/>
+              </w:rPr>
               <w:br/>
               <w:t xml:space="preserve">    }</w:t>
-              <w:br/>
-              <w:br/>
-              <w:t xml:space="preserve">    while (temp != NULL) {</w:t>
-              <w:br/>
-              <w:t xml:space="preserve">        printf("Имя: %s\n", temp-&gt;name);</w:t>
-              <w:br/>
-              <w:t xml:space="preserve">        temp = temp-&gt;next;</w:t>
-              <w:br/>
-              <w:t xml:space="preserve">    }</w:t>
+            </w:r>
+            <w:r>
+              <w:rPr>
+                <w:rFonts w:ascii="Consolas" w:hAnsi="Consolas"/>
+                <w:sz w:val="15"/>
+              </w:rPr>
+              <w:br/>
+            </w:r>
+            <w:r>
+              <w:rPr>
+                <w:rFonts w:ascii="Consolas" w:hAnsi="Consolas"/>
+                <w:sz w:val="15"/>
+              </w:rPr>
+              <w:br/>
+              <w:t xml:space="preserve">    last = NULL;</w:t>
+            </w:r>
+            <w:r>
+              <w:rPr>
+                <w:rFonts w:ascii="Consolas" w:hAnsi="Consolas"/>
+                <w:sz w:val="15"/>
+              </w:rPr>
               <w:br/>
               <w:t>}</w:t>
-              <w:br/>
-              <w:br/>
-              <w:t>void clear()</w:t>
+            </w:r>
+            <w:r>
+              <w:rPr>
+                <w:rFonts w:ascii="Consolas" w:hAnsi="Consolas"/>
+                <w:sz w:val="15"/>
+              </w:rPr>
+              <w:br/>
+            </w:r>
+            <w:r>
+              <w:rPr>
+                <w:rFonts w:ascii="Consolas" w:hAnsi="Consolas"/>
+                <w:sz w:val="15"/>
+              </w:rPr>
+              <w:br/>
+              <w:t>int main()</w:t>
+            </w:r>
+            <w:r>
+              <w:rPr>
+                <w:rFonts w:ascii="Consolas" w:hAnsi="Consolas"/>
+                <w:sz w:val="15"/>
+              </w:rPr>
               <w:br/>
               <w:t>{</w:t>
-              <w:br/>
-              <w:t xml:space="preserve">    struct node* temp;</w:t>
-              <w:br/>
-              <w:br/>
-              <w:t xml:space="preserve">    while (head != NULL) {</w:t>
-              <w:br/>
-              <w:t xml:space="preserve">        temp = head;</w:t>
-              <w:br/>
-              <w:t xml:space="preserve">        head = head-&gt;next;</w:t>
-              <w:br/>
-              <w:t xml:space="preserve">        free(temp);</w:t>
-              <w:br/>
-              <w:t xml:space="preserve">    }</w:t>
-              <w:br/>
-              <w:br/>
-              <w:t xml:space="preserve">    last = NULL;</w:t>
-              <w:br/>
-              <w:t>}</w:t>
-              <w:br/>
-              <w:br/>
-              <w:t>int main()</w:t>
-              <w:br/>
-              <w:t>{</w:t>
-              <w:br/>
+            </w:r>
+            <w:r>
+              <w:rPr>
+                <w:rFonts w:ascii="Consolas" w:hAnsi="Consolas"/>
+                <w:sz w:val="15"/>
+              </w:rPr>
+              <w:br/>
+            </w:r>
+            <w:r>
+              <w:rPr>
+                <w:rFonts w:ascii="Consolas" w:hAnsi="Consolas"/>
+                <w:sz w:val="15"/>
+              </w:rPr>
               <w:tab/>
               <w:t>setlocale(LC_ALL, "Russian");</w:t>
+            </w:r>
+            <w:r>
+              <w:rPr>
+                <w:rFonts w:ascii="Consolas" w:hAnsi="Consolas"/>
+                <w:sz w:val="15"/>
+              </w:rPr>
               <w:br/>
               <w:t xml:space="preserve">    int choice;</w:t>
-              <w:br/>
+            </w:r>
+            <w:r>
+              <w:rPr>
+                <w:rFonts w:ascii="Consolas" w:hAnsi="Consolas"/>
+                <w:sz w:val="15"/>
+              </w:rPr>
+              <w:br/>
+            </w:r>
+            <w:r>
+              <w:rPr>
+                <w:rFonts w:ascii="Consolas" w:hAnsi="Consolas"/>
+                <w:sz w:val="15"/>
+              </w:rPr>
               <w:br/>
               <w:t xml:space="preserve">    do {</w:t>
-              <w:br/>
-              <w:t xml:space="preserve">        printf("\n1. Добавить элемент\n");</w:t>
-              <w:br/>
-              <w:t xml:space="preserve">        printf("2. Удалить элемент\n");</w:t>
-              <w:br/>
-              <w:t xml:space="preserve">        printf("3. Просмотреть очередь\n");</w:t>
-              <w:br/>
-              <w:t xml:space="preserve">        printf("0. Выход\n");</w:t>
-              <w:br/>
-              <w:t xml:space="preserve">        printf("Ваш выбор: ");</w:t>
+            </w:r>
+            <w:r>
+              <w:rPr>
+                <w:rFonts w:ascii="Consolas" w:hAnsi="Consolas"/>
+                <w:sz w:val="15"/>
+              </w:rPr>
+              <w:br/>
+              <w:t xml:space="preserve">        printf("\n1. </w:t>
+            </w:r>
+            <w:r>
+              <w:rPr>
+                <w:rFonts w:ascii="Consolas" w:hAnsi="Consolas"/>
+                <w:sz w:val="15"/>
+                <w:lang w:val="ru-RU"/>
+              </w:rPr>
+              <w:t>Добавить элемент\</w:t>
+            </w:r>
+            <w:r>
+              <w:rPr>
+                <w:rFonts w:ascii="Consolas" w:hAnsi="Consolas"/>
+                <w:sz w:val="15"/>
+              </w:rPr>
+              <w:t>n</w:t>
+            </w:r>
+            <w:r>
+              <w:rPr>
+                <w:rFonts w:ascii="Consolas" w:hAnsi="Consolas"/>
+                <w:sz w:val="15"/>
+                <w:lang w:val="ru-RU"/>
+              </w:rPr>
+              <w:t>");</w:t>
+            </w:r>
+            <w:r>
+              <w:rPr>
+                <w:rFonts w:ascii="Consolas" w:hAnsi="Consolas"/>
+                <w:sz w:val="15"/>
+                <w:lang w:val="ru-RU"/>
+              </w:rPr>
+              <w:br/>
+              <w:t xml:space="preserve">        </w:t>
+            </w:r>
+            <w:proofErr w:type="spellStart"/>
+            <w:r>
+              <w:rPr>
+                <w:rFonts w:ascii="Consolas" w:hAnsi="Consolas"/>
+                <w:sz w:val="15"/>
+              </w:rPr>
+              <w:t>printf</w:t>
+            </w:r>
+            <w:proofErr w:type="spellEnd"/>
+            <w:r>
+              <w:rPr>
+                <w:rFonts w:ascii="Consolas" w:hAnsi="Consolas"/>
+                <w:sz w:val="15"/>
+                <w:lang w:val="ru-RU"/>
+              </w:rPr>
+              <w:t>("2. Удалить элемент\</w:t>
+            </w:r>
+            <w:r>
+              <w:rPr>
+                <w:rFonts w:ascii="Consolas" w:hAnsi="Consolas"/>
+                <w:sz w:val="15"/>
+              </w:rPr>
+              <w:t>n</w:t>
+            </w:r>
+            <w:r>
+              <w:rPr>
+                <w:rFonts w:ascii="Consolas" w:hAnsi="Consolas"/>
+                <w:sz w:val="15"/>
+                <w:lang w:val="ru-RU"/>
+              </w:rPr>
+              <w:t>");</w:t>
+            </w:r>
+            <w:r>
+              <w:rPr>
+                <w:rFonts w:ascii="Consolas" w:hAnsi="Consolas"/>
+                <w:sz w:val="15"/>
+                <w:lang w:val="ru-RU"/>
+              </w:rPr>
+              <w:br/>
+              <w:t xml:space="preserve">        </w:t>
+            </w:r>
+            <w:proofErr w:type="spellStart"/>
+            <w:r>
+              <w:rPr>
+                <w:rFonts w:ascii="Consolas" w:hAnsi="Consolas"/>
+                <w:sz w:val="15"/>
+              </w:rPr>
+              <w:t>printf</w:t>
+            </w:r>
+            <w:proofErr w:type="spellEnd"/>
+            <w:r>
+              <w:rPr>
+                <w:rFonts w:ascii="Consolas" w:hAnsi="Consolas"/>
+                <w:sz w:val="15"/>
+                <w:lang w:val="ru-RU"/>
+              </w:rPr>
+              <w:t>("3. Просмотреть очередь\</w:t>
+            </w:r>
+            <w:r>
+              <w:rPr>
+                <w:rFonts w:ascii="Consolas" w:hAnsi="Consolas"/>
+                <w:sz w:val="15"/>
+              </w:rPr>
+              <w:t>n</w:t>
+            </w:r>
+            <w:r>
+              <w:rPr>
+                <w:rFonts w:ascii="Consolas" w:hAnsi="Consolas"/>
+                <w:sz w:val="15"/>
+                <w:lang w:val="ru-RU"/>
+              </w:rPr>
+              <w:t>");</w:t>
+            </w:r>
+            <w:r>
+              <w:rPr>
+                <w:rFonts w:ascii="Consolas" w:hAnsi="Consolas"/>
+                <w:sz w:val="15"/>
+                <w:lang w:val="ru-RU"/>
+              </w:rPr>
+              <w:br/>
+              <w:t xml:space="preserve">        </w:t>
+            </w:r>
+            <w:proofErr w:type="spellStart"/>
+            <w:r>
+              <w:rPr>
+                <w:rFonts w:ascii="Consolas" w:hAnsi="Consolas"/>
+                <w:sz w:val="15"/>
+              </w:rPr>
+              <w:t>printf</w:t>
+            </w:r>
+            <w:proofErr w:type="spellEnd"/>
+            <w:r>
+              <w:rPr>
+                <w:rFonts w:ascii="Consolas" w:hAnsi="Consolas"/>
+                <w:sz w:val="15"/>
+                <w:lang w:val="ru-RU"/>
+              </w:rPr>
+              <w:t xml:space="preserve">("0. </w:t>
+            </w:r>
+            <w:proofErr w:type="spellStart"/>
+            <w:r>
+              <w:rPr>
+                <w:rFonts w:ascii="Consolas" w:hAnsi="Consolas"/>
+                <w:sz w:val="15"/>
+              </w:rPr>
+              <w:t>Выход</w:t>
+            </w:r>
+            <w:proofErr w:type="spellEnd"/>
+            <w:r>
+              <w:rPr>
+                <w:rFonts w:ascii="Consolas" w:hAnsi="Consolas"/>
+                <w:sz w:val="15"/>
+              </w:rPr>
+              <w:t>\n");</w:t>
+            </w:r>
+            <w:r>
+              <w:rPr>
+                <w:rFonts w:ascii="Consolas" w:hAnsi="Consolas"/>
+                <w:sz w:val="15"/>
+              </w:rPr>
+              <w:br/>
+              <w:t xml:space="preserve">        </w:t>
+            </w:r>
+            <w:proofErr w:type="spellStart"/>
+            <w:r>
+              <w:rPr>
+                <w:rFonts w:ascii="Consolas" w:hAnsi="Consolas"/>
+                <w:sz w:val="15"/>
+              </w:rPr>
+              <w:t>printf</w:t>
+            </w:r>
+            <w:proofErr w:type="spellEnd"/>
+            <w:r>
+              <w:rPr>
+                <w:rFonts w:ascii="Consolas" w:hAnsi="Consolas"/>
+                <w:sz w:val="15"/>
+              </w:rPr>
+              <w:t>("</w:t>
+            </w:r>
+            <w:proofErr w:type="spellStart"/>
+            <w:r>
+              <w:rPr>
+                <w:rFonts w:ascii="Consolas" w:hAnsi="Consolas"/>
+                <w:sz w:val="15"/>
+              </w:rPr>
+              <w:t>Ваш</w:t>
+            </w:r>
+            <w:proofErr w:type="spellEnd"/>
+            <w:r>
+              <w:rPr>
+                <w:rFonts w:ascii="Consolas" w:hAnsi="Consolas"/>
+                <w:sz w:val="15"/>
+              </w:rPr>
+              <w:t xml:space="preserve"> </w:t>
+            </w:r>
+            <w:proofErr w:type="spellStart"/>
+            <w:r>
+              <w:rPr>
+                <w:rFonts w:ascii="Consolas" w:hAnsi="Consolas"/>
+                <w:sz w:val="15"/>
+              </w:rPr>
+              <w:t>выбор</w:t>
+            </w:r>
+            <w:proofErr w:type="spellEnd"/>
+            <w:r>
+              <w:rPr>
+                <w:rFonts w:ascii="Consolas" w:hAnsi="Consolas"/>
+                <w:sz w:val="15"/>
+              </w:rPr>
+              <w:t>: ");</w:t>
+            </w:r>
+            <w:r>
+              <w:rPr>
+                <w:rFonts w:ascii="Consolas" w:hAnsi="Consolas"/>
+                <w:sz w:val="15"/>
+              </w:rPr>
               <w:br/>
               <w:t xml:space="preserve">        scanf("%d", &amp;choice);</w:t>
-              <w:br/>
+            </w:r>
+            <w:r>
+              <w:rPr>
+                <w:rFonts w:ascii="Consolas" w:hAnsi="Consolas"/>
+                <w:sz w:val="15"/>
+              </w:rPr>
+              <w:br/>
+            </w:r>
+            <w:r>
+              <w:rPr>
+                <w:rFonts w:ascii="Consolas" w:hAnsi="Consolas"/>
+                <w:sz w:val="15"/>
+              </w:rPr>
               <w:br/>
               <w:t xml:space="preserve">        switch (choice) {</w:t>
+            </w:r>
+            <w:r>
+              <w:rPr>
+                <w:rFonts w:ascii="Consolas" w:hAnsi="Consolas"/>
+                <w:sz w:val="15"/>
+              </w:rPr>
               <w:br/>
               <w:t xml:space="preserve">        case 1:</w:t>
+            </w:r>
+            <w:r>
+              <w:rPr>
+                <w:rFonts w:ascii="Consolas" w:hAnsi="Consolas"/>
+                <w:sz w:val="15"/>
+              </w:rPr>
               <w:br/>
               <w:t xml:space="preserve">            add();</w:t>
+            </w:r>
+            <w:r>
+              <w:rPr>
+                <w:rFonts w:ascii="Consolas" w:hAnsi="Consolas"/>
+                <w:sz w:val="15"/>
+              </w:rPr>
               <w:br/>
               <w:t xml:space="preserve">            break;</w:t>
+            </w:r>
+            <w:r>
+              <w:rPr>
+                <w:rFonts w:ascii="Consolas" w:hAnsi="Consolas"/>
+                <w:sz w:val="15"/>
+              </w:rPr>
               <w:br/>
               <w:t xml:space="preserve">        case 2:</w:t>
+            </w:r>
+            <w:r>
+              <w:rPr>
+                <w:rFonts w:ascii="Consolas" w:hAnsi="Consolas"/>
+                <w:sz w:val="15"/>
+              </w:rPr>
               <w:br/>
               <w:t xml:space="preserve">            del();</w:t>
+            </w:r>
+            <w:r>
+              <w:rPr>
+                <w:rFonts w:ascii="Consolas" w:hAnsi="Consolas"/>
+                <w:sz w:val="15"/>
+              </w:rPr>
               <w:br/>
               <w:t xml:space="preserve">            break;</w:t>
+            </w:r>
+            <w:r>
+              <w:rPr>
+                <w:rFonts w:ascii="Consolas" w:hAnsi="Consolas"/>
+                <w:sz w:val="15"/>
+              </w:rPr>
               <w:br/>
               <w:t xml:space="preserve">        case 3:</w:t>
+            </w:r>
+            <w:r>
+              <w:rPr>
+                <w:rFonts w:ascii="Consolas" w:hAnsi="Consolas"/>
+                <w:sz w:val="15"/>
+              </w:rPr>
               <w:br/>
               <w:t xml:space="preserve">            review();</w:t>
+            </w:r>
+            <w:r>
+              <w:rPr>
+                <w:rFonts w:ascii="Consolas" w:hAnsi="Consolas"/>
+                <w:sz w:val="15"/>
+              </w:rPr>
               <w:br/>
               <w:t xml:space="preserve">            break;</w:t>
+            </w:r>
+            <w:r>
+              <w:rPr>
+                <w:rFonts w:ascii="Consolas" w:hAnsi="Consolas"/>
+                <w:sz w:val="15"/>
+              </w:rPr>
               <w:br/>
               <w:t xml:space="preserve">        case 0:</w:t>
+            </w:r>
+            <w:r>
+              <w:rPr>
+                <w:rFonts w:ascii="Consolas" w:hAnsi="Consolas"/>
+                <w:sz w:val="15"/>
+              </w:rPr>
               <w:br/>
               <w:t xml:space="preserve">            clear();</w:t>
+            </w:r>
+            <w:r>
+              <w:rPr>
+                <w:rFonts w:ascii="Consolas" w:hAnsi="Consolas"/>
+                <w:sz w:val="15"/>
+              </w:rPr>
               <w:br/>
               <w:t xml:space="preserve">            printf("Выход\n");</w:t>
+            </w:r>
+            <w:r>
+              <w:rPr>
+                <w:rFonts w:ascii="Consolas" w:hAnsi="Consolas"/>
+                <w:sz w:val="15"/>
+              </w:rPr>
               <w:br/>
               <w:t xml:space="preserve">            break;</w:t>
+            </w:r>
+            <w:r>
+              <w:rPr>
+                <w:rFonts w:ascii="Consolas" w:hAnsi="Consolas"/>
+                <w:sz w:val="15"/>
+              </w:rPr>
               <w:br/>
               <w:t xml:space="preserve">        default:</w:t>
+            </w:r>
+            <w:r>
+              <w:rPr>
+                <w:rFonts w:ascii="Consolas" w:hAnsi="Consolas"/>
+                <w:sz w:val="15"/>
+              </w:rPr>
               <w:br/>
               <w:t xml:space="preserve">            printf("Неверный выбор\n");</w:t>
-              <w:br/>
+            </w:r>
+            <w:r>
+              <w:rPr>
+                <w:rFonts w:ascii="Consolas" w:hAnsi="Consolas"/>
+                <w:sz w:val="15"/>
+              </w:rPr>
+              <w:br/>
+            </w:r>
+            <w:r>
+              <w:rPr>
+                <w:rFonts w:ascii="Consolas" w:hAnsi="Consolas"/>
+                <w:sz w:val="15"/>
+              </w:rPr>
               <w:t xml:space="preserve">        }</w:t>
-              <w:br/>
+            </w:r>
+            <w:r>
+              <w:rPr>
+                <w:rFonts w:ascii="Consolas" w:hAnsi="Consolas"/>
+                <w:sz w:val="15"/>
+              </w:rPr>
+              <w:br/>
+            </w:r>
+            <w:r>
+              <w:rPr>
+                <w:rFonts w:ascii="Consolas" w:hAnsi="Consolas"/>
+                <w:sz w:val="15"/>
+              </w:rPr>
               <w:br/>
               <w:t xml:space="preserve">    } while (choice != 0);</w:t>
-              <w:br/>
+            </w:r>
+            <w:r>
+              <w:rPr>
+                <w:rFonts w:ascii="Consolas" w:hAnsi="Consolas"/>
+                <w:sz w:val="15"/>
+              </w:rPr>
+              <w:br/>
+            </w:r>
+            <w:r>
+              <w:rPr>
+                <w:rFonts w:ascii="Consolas" w:hAnsi="Consolas"/>
+                <w:sz w:val="15"/>
+              </w:rPr>
               <w:br/>
               <w:t xml:space="preserve">    return 0;</w:t>
+            </w:r>
+            <w:r>
+              <w:rPr>
+                <w:rFonts w:ascii="Consolas" w:hAnsi="Consolas"/>
+                <w:sz w:val="15"/>
+              </w:rPr>
               <w:br/>
               <w:t>}</w:t>
+            </w:r>
+            <w:r>
+              <w:rPr>
+                <w:rFonts w:ascii="Consolas" w:hAnsi="Consolas"/>
+                <w:sz w:val="15"/>
+              </w:rPr>
               <w:br/>
             </w:r>
           </w:p>
@@ -1096,22 +3081,28 @@
         <w:jc w:val="center"/>
       </w:pPr>
       <w:r>
+        <w:rPr>
+          <w:noProof/>
+          <w:lang w:val="ru-RU" w:eastAsia="ru-RU"/>
+        </w:rPr>
+        <w:lastRenderedPageBreak/>
         <w:drawing>
-          <wp:inline xmlns:a="http://schemas.openxmlformats.org/drawingml/2006/main" xmlns:pic="http://schemas.openxmlformats.org/drawingml/2006/picture">
+          <wp:inline distT="0" distB="0" distL="0" distR="0">
             <wp:extent cx="5760000" cy="1922400"/>
+            <wp:effectExtent l="0" t="0" r="0" b="0"/>
             <wp:docPr id="2" name="Picture 2"/>
             <wp:cNvGraphicFramePr>
-              <a:graphicFrameLocks noChangeAspect="1"/>
+              <a:graphicFrameLocks xmlns:a="http://schemas.openxmlformats.org/drawingml/2006/main" noChangeAspect="1"/>
             </wp:cNvGraphicFramePr>
-            <a:graphic>
+            <a:graphic xmlns:a="http://schemas.openxmlformats.org/drawingml/2006/main">
               <a:graphicData uri="http://schemas.openxmlformats.org/drawingml/2006/picture">
-                <pic:pic>
+                <pic:pic xmlns:pic="http://schemas.openxmlformats.org/drawingml/2006/picture">
                   <pic:nvPicPr>
                     <pic:cNvPr id="0" name="task2_result.png"/>
                     <pic:cNvPicPr/>
                   </pic:nvPicPr>
                   <pic:blipFill>
-                    <a:blip r:embed="rId13"/>
+                    <a:blip r:embed="rId7"/>
                     <a:stretch>
                       <a:fillRect/>
                     </a:stretch>
@@ -1121,7 +3112,9 @@
                       <a:off x="0" y="0"/>
                       <a:ext cx="5760000" cy="1922400"/>
                     </a:xfrm>
-                    <a:prstGeom prst="rect"/>
+                    <a:prstGeom prst="rect">
+                      <a:avLst/>
+                    </a:prstGeom>
                   </pic:spPr>
                 </pic:pic>
               </a:graphicData>
@@ -1134,31 +3127,71 @@
       <w:pPr>
         <w:spacing w:before="80" w:after="80"/>
         <w:jc w:val="center"/>
+        <w:rPr>
+          <w:szCs w:val="28"/>
+          <w:lang w:val="ru-RU"/>
+        </w:rPr>
       </w:pPr>
       <w:r>
         <w:rPr>
-          <w:rFonts w:ascii="Times New Roman" w:hAnsi="Times New Roman"/>
-          <w:sz w:val="24"/>
+          <w:szCs w:val="28"/>
+          <w:lang w:val="ru-RU"/>
         </w:rPr>
         <w:t>Рисунок 2 — Результат контрольного запуска задания 2</w:t>
       </w:r>
     </w:p>
     <w:p>
       <w:pPr>
-        <w:spacing w:line="360" w:lineRule="auto" w:after="0"/>
+        <w:spacing w:after="0" w:line="360" w:lineRule="auto"/>
         <w:ind w:firstLine="709"/>
         <w:jc w:val="both"/>
+        <w:rPr>
+          <w:lang w:val="ru-RU"/>
+        </w:rPr>
       </w:pPr>
       <w:r>
         <w:rPr>
-          <w:rFonts w:ascii="Times New Roman" w:hAnsi="Times New Roman"/>
-          <w:sz w:val="28"/>
-        </w:rPr>
-        <w:t>Первым удалён object_1, который был добавлен раньше остальных. Это соответствует принципу FIFO.</w:t>
+          <w:szCs w:val="28"/>
+          <w:lang w:val="ru-RU"/>
+        </w:rPr>
+        <w:t xml:space="preserve">Первым удалён </w:t>
+      </w:r>
+      <w:r>
+        <w:rPr>
+          <w:szCs w:val="28"/>
+        </w:rPr>
+        <w:t>object</w:t>
+      </w:r>
+      <w:r>
+        <w:rPr>
+          <w:szCs w:val="28"/>
+          <w:lang w:val="ru-RU"/>
+        </w:rPr>
+        <w:t xml:space="preserve">_1, который был добавлен раньше остальных. Это соответствует принципу </w:t>
+      </w:r>
+      <w:r>
+        <w:rPr>
+          <w:szCs w:val="28"/>
+        </w:rPr>
+        <w:t>FIFO</w:t>
+      </w:r>
+      <w:r>
+        <w:rPr>
+          <w:lang w:val="ru-RU"/>
+        </w:rPr>
+        <w:t>.</w:t>
       </w:r>
     </w:p>
     <w:p>
+      <w:pPr>
+        <w:rPr>
+          <w:lang w:val="ru-RU"/>
+        </w:rPr>
+      </w:pPr>
       <w:r>
+        <w:rPr>
+          <w:lang w:val="ru-RU"/>
+        </w:rPr>
         <w:br w:type="page"/>
       </w:r>
     </w:p>
@@ -1167,50 +3200,181 @@
         <w:keepNext/>
         <w:spacing w:before="160" w:after="160"/>
         <w:jc w:val="center"/>
+        <w:rPr>
+          <w:szCs w:val="28"/>
+          <w:lang w:val="ru-RU"/>
+        </w:rPr>
       </w:pPr>
       <w:r>
         <w:rPr>
-          <w:rFonts w:ascii="Times New Roman" w:hAnsi="Times New Roman"/>
-          <w:b/>
-          <w:sz w:val="32"/>
-        </w:rPr>
-        <w:t>3. Стек LIFO</w:t>
+          <w:szCs w:val="28"/>
+          <w:lang w:val="ru-RU"/>
+        </w:rPr>
+        <w:lastRenderedPageBreak/>
+        <w:t xml:space="preserve">3. Стек </w:t>
+      </w:r>
+      <w:r>
+        <w:rPr>
+          <w:szCs w:val="28"/>
+        </w:rPr>
+        <w:t>LIFO</w:t>
       </w:r>
     </w:p>
     <w:p>
       <w:pPr>
-        <w:spacing w:line="360" w:lineRule="auto" w:after="0"/>
+        <w:spacing w:after="0" w:line="360" w:lineRule="auto"/>
         <w:ind w:firstLine="709"/>
         <w:jc w:val="both"/>
+        <w:rPr>
+          <w:szCs w:val="28"/>
+          <w:lang w:val="ru-RU"/>
+        </w:rPr>
       </w:pPr>
       <w:r>
         <w:rPr>
-          <w:rFonts w:ascii="Times New Roman" w:hAnsi="Times New Roman"/>
-          <w:b/>
-          <w:sz w:val="28"/>
+          <w:szCs w:val="28"/>
+          <w:lang w:val="ru-RU"/>
         </w:rPr>
         <w:t xml:space="preserve">Задание: </w:t>
       </w:r>
       <w:r>
         <w:rPr>
-          <w:rFonts w:ascii="Times New Roman" w:hAnsi="Times New Roman"/>
-          <w:sz w:val="28"/>
-        </w:rPr>
-        <w:t>Реализовать стек на основе односвязного списка. Программа должна добавлять элемент на вершину, удалять верхний элемент и выводить содержимое стека.</w:t>
+          <w:szCs w:val="28"/>
+          <w:lang w:val="ru-RU"/>
+        </w:rPr>
+        <w:t>Реализовать стек на осно</w:t>
+      </w:r>
+      <w:r>
+        <w:rPr>
+          <w:szCs w:val="28"/>
+          <w:lang w:val="ru-RU"/>
+        </w:rPr>
+        <w:t>ве односвязного списка. Программа должна добавлять элемент на вершину, удалять верхний элемент и выводить содержимое стека.</w:t>
       </w:r>
     </w:p>
     <w:p>
       <w:pPr>
-        <w:spacing w:line="360" w:lineRule="auto" w:after="0"/>
+        <w:spacing w:after="0" w:line="360" w:lineRule="auto"/>
         <w:ind w:firstLine="709"/>
         <w:jc w:val="both"/>
+        <w:rPr>
+          <w:szCs w:val="28"/>
+          <w:lang w:val="ru-RU"/>
+        </w:rPr>
       </w:pPr>
       <w:r>
         <w:rPr>
-          <w:rFonts w:ascii="Times New Roman" w:hAnsi="Times New Roman"/>
-          <w:sz w:val="28"/>
-        </w:rPr>
-        <w:t>Указатель top хранит адрес верхнего узла. При добавлении новый узел ссылается на прежнюю вершину и сам становится вершиной. При удалении top перемещается к следующему узлу, а память прежней вершины освобождается. Операции add() и del() имеют сложность O(1), просмотр — O(n).</w:t>
+          <w:szCs w:val="28"/>
+          <w:lang w:val="ru-RU"/>
+        </w:rPr>
+        <w:t xml:space="preserve">Указатель </w:t>
+      </w:r>
+      <w:r>
+        <w:rPr>
+          <w:szCs w:val="28"/>
+        </w:rPr>
+        <w:t>top</w:t>
+      </w:r>
+      <w:r>
+        <w:rPr>
+          <w:szCs w:val="28"/>
+          <w:lang w:val="ru-RU"/>
+        </w:rPr>
+        <w:t xml:space="preserve"> хранит адрес верхнего узла. При добавлении новый узел ссылается на прежнюю вершину и сам становится вершиной. При удал</w:t>
+      </w:r>
+      <w:r>
+        <w:rPr>
+          <w:szCs w:val="28"/>
+          <w:lang w:val="ru-RU"/>
+        </w:rPr>
+        <w:t xml:space="preserve">ении </w:t>
+      </w:r>
+      <w:r>
+        <w:rPr>
+          <w:szCs w:val="28"/>
+        </w:rPr>
+        <w:t>top</w:t>
+      </w:r>
+      <w:r>
+        <w:rPr>
+          <w:szCs w:val="28"/>
+          <w:lang w:val="ru-RU"/>
+        </w:rPr>
+        <w:t xml:space="preserve"> перемещается к следующему узлу, а память прежней вершины освобождается. Операции </w:t>
+      </w:r>
+      <w:proofErr w:type="gramStart"/>
+      <w:r>
+        <w:rPr>
+          <w:szCs w:val="28"/>
+        </w:rPr>
+        <w:t>add</w:t>
+      </w:r>
+      <w:r>
+        <w:rPr>
+          <w:szCs w:val="28"/>
+          <w:lang w:val="ru-RU"/>
+        </w:rPr>
+        <w:t>(</w:t>
+      </w:r>
+      <w:proofErr w:type="gramEnd"/>
+      <w:r>
+        <w:rPr>
+          <w:szCs w:val="28"/>
+          <w:lang w:val="ru-RU"/>
+        </w:rPr>
+        <w:t xml:space="preserve">) и </w:t>
+      </w:r>
+      <w:r>
+        <w:rPr>
+          <w:szCs w:val="28"/>
+        </w:rPr>
+        <w:t>del</w:t>
+      </w:r>
+      <w:r>
+        <w:rPr>
+          <w:szCs w:val="28"/>
+          <w:lang w:val="ru-RU"/>
+        </w:rPr>
+        <w:t xml:space="preserve">() имеют сложность </w:t>
+      </w:r>
+      <w:r>
+        <w:rPr>
+          <w:szCs w:val="28"/>
+        </w:rPr>
+        <w:t>O</w:t>
+      </w:r>
+      <w:r>
+        <w:rPr>
+          <w:szCs w:val="28"/>
+          <w:lang w:val="ru-RU"/>
+        </w:rPr>
+        <w:t xml:space="preserve">(1), просмотр — </w:t>
+      </w:r>
+      <w:r>
+        <w:rPr>
+          <w:szCs w:val="28"/>
+        </w:rPr>
+        <w:t>O</w:t>
+      </w:r>
+      <w:r>
+        <w:rPr>
+          <w:szCs w:val="28"/>
+          <w:lang w:val="ru-RU"/>
+        </w:rPr>
+        <w:t>(</w:t>
+      </w:r>
+      <w:r>
+        <w:rPr>
+          <w:szCs w:val="28"/>
+        </w:rPr>
+        <w:t>n</w:t>
+      </w:r>
+      <w:r>
+        <w:rPr>
+          <w:szCs w:val="28"/>
+          <w:lang w:val="ru-RU"/>
+        </w:rPr>
+        <w:t>).</w:t>
       </w:r>
     </w:p>
     <w:p>
@@ -1218,19 +3382,39 @@
         <w:spacing w:before="80" w:after="80"/>
         <w:jc w:val="center"/>
       </w:pPr>
+      <w:proofErr w:type="spellStart"/>
       <w:r>
         <w:rPr>
-          <w:rFonts w:ascii="Times New Roman" w:hAnsi="Times New Roman"/>
-          <w:sz w:val="24"/>
-        </w:rPr>
-        <w:t>Листинг 3 — Программа «Стек LIFO»</w:t>
+          <w:szCs w:val="28"/>
+        </w:rPr>
+        <w:t>Листинг</w:t>
+      </w:r>
+      <w:proofErr w:type="spellEnd"/>
+      <w:r>
+        <w:rPr>
+          <w:szCs w:val="28"/>
+        </w:rPr>
+        <w:t xml:space="preserve"> 3 — </w:t>
+      </w:r>
+      <w:proofErr w:type="spellStart"/>
+      <w:r>
+        <w:rPr>
+          <w:szCs w:val="28"/>
+        </w:rPr>
+        <w:t>Программа</w:t>
+      </w:r>
+      <w:proofErr w:type="spellEnd"/>
+      <w:r>
+        <w:rPr>
+          <w:szCs w:val="28"/>
+        </w:rPr>
+        <w:t xml:space="preserve"> «Стек LIFO»</w:t>
       </w:r>
     </w:p>
     <w:tbl>
       <w:tblPr>
-        <w:tblW w:type="auto" w:w="0"/>
-        <w:tblLayout w:type="autofit"/>
-        <w:tblLook w:firstColumn="1" w:firstRow="1" w:lastColumn="0" w:lastRow="0" w:noHBand="0" w:noVBand="1" w:val="04A0"/>
+        <w:tblW w:w="0" w:type="auto"/>
+        <w:tblLook w:val="04A0" w:firstRow="1" w:lastRow="0" w:firstColumn="1" w:lastColumn="0" w:noHBand="0" w:noVBand="1"/>
       </w:tblPr>
       <w:tblGrid>
         <w:gridCol w:w="9355"/>
@@ -1238,19 +3422,18 @@
       <w:tr>
         <w:tc>
           <w:tcPr>
-            <w:tcW w:type="dxa" w:w="9355"/>
-            <w:vAlign w:val="top"/>
-            <w:shd w:fill="F3F4F6"/>
+            <w:tcW w:w="9355" w:type="dxa"/>
+            <w:shd w:val="clear" w:color="auto" w:fill="F3F4F6"/>
             <w:tcMar>
               <w:top w:w="80" w:type="dxa"/>
-              <w:start w:w="100" w:type="dxa"/>
+              <w:left w:w="100" w:type="dxa"/>
               <w:bottom w:w="80" w:type="dxa"/>
-              <w:end w:w="100" w:type="dxa"/>
+              <w:right w:w="100" w:type="dxa"/>
             </w:tcMar>
           </w:tcPr>
           <w:p>
             <w:pPr>
-              <w:spacing w:before="0" w:after="0" w:line="240" w:lineRule="auto"/>
+              <w:spacing w:after="0" w:line="240" w:lineRule="auto"/>
             </w:pPr>
             <w:r>
               <w:rPr>
@@ -1258,202 +3441,1076 @@
                 <w:sz w:val="15"/>
               </w:rPr>
               <w:t>#define _CRT_SECURE_NO_WARNINGS</w:t>
+            </w:r>
+            <w:r>
+              <w:rPr>
+                <w:rFonts w:ascii="Consolas" w:hAnsi="Consolas"/>
+                <w:sz w:val="15"/>
+              </w:rPr>
               <w:br/>
               <w:t>#include &lt;stdio.h&gt;</w:t>
+            </w:r>
+            <w:r>
+              <w:rPr>
+                <w:rFonts w:ascii="Consolas" w:hAnsi="Consolas"/>
+                <w:sz w:val="15"/>
+              </w:rPr>
               <w:br/>
               <w:t>#include &lt;stdlib.h&gt;</w:t>
-              <w:br/>
-              <w:t>#include &lt;locale.h&gt;</w:t>
-              <w:br/>
+            </w:r>
+            <w:r>
+              <w:rPr>
+                <w:rFonts w:ascii="Consolas" w:hAnsi="Consolas"/>
+                <w:sz w:val="15"/>
+              </w:rPr>
+              <w:br/>
+              <w:t>#include</w:t>
+            </w:r>
+            <w:r>
+              <w:rPr>
+                <w:rFonts w:ascii="Consolas" w:hAnsi="Consolas"/>
+                <w:sz w:val="15"/>
+              </w:rPr>
+              <w:t xml:space="preserve"> &lt;locale.h&gt;</w:t>
+            </w:r>
+            <w:r>
+              <w:rPr>
+                <w:rFonts w:ascii="Consolas" w:hAnsi="Consolas"/>
+                <w:sz w:val="15"/>
+              </w:rPr>
+              <w:br/>
+            </w:r>
+            <w:r>
+              <w:rPr>
+                <w:rFonts w:ascii="Consolas" w:hAnsi="Consolas"/>
+                <w:sz w:val="15"/>
+              </w:rPr>
               <w:br/>
               <w:t>struct node {</w:t>
+            </w:r>
+            <w:r>
+              <w:rPr>
+                <w:rFonts w:ascii="Consolas" w:hAnsi="Consolas"/>
+                <w:sz w:val="15"/>
+              </w:rPr>
               <w:br/>
               <w:t xml:space="preserve">    char name[256];</w:t>
+            </w:r>
+            <w:r>
+              <w:rPr>
+                <w:rFonts w:ascii="Consolas" w:hAnsi="Consolas"/>
+                <w:sz w:val="15"/>
+              </w:rPr>
               <w:br/>
               <w:t xml:space="preserve">    struct node* next;</w:t>
+            </w:r>
+            <w:r>
+              <w:rPr>
+                <w:rFonts w:ascii="Consolas" w:hAnsi="Consolas"/>
+                <w:sz w:val="15"/>
+              </w:rPr>
               <w:br/>
               <w:t>};</w:t>
-              <w:br/>
+            </w:r>
+            <w:r>
+              <w:rPr>
+                <w:rFonts w:ascii="Consolas" w:hAnsi="Consolas"/>
+                <w:sz w:val="15"/>
+              </w:rPr>
+              <w:br/>
+            </w:r>
+            <w:r>
+              <w:rPr>
+                <w:rFonts w:ascii="Consolas" w:hAnsi="Consolas"/>
+                <w:sz w:val="15"/>
+              </w:rPr>
               <w:br/>
               <w:t>struct node* top = NULL;</w:t>
-              <w:br/>
+            </w:r>
+            <w:r>
+              <w:rPr>
+                <w:rFonts w:ascii="Consolas" w:hAnsi="Consolas"/>
+                <w:sz w:val="15"/>
+              </w:rPr>
+              <w:br/>
+            </w:r>
+            <w:r>
+              <w:rPr>
+                <w:rFonts w:ascii="Consolas" w:hAnsi="Consolas"/>
+                <w:sz w:val="15"/>
+              </w:rPr>
               <w:br/>
               <w:t>void add()</w:t>
+            </w:r>
+            <w:r>
+              <w:rPr>
+                <w:rFonts w:ascii="Consolas" w:hAnsi="Consolas"/>
+                <w:sz w:val="15"/>
+              </w:rPr>
               <w:br/>
               <w:t>{</w:t>
+            </w:r>
+            <w:r>
+              <w:rPr>
+                <w:rFonts w:ascii="Consolas" w:hAnsi="Consolas"/>
+                <w:sz w:val="15"/>
+              </w:rPr>
               <w:br/>
               <w:t xml:space="preserve">    struct node* p;</w:t>
-              <w:br/>
+            </w:r>
+            <w:r>
+              <w:rPr>
+                <w:rFonts w:ascii="Consolas" w:hAnsi="Consolas"/>
+                <w:sz w:val="15"/>
+              </w:rPr>
+              <w:br/>
+            </w:r>
+            <w:r>
+              <w:rPr>
+                <w:rFonts w:ascii="Consolas" w:hAnsi="Consolas"/>
+                <w:sz w:val="15"/>
+              </w:rPr>
               <w:br/>
               <w:t xml:space="preserve">    p = (struct node*)malloc(sizeof(struct node));</w:t>
-              <w:br/>
+            </w:r>
+            <w:r>
+              <w:rPr>
+                <w:rFonts w:ascii="Consolas" w:hAnsi="Consolas"/>
+                <w:sz w:val="15"/>
+              </w:rPr>
+              <w:br/>
+            </w:r>
+            <w:r>
+              <w:rPr>
+                <w:rFonts w:ascii="Consolas" w:hAnsi="Consolas"/>
+                <w:sz w:val="15"/>
+              </w:rPr>
               <w:br/>
               <w:t xml:space="preserve">    if (p == NULL) {</w:t>
+            </w:r>
+            <w:r>
+              <w:rPr>
+                <w:rFonts w:ascii="Consolas" w:hAnsi="Consolas"/>
+                <w:sz w:val="15"/>
+              </w:rPr>
               <w:br/>
               <w:t xml:space="preserve">        printf("Ошибка выделения памяти\n");</w:t>
+            </w:r>
+            <w:r>
+              <w:rPr>
+                <w:rFonts w:ascii="Consolas" w:hAnsi="Consolas"/>
+                <w:sz w:val="15"/>
+              </w:rPr>
+              <w:br/>
+              <w:t xml:space="preserve">    </w:t>
+            </w:r>
+            <w:r>
+              <w:rPr>
+                <w:rFonts w:ascii="Consolas" w:hAnsi="Consolas"/>
+                <w:sz w:val="15"/>
+              </w:rPr>
+              <w:t xml:space="preserve">    return;</w:t>
+            </w:r>
+            <w:r>
+              <w:rPr>
+                <w:rFonts w:ascii="Consolas" w:hAnsi="Consolas"/>
+                <w:sz w:val="15"/>
+              </w:rPr>
+              <w:br/>
+              <w:t xml:space="preserve">    }</w:t>
+            </w:r>
+            <w:r>
+              <w:rPr>
+                <w:rFonts w:ascii="Consolas" w:hAnsi="Consolas"/>
+                <w:sz w:val="15"/>
+              </w:rPr>
+              <w:br/>
+            </w:r>
+            <w:r>
+              <w:rPr>
+                <w:rFonts w:ascii="Consolas" w:hAnsi="Consolas"/>
+                <w:sz w:val="15"/>
+              </w:rPr>
+              <w:br/>
+              <w:t xml:space="preserve">    printf("Введите название объекта (например object_1 или object-1): ");</w:t>
+            </w:r>
+            <w:r>
+              <w:rPr>
+                <w:rFonts w:ascii="Consolas" w:hAnsi="Consolas"/>
+                <w:sz w:val="15"/>
+              </w:rPr>
+              <w:br/>
+              <w:t xml:space="preserve">    scanf("%255s", p-&gt;name);</w:t>
+            </w:r>
+            <w:r>
+              <w:rPr>
+                <w:rFonts w:ascii="Consolas" w:hAnsi="Consolas"/>
+                <w:sz w:val="15"/>
+              </w:rPr>
+              <w:br/>
+            </w:r>
+            <w:r>
+              <w:rPr>
+                <w:rFonts w:ascii="Consolas" w:hAnsi="Consolas"/>
+                <w:sz w:val="15"/>
+              </w:rPr>
+              <w:br/>
+              <w:t xml:space="preserve">    p-&gt;next = top;</w:t>
+            </w:r>
+            <w:r>
+              <w:rPr>
+                <w:rFonts w:ascii="Consolas" w:hAnsi="Consolas"/>
+                <w:sz w:val="15"/>
+              </w:rPr>
+              <w:br/>
+              <w:t xml:space="preserve">    top = p;</w:t>
+            </w:r>
+            <w:r>
+              <w:rPr>
+                <w:rFonts w:ascii="Consolas" w:hAnsi="Consolas"/>
+                <w:sz w:val="15"/>
+              </w:rPr>
+              <w:br/>
+            </w:r>
+            <w:r>
+              <w:rPr>
+                <w:rFonts w:ascii="Consolas" w:hAnsi="Consolas"/>
+                <w:sz w:val="15"/>
+              </w:rPr>
+              <w:br/>
+              <w:t xml:space="preserve">    printf("Элемент добавлен в стек\n");</w:t>
+            </w:r>
+            <w:r>
+              <w:rPr>
+                <w:rFonts w:ascii="Consolas" w:hAnsi="Consolas"/>
+                <w:sz w:val="15"/>
+              </w:rPr>
+              <w:br/>
+              <w:t>}</w:t>
+            </w:r>
+            <w:r>
+              <w:rPr>
+                <w:rFonts w:ascii="Consolas" w:hAnsi="Consolas"/>
+                <w:sz w:val="15"/>
+              </w:rPr>
+              <w:br/>
+            </w:r>
+            <w:r>
+              <w:rPr>
+                <w:rFonts w:ascii="Consolas" w:hAnsi="Consolas"/>
+                <w:sz w:val="15"/>
+              </w:rPr>
+              <w:br/>
+              <w:t>void del()</w:t>
+            </w:r>
+            <w:r>
+              <w:rPr>
+                <w:rFonts w:ascii="Consolas" w:hAnsi="Consolas"/>
+                <w:sz w:val="15"/>
+              </w:rPr>
+              <w:br/>
+              <w:t>{</w:t>
+            </w:r>
+            <w:r>
+              <w:rPr>
+                <w:rFonts w:ascii="Consolas" w:hAnsi="Consolas"/>
+                <w:sz w:val="15"/>
+              </w:rPr>
+              <w:br/>
+              <w:t xml:space="preserve">    struct node* temp;</w:t>
+            </w:r>
+            <w:r>
+              <w:rPr>
+                <w:rFonts w:ascii="Consolas" w:hAnsi="Consolas"/>
+                <w:sz w:val="15"/>
+              </w:rPr>
+              <w:br/>
+            </w:r>
+            <w:r>
+              <w:rPr>
+                <w:rFonts w:ascii="Consolas" w:hAnsi="Consolas"/>
+                <w:sz w:val="15"/>
+              </w:rPr>
+              <w:br/>
+              <w:t xml:space="preserve">    if (top == NUL</w:t>
+            </w:r>
+            <w:r>
+              <w:rPr>
+                <w:rFonts w:ascii="Consolas" w:hAnsi="Consolas"/>
+                <w:sz w:val="15"/>
+              </w:rPr>
+              <w:t>L) {</w:t>
+            </w:r>
+            <w:r>
+              <w:rPr>
+                <w:rFonts w:ascii="Consolas" w:hAnsi="Consolas"/>
+                <w:sz w:val="15"/>
+              </w:rPr>
+              <w:br/>
+              <w:t xml:space="preserve">        printf("Стек пуст\n");</w:t>
+            </w:r>
+            <w:r>
+              <w:rPr>
+                <w:rFonts w:ascii="Consolas" w:hAnsi="Consolas"/>
+                <w:sz w:val="15"/>
+              </w:rPr>
               <w:br/>
               <w:t xml:space="preserve">        return;</w:t>
+            </w:r>
+            <w:r>
+              <w:rPr>
+                <w:rFonts w:ascii="Consolas" w:hAnsi="Consolas"/>
+                <w:sz w:val="15"/>
+              </w:rPr>
               <w:br/>
               <w:t xml:space="preserve">    }</w:t>
-              <w:br/>
-              <w:br/>
-              <w:t xml:space="preserve">    printf("Введите название объекта (например object_1 или object-1): ");</w:t>
-              <w:br/>
-              <w:t xml:space="preserve">    scanf("%255s", p-&gt;name);</w:t>
-              <w:br/>
-              <w:br/>
-              <w:t xml:space="preserve">    p-&gt;next = top;</w:t>
-              <w:br/>
-              <w:t xml:space="preserve">    top = p;</w:t>
-              <w:br/>
-              <w:br/>
-              <w:t xml:space="preserve">    printf("Элемент добавлен в стек\n");</w:t>
+            </w:r>
+            <w:r>
+              <w:rPr>
+                <w:rFonts w:ascii="Consolas" w:hAnsi="Consolas"/>
+                <w:sz w:val="15"/>
+              </w:rPr>
+              <w:br/>
+            </w:r>
+            <w:r>
+              <w:rPr>
+                <w:rFonts w:ascii="Consolas" w:hAnsi="Consolas"/>
+                <w:sz w:val="15"/>
+              </w:rPr>
+              <w:br/>
+              <w:t xml:space="preserve">    temp = top;</w:t>
+            </w:r>
+            <w:r>
+              <w:rPr>
+                <w:rFonts w:ascii="Consolas" w:hAnsi="Consolas"/>
+                <w:sz w:val="15"/>
+              </w:rPr>
+              <w:br/>
+              <w:t xml:space="preserve">    top = top-&gt;next;</w:t>
+            </w:r>
+            <w:r>
+              <w:rPr>
+                <w:rFonts w:ascii="Consolas" w:hAnsi="Consolas"/>
+                <w:sz w:val="15"/>
+              </w:rPr>
+              <w:br/>
+            </w:r>
+            <w:r>
+              <w:rPr>
+                <w:rFonts w:ascii="Consolas" w:hAnsi="Consolas"/>
+                <w:sz w:val="15"/>
+              </w:rPr>
+              <w:br/>
+              <w:t xml:space="preserve">    printf("Удален элемент: %s\n", temp-&gt;name);</w:t>
+            </w:r>
+            <w:r>
+              <w:rPr>
+                <w:rFonts w:ascii="Consolas" w:hAnsi="Consolas"/>
+                <w:sz w:val="15"/>
+              </w:rPr>
+              <w:br/>
+              <w:t xml:space="preserve">    free(temp);</w:t>
+            </w:r>
+            <w:r>
+              <w:rPr>
+                <w:rFonts w:ascii="Consolas" w:hAnsi="Consolas"/>
+                <w:sz w:val="15"/>
+              </w:rPr>
               <w:br/>
               <w:t>}</w:t>
-              <w:br/>
-              <w:br/>
-              <w:t>void del()</w:t>
+            </w:r>
+            <w:r>
+              <w:rPr>
+                <w:rFonts w:ascii="Consolas" w:hAnsi="Consolas"/>
+                <w:sz w:val="15"/>
+              </w:rPr>
+              <w:br/>
+            </w:r>
+            <w:r>
+              <w:rPr>
+                <w:rFonts w:ascii="Consolas" w:hAnsi="Consolas"/>
+                <w:sz w:val="15"/>
+              </w:rPr>
+              <w:br/>
+              <w:t>void review()</w:t>
+            </w:r>
+            <w:r>
+              <w:rPr>
+                <w:rFonts w:ascii="Consolas" w:hAnsi="Consolas"/>
+                <w:sz w:val="15"/>
+              </w:rPr>
               <w:br/>
               <w:t>{</w:t>
+            </w:r>
+            <w:r>
+              <w:rPr>
+                <w:rFonts w:ascii="Consolas" w:hAnsi="Consolas"/>
+                <w:sz w:val="15"/>
+              </w:rPr>
+              <w:br/>
+              <w:t xml:space="preserve">    struct node* temp = top;</w:t>
+            </w:r>
+            <w:r>
+              <w:rPr>
+                <w:rFonts w:ascii="Consolas" w:hAnsi="Consolas"/>
+                <w:sz w:val="15"/>
+              </w:rPr>
+              <w:br/>
+            </w:r>
+            <w:r>
+              <w:rPr>
+                <w:rFonts w:ascii="Consolas" w:hAnsi="Consolas"/>
+                <w:sz w:val="15"/>
+              </w:rPr>
+              <w:br/>
+              <w:t xml:space="preserve">    if (top == NULL) {</w:t>
+            </w:r>
+            <w:r>
+              <w:rPr>
+                <w:rFonts w:ascii="Consolas" w:hAnsi="Consolas"/>
+                <w:sz w:val="15"/>
+              </w:rPr>
+              <w:br/>
+              <w:t xml:space="preserve">        printf("Стек пу</w:t>
+            </w:r>
+            <w:r>
+              <w:rPr>
+                <w:rFonts w:ascii="Consolas" w:hAnsi="Consolas"/>
+                <w:sz w:val="15"/>
+              </w:rPr>
+              <w:t>ст\n");</w:t>
+            </w:r>
+            <w:r>
+              <w:rPr>
+                <w:rFonts w:ascii="Consolas" w:hAnsi="Consolas"/>
+                <w:sz w:val="15"/>
+              </w:rPr>
+              <w:br/>
+              <w:t xml:space="preserve">        return;</w:t>
+            </w:r>
+            <w:r>
+              <w:rPr>
+                <w:rFonts w:ascii="Consolas" w:hAnsi="Consolas"/>
+                <w:sz w:val="15"/>
+              </w:rPr>
+              <w:br/>
+              <w:t xml:space="preserve">    }</w:t>
+            </w:r>
+            <w:r>
+              <w:rPr>
+                <w:rFonts w:ascii="Consolas" w:hAnsi="Consolas"/>
+                <w:sz w:val="15"/>
+              </w:rPr>
+              <w:br/>
+            </w:r>
+            <w:r>
+              <w:rPr>
+                <w:rFonts w:ascii="Consolas" w:hAnsi="Consolas"/>
+                <w:sz w:val="15"/>
+              </w:rPr>
+              <w:lastRenderedPageBreak/>
+              <w:br/>
+              <w:t xml:space="preserve">    printf("Содержимое стека (от вершины к основанию):\n");</w:t>
+            </w:r>
+            <w:r>
+              <w:rPr>
+                <w:rFonts w:ascii="Consolas" w:hAnsi="Consolas"/>
+                <w:sz w:val="15"/>
+              </w:rPr>
+              <w:br/>
+              <w:t xml:space="preserve">    while (temp != NULL) {</w:t>
+            </w:r>
+            <w:r>
+              <w:rPr>
+                <w:rFonts w:ascii="Consolas" w:hAnsi="Consolas"/>
+                <w:sz w:val="15"/>
+              </w:rPr>
+              <w:br/>
+              <w:t xml:space="preserve">        printf("Имя: %s\n", temp-&gt;name);</w:t>
+            </w:r>
+            <w:r>
+              <w:rPr>
+                <w:rFonts w:ascii="Consolas" w:hAnsi="Consolas"/>
+                <w:sz w:val="15"/>
+              </w:rPr>
+              <w:br/>
+              <w:t xml:space="preserve">        temp = temp-&gt;next;</w:t>
+            </w:r>
+            <w:r>
+              <w:rPr>
+                <w:rFonts w:ascii="Consolas" w:hAnsi="Consolas"/>
+                <w:sz w:val="15"/>
+              </w:rPr>
+              <w:br/>
+              <w:t xml:space="preserve">    }</w:t>
+            </w:r>
+            <w:r>
+              <w:rPr>
+                <w:rFonts w:ascii="Consolas" w:hAnsi="Consolas"/>
+                <w:sz w:val="15"/>
+              </w:rPr>
+              <w:br/>
+              <w:t>}</w:t>
+            </w:r>
+            <w:r>
+              <w:rPr>
+                <w:rFonts w:ascii="Consolas" w:hAnsi="Consolas"/>
+                <w:sz w:val="15"/>
+              </w:rPr>
+              <w:br/>
+            </w:r>
+            <w:r>
+              <w:rPr>
+                <w:rFonts w:ascii="Consolas" w:hAnsi="Consolas"/>
+                <w:sz w:val="15"/>
+              </w:rPr>
+              <w:br/>
+              <w:t>void clear()</w:t>
+            </w:r>
+            <w:r>
+              <w:rPr>
+                <w:rFonts w:ascii="Consolas" w:hAnsi="Consolas"/>
+                <w:sz w:val="15"/>
+              </w:rPr>
+              <w:br/>
+              <w:t>{</w:t>
+            </w:r>
+            <w:r>
+              <w:rPr>
+                <w:rFonts w:ascii="Consolas" w:hAnsi="Consolas"/>
+                <w:sz w:val="15"/>
+              </w:rPr>
               <w:br/>
               <w:t xml:space="preserve">    struct node* temp;</w:t>
-              <w:br/>
-              <w:br/>
-              <w:t xml:space="preserve">    if (top == NULL) {</w:t>
-              <w:br/>
-              <w:t xml:space="preserve">        printf("Стек пуст\n");</w:t>
-              <w:br/>
-              <w:t xml:space="preserve">        return;</w:t>
+            </w:r>
+            <w:r>
+              <w:rPr>
+                <w:rFonts w:ascii="Consolas" w:hAnsi="Consolas"/>
+                <w:sz w:val="15"/>
+              </w:rPr>
+              <w:br/>
+            </w:r>
+            <w:r>
+              <w:rPr>
+                <w:rFonts w:ascii="Consolas" w:hAnsi="Consolas"/>
+                <w:sz w:val="15"/>
+              </w:rPr>
+              <w:br/>
+              <w:t xml:space="preserve">    while (top != NULL</w:t>
+            </w:r>
+            <w:r>
+              <w:rPr>
+                <w:rFonts w:ascii="Consolas" w:hAnsi="Consolas"/>
+                <w:sz w:val="15"/>
+              </w:rPr>
+              <w:t>) {</w:t>
+            </w:r>
+            <w:r>
+              <w:rPr>
+                <w:rFonts w:ascii="Consolas" w:hAnsi="Consolas"/>
+                <w:sz w:val="15"/>
+              </w:rPr>
+              <w:br/>
+              <w:t xml:space="preserve">        temp = top;</w:t>
+            </w:r>
+            <w:r>
+              <w:rPr>
+                <w:rFonts w:ascii="Consolas" w:hAnsi="Consolas"/>
+                <w:sz w:val="15"/>
+              </w:rPr>
+              <w:br/>
+              <w:t xml:space="preserve">        top = top-&gt;next;</w:t>
+            </w:r>
+            <w:r>
+              <w:rPr>
+                <w:rFonts w:ascii="Consolas" w:hAnsi="Consolas"/>
+                <w:sz w:val="15"/>
+              </w:rPr>
+              <w:br/>
+              <w:t xml:space="preserve">        free(temp);</w:t>
+            </w:r>
+            <w:r>
+              <w:rPr>
+                <w:rFonts w:ascii="Consolas" w:hAnsi="Consolas"/>
+                <w:sz w:val="15"/>
+              </w:rPr>
               <w:br/>
               <w:t xml:space="preserve">    }</w:t>
-              <w:br/>
-              <w:br/>
-              <w:t xml:space="preserve">    temp = top;</w:t>
-              <w:br/>
-              <w:t xml:space="preserve">    top = top-&gt;next;</w:t>
-              <w:br/>
-              <w:br/>
-              <w:t xml:space="preserve">    printf("Удален элемент: %s\n", temp-&gt;name);</w:t>
-              <w:br/>
-              <w:t xml:space="preserve">    free(temp);</w:t>
+            </w:r>
+            <w:r>
+              <w:rPr>
+                <w:rFonts w:ascii="Consolas" w:hAnsi="Consolas"/>
+                <w:sz w:val="15"/>
+              </w:rPr>
               <w:br/>
               <w:t>}</w:t>
-              <w:br/>
-              <w:br/>
-              <w:t>void review()</w:t>
+            </w:r>
+            <w:r>
+              <w:rPr>
+                <w:rFonts w:ascii="Consolas" w:hAnsi="Consolas"/>
+                <w:sz w:val="15"/>
+              </w:rPr>
+              <w:br/>
+            </w:r>
+            <w:r>
+              <w:rPr>
+                <w:rFonts w:ascii="Consolas" w:hAnsi="Consolas"/>
+                <w:sz w:val="15"/>
+              </w:rPr>
+              <w:br/>
+              <w:t>int main()</w:t>
+            </w:r>
+            <w:r>
+              <w:rPr>
+                <w:rFonts w:ascii="Consolas" w:hAnsi="Consolas"/>
+                <w:sz w:val="15"/>
+              </w:rPr>
               <w:br/>
               <w:t>{</w:t>
-              <w:br/>
-              <w:t xml:space="preserve">    struct node* temp = top;</w:t>
-              <w:br/>
-              <w:br/>
-              <w:t xml:space="preserve">    if (top == NULL) {</w:t>
-              <w:br/>
-              <w:t xml:space="preserve">        printf("Стек пуст\n");</w:t>
-              <w:br/>
-              <w:t xml:space="preserve">        return;</w:t>
-              <w:br/>
-              <w:t xml:space="preserve">    }</w:t>
-              <w:br/>
-              <w:br/>
-              <w:t xml:space="preserve">    printf("Содержимое стека (от вершины к основанию):\n");</w:t>
-              <w:br/>
-              <w:t xml:space="preserve">    while (temp != NULL) {</w:t>
-              <w:br/>
-              <w:t xml:space="preserve">        printf("Имя: %s\n", temp-&gt;name);</w:t>
-              <w:br/>
-              <w:t xml:space="preserve">        temp = temp-&gt;next;</w:t>
-              <w:br/>
-              <w:t xml:space="preserve">    }</w:t>
+            </w:r>
+            <w:r>
+              <w:rPr>
+                <w:rFonts w:ascii="Consolas" w:hAnsi="Consolas"/>
+                <w:sz w:val="15"/>
+              </w:rPr>
+              <w:br/>
+              <w:t xml:space="preserve">    setlocale(LC_ALL, "Russian");</w:t>
+            </w:r>
+            <w:r>
+              <w:rPr>
+                <w:rFonts w:ascii="Consolas" w:hAnsi="Consolas"/>
+                <w:sz w:val="15"/>
+              </w:rPr>
+              <w:br/>
+              <w:t xml:space="preserve">    int choice;</w:t>
+            </w:r>
+            <w:r>
+              <w:rPr>
+                <w:rFonts w:ascii="Consolas" w:hAnsi="Consolas"/>
+                <w:sz w:val="15"/>
+              </w:rPr>
+              <w:br/>
+            </w:r>
+            <w:r>
+              <w:rPr>
+                <w:rFonts w:ascii="Consolas" w:hAnsi="Consolas"/>
+                <w:sz w:val="15"/>
+              </w:rPr>
+              <w:br/>
+              <w:t xml:space="preserve">    do {</w:t>
+            </w:r>
+            <w:r>
+              <w:rPr>
+                <w:rFonts w:ascii="Consolas" w:hAnsi="Consolas"/>
+                <w:sz w:val="15"/>
+              </w:rPr>
+              <w:br/>
+              <w:t xml:space="preserve">        printf("\n1. </w:t>
+            </w:r>
+            <w:r>
+              <w:rPr>
+                <w:rFonts w:ascii="Consolas" w:hAnsi="Consolas"/>
+                <w:sz w:val="15"/>
+                <w:lang w:val="ru-RU"/>
+              </w:rPr>
+              <w:t>Добавить элемент\</w:t>
+            </w:r>
+            <w:r>
+              <w:rPr>
+                <w:rFonts w:ascii="Consolas" w:hAnsi="Consolas"/>
+                <w:sz w:val="15"/>
+              </w:rPr>
+              <w:t>n</w:t>
+            </w:r>
+            <w:r>
+              <w:rPr>
+                <w:rFonts w:ascii="Consolas" w:hAnsi="Consolas"/>
+                <w:sz w:val="15"/>
+                <w:lang w:val="ru-RU"/>
+              </w:rPr>
+              <w:t>");</w:t>
+            </w:r>
+            <w:r>
+              <w:rPr>
+                <w:rFonts w:ascii="Consolas" w:hAnsi="Consolas"/>
+                <w:sz w:val="15"/>
+                <w:lang w:val="ru-RU"/>
+              </w:rPr>
+              <w:br/>
+              <w:t xml:space="preserve">        </w:t>
+            </w:r>
+            <w:proofErr w:type="spellStart"/>
+            <w:r>
+              <w:rPr>
+                <w:rFonts w:ascii="Consolas" w:hAnsi="Consolas"/>
+                <w:sz w:val="15"/>
+              </w:rPr>
+              <w:t>printf</w:t>
+            </w:r>
+            <w:proofErr w:type="spellEnd"/>
+            <w:r>
+              <w:rPr>
+                <w:rFonts w:ascii="Consolas" w:hAnsi="Consolas"/>
+                <w:sz w:val="15"/>
+                <w:lang w:val="ru-RU"/>
+              </w:rPr>
+              <w:t>("2. Удалить верхний элемент\</w:t>
+            </w:r>
+            <w:r>
+              <w:rPr>
+                <w:rFonts w:ascii="Consolas" w:hAnsi="Consolas"/>
+                <w:sz w:val="15"/>
+              </w:rPr>
+              <w:t>n</w:t>
+            </w:r>
+            <w:r>
+              <w:rPr>
+                <w:rFonts w:ascii="Consolas" w:hAnsi="Consolas"/>
+                <w:sz w:val="15"/>
+                <w:lang w:val="ru-RU"/>
+              </w:rPr>
+              <w:t>");</w:t>
+            </w:r>
+            <w:r>
+              <w:rPr>
+                <w:rFonts w:ascii="Consolas" w:hAnsi="Consolas"/>
+                <w:sz w:val="15"/>
+                <w:lang w:val="ru-RU"/>
+              </w:rPr>
+              <w:br/>
+              <w:t xml:space="preserve">        </w:t>
+            </w:r>
+            <w:proofErr w:type="spellStart"/>
+            <w:r>
+              <w:rPr>
+                <w:rFonts w:ascii="Consolas" w:hAnsi="Consolas"/>
+                <w:sz w:val="15"/>
+              </w:rPr>
+              <w:t>printf</w:t>
+            </w:r>
+            <w:proofErr w:type="spellEnd"/>
+            <w:r>
+              <w:rPr>
+                <w:rFonts w:ascii="Consolas" w:hAnsi="Consolas"/>
+                <w:sz w:val="15"/>
+                <w:lang w:val="ru-RU"/>
+              </w:rPr>
+              <w:t>("3. Просмотреть стек\</w:t>
+            </w:r>
+            <w:r>
+              <w:rPr>
+                <w:rFonts w:ascii="Consolas" w:hAnsi="Consolas"/>
+                <w:sz w:val="15"/>
+              </w:rPr>
+              <w:t>n</w:t>
+            </w:r>
+            <w:r>
+              <w:rPr>
+                <w:rFonts w:ascii="Consolas" w:hAnsi="Consolas"/>
+                <w:sz w:val="15"/>
+                <w:lang w:val="ru-RU"/>
+              </w:rPr>
+              <w:t>");</w:t>
+            </w:r>
+            <w:r>
+              <w:rPr>
+                <w:rFonts w:ascii="Consolas" w:hAnsi="Consolas"/>
+                <w:sz w:val="15"/>
+                <w:lang w:val="ru-RU"/>
+              </w:rPr>
+              <w:br/>
+              <w:t xml:space="preserve">        </w:t>
+            </w:r>
+            <w:proofErr w:type="spellStart"/>
+            <w:r>
+              <w:rPr>
+                <w:rFonts w:ascii="Consolas" w:hAnsi="Consolas"/>
+                <w:sz w:val="15"/>
+              </w:rPr>
+              <w:t>printf</w:t>
+            </w:r>
+            <w:proofErr w:type="spellEnd"/>
+            <w:r>
+              <w:rPr>
+                <w:rFonts w:ascii="Consolas" w:hAnsi="Consolas"/>
+                <w:sz w:val="15"/>
+                <w:lang w:val="ru-RU"/>
+              </w:rPr>
+              <w:t xml:space="preserve">("0. </w:t>
+            </w:r>
+            <w:proofErr w:type="spellStart"/>
+            <w:r>
+              <w:rPr>
+                <w:rFonts w:ascii="Consolas" w:hAnsi="Consolas"/>
+                <w:sz w:val="15"/>
+              </w:rPr>
+              <w:t>Выход</w:t>
+            </w:r>
+            <w:proofErr w:type="spellEnd"/>
+            <w:r>
+              <w:rPr>
+                <w:rFonts w:ascii="Consolas" w:hAnsi="Consolas"/>
+                <w:sz w:val="15"/>
+              </w:rPr>
+              <w:t>\n");</w:t>
+            </w:r>
+            <w:r>
+              <w:rPr>
+                <w:rFonts w:ascii="Consolas" w:hAnsi="Consolas"/>
+                <w:sz w:val="15"/>
+              </w:rPr>
+              <w:br/>
+              <w:t xml:space="preserve">        </w:t>
+            </w:r>
+            <w:proofErr w:type="spellStart"/>
+            <w:r>
+              <w:rPr>
+                <w:rFonts w:ascii="Consolas" w:hAnsi="Consolas"/>
+                <w:sz w:val="15"/>
+              </w:rPr>
+              <w:t>printf</w:t>
+            </w:r>
+            <w:proofErr w:type="spellEnd"/>
+            <w:r>
+              <w:rPr>
+                <w:rFonts w:ascii="Consolas" w:hAnsi="Consolas"/>
+                <w:sz w:val="15"/>
+              </w:rPr>
+              <w:t>("</w:t>
+            </w:r>
+            <w:proofErr w:type="spellStart"/>
+            <w:r>
+              <w:rPr>
+                <w:rFonts w:ascii="Consolas" w:hAnsi="Consolas"/>
+                <w:sz w:val="15"/>
+              </w:rPr>
+              <w:t>Ваш</w:t>
+            </w:r>
+            <w:proofErr w:type="spellEnd"/>
+            <w:r>
+              <w:rPr>
+                <w:rFonts w:ascii="Consolas" w:hAnsi="Consolas"/>
+                <w:sz w:val="15"/>
+              </w:rPr>
+              <w:t xml:space="preserve"> </w:t>
+            </w:r>
+            <w:proofErr w:type="spellStart"/>
+            <w:r>
+              <w:rPr>
+                <w:rFonts w:ascii="Consolas" w:hAnsi="Consolas"/>
+                <w:sz w:val="15"/>
+              </w:rPr>
+              <w:t>выбор</w:t>
+            </w:r>
+            <w:proofErr w:type="spellEnd"/>
+            <w:r>
+              <w:rPr>
+                <w:rFonts w:ascii="Consolas" w:hAnsi="Consolas"/>
+                <w:sz w:val="15"/>
+              </w:rPr>
+              <w:t>: ");</w:t>
+            </w:r>
+            <w:r>
+              <w:rPr>
+                <w:rFonts w:ascii="Consolas" w:hAnsi="Consolas"/>
+                <w:sz w:val="15"/>
+              </w:rPr>
+              <w:br/>
+              <w:t xml:space="preserve">        scanf("%d", &amp;choice);</w:t>
+            </w:r>
+            <w:r>
+              <w:rPr>
+                <w:rFonts w:ascii="Consolas" w:hAnsi="Consolas"/>
+                <w:sz w:val="15"/>
+              </w:rPr>
+              <w:br/>
+            </w:r>
+            <w:r>
+              <w:rPr>
+                <w:rFonts w:ascii="Consolas" w:hAnsi="Consolas"/>
+                <w:sz w:val="15"/>
+              </w:rPr>
+              <w:br/>
+              <w:t xml:space="preserve">        switch (choice) {</w:t>
+            </w:r>
+            <w:r>
+              <w:rPr>
+                <w:rFonts w:ascii="Consolas" w:hAnsi="Consolas"/>
+                <w:sz w:val="15"/>
+              </w:rPr>
+              <w:br/>
+              <w:t xml:space="preserve">        case 1:</w:t>
+            </w:r>
+            <w:r>
+              <w:rPr>
+                <w:rFonts w:ascii="Consolas" w:hAnsi="Consolas"/>
+                <w:sz w:val="15"/>
+              </w:rPr>
+              <w:br/>
+              <w:t xml:space="preserve">            add();</w:t>
+            </w:r>
+            <w:r>
+              <w:rPr>
+                <w:rFonts w:ascii="Consolas" w:hAnsi="Consolas"/>
+                <w:sz w:val="15"/>
+              </w:rPr>
+              <w:br/>
+              <w:t xml:space="preserve">            break;</w:t>
+            </w:r>
+            <w:r>
+              <w:rPr>
+                <w:rFonts w:ascii="Consolas" w:hAnsi="Consolas"/>
+                <w:sz w:val="15"/>
+              </w:rPr>
+              <w:br/>
+              <w:t xml:space="preserve">        case 2:</w:t>
+            </w:r>
+            <w:r>
+              <w:rPr>
+                <w:rFonts w:ascii="Consolas" w:hAnsi="Consolas"/>
+                <w:sz w:val="15"/>
+              </w:rPr>
+              <w:br/>
+              <w:t xml:space="preserve">            del();</w:t>
+            </w:r>
+            <w:r>
+              <w:rPr>
+                <w:rFonts w:ascii="Consolas" w:hAnsi="Consolas"/>
+                <w:sz w:val="15"/>
+              </w:rPr>
+              <w:br/>
+              <w:t xml:space="preserve">            break;</w:t>
+            </w:r>
+            <w:r>
+              <w:rPr>
+                <w:rFonts w:ascii="Consolas" w:hAnsi="Consolas"/>
+                <w:sz w:val="15"/>
+              </w:rPr>
+              <w:br/>
+              <w:t xml:space="preserve">   </w:t>
+            </w:r>
+            <w:r>
+              <w:rPr>
+                <w:rFonts w:ascii="Consolas" w:hAnsi="Consolas"/>
+                <w:sz w:val="15"/>
+              </w:rPr>
+              <w:t xml:space="preserve">     case 3:</w:t>
+            </w:r>
+            <w:r>
+              <w:rPr>
+                <w:rFonts w:ascii="Consolas" w:hAnsi="Consolas"/>
+                <w:sz w:val="15"/>
+              </w:rPr>
+              <w:br/>
+              <w:t xml:space="preserve">            review();</w:t>
+            </w:r>
+            <w:r>
+              <w:rPr>
+                <w:rFonts w:ascii="Consolas" w:hAnsi="Consolas"/>
+                <w:sz w:val="15"/>
+              </w:rPr>
+              <w:br/>
+              <w:t xml:space="preserve">            break;</w:t>
+            </w:r>
+            <w:r>
+              <w:rPr>
+                <w:rFonts w:ascii="Consolas" w:hAnsi="Consolas"/>
+                <w:sz w:val="15"/>
+              </w:rPr>
+              <w:br/>
+              <w:t xml:space="preserve">        case 0:</w:t>
+            </w:r>
+            <w:r>
+              <w:rPr>
+                <w:rFonts w:ascii="Consolas" w:hAnsi="Consolas"/>
+                <w:sz w:val="15"/>
+              </w:rPr>
+              <w:br/>
+              <w:t xml:space="preserve">            clear();</w:t>
+            </w:r>
+            <w:r>
+              <w:rPr>
+                <w:rFonts w:ascii="Consolas" w:hAnsi="Consolas"/>
+                <w:sz w:val="15"/>
+              </w:rPr>
+              <w:br/>
+              <w:t xml:space="preserve">            printf("Выход\n");</w:t>
+            </w:r>
+            <w:r>
+              <w:rPr>
+                <w:rFonts w:ascii="Consolas" w:hAnsi="Consolas"/>
+                <w:sz w:val="15"/>
+              </w:rPr>
+              <w:br/>
+              <w:t xml:space="preserve">            break;</w:t>
+            </w:r>
+            <w:r>
+              <w:rPr>
+                <w:rFonts w:ascii="Consolas" w:hAnsi="Consolas"/>
+                <w:sz w:val="15"/>
+              </w:rPr>
+              <w:br/>
+              <w:t xml:space="preserve">        default:</w:t>
+            </w:r>
+            <w:r>
+              <w:rPr>
+                <w:rFonts w:ascii="Consolas" w:hAnsi="Consolas"/>
+                <w:sz w:val="15"/>
+              </w:rPr>
+              <w:br/>
+              <w:t xml:space="preserve">            printf("Неверный выбор\n");</w:t>
+            </w:r>
+            <w:r>
+              <w:rPr>
+                <w:rFonts w:ascii="Consolas" w:hAnsi="Consolas"/>
+                <w:sz w:val="15"/>
+              </w:rPr>
+              <w:br/>
+              <w:t xml:space="preserve">        }</w:t>
+            </w:r>
+            <w:r>
+              <w:rPr>
+                <w:rFonts w:ascii="Consolas" w:hAnsi="Consolas"/>
+                <w:sz w:val="15"/>
+              </w:rPr>
+              <w:br/>
+            </w:r>
+            <w:r>
+              <w:rPr>
+                <w:rFonts w:ascii="Consolas" w:hAnsi="Consolas"/>
+                <w:sz w:val="15"/>
+              </w:rPr>
+              <w:br/>
+              <w:t xml:space="preserve">    } while (choice != 0);</w:t>
+            </w:r>
+            <w:r>
+              <w:rPr>
+                <w:rFonts w:ascii="Consolas" w:hAnsi="Consolas"/>
+                <w:sz w:val="15"/>
+              </w:rPr>
+              <w:br/>
+            </w:r>
+            <w:r>
+              <w:rPr>
+                <w:rFonts w:ascii="Consolas" w:hAnsi="Consolas"/>
+                <w:sz w:val="15"/>
+              </w:rPr>
+              <w:br/>
+              <w:t xml:space="preserve">    return 0;</w:t>
+            </w:r>
+            <w:r>
+              <w:rPr>
+                <w:rFonts w:ascii="Consolas" w:hAnsi="Consolas"/>
+                <w:sz w:val="15"/>
+              </w:rPr>
               <w:br/>
               <w:t>}</w:t>
-              <w:br/>
-              <w:br/>
-              <w:t>void clear()</w:t>
-              <w:br/>
-              <w:t>{</w:t>
-              <w:br/>
-              <w:t xml:space="preserve">    struct node* temp;</w:t>
-              <w:br/>
-              <w:br/>
-              <w:t xml:space="preserve">    while (top != NULL) {</w:t>
-              <w:br/>
-              <w:t xml:space="preserve">        temp = top;</w:t>
-              <w:br/>
-              <w:t xml:space="preserve">        top = top-&gt;next;</w:t>
-              <w:br/>
-              <w:t xml:space="preserve">        free(temp);</w:t>
-              <w:br/>
-              <w:t xml:space="preserve">    }</w:t>
-              <w:br/>
-              <w:t>}</w:t>
-              <w:br/>
-              <w:br/>
-              <w:t>int main()</w:t>
-              <w:br/>
-              <w:t>{</w:t>
-              <w:br/>
-              <w:t xml:space="preserve">    setlocale(LC_ALL, "Russian");</w:t>
-              <w:br/>
-              <w:t xml:space="preserve">    int choice;</w:t>
-              <w:br/>
-              <w:br/>
-              <w:t xml:space="preserve">    do {</w:t>
-              <w:br/>
-              <w:t xml:space="preserve">        printf("\n1. Добавить элемент\n");</w:t>
-              <w:br/>
-              <w:t xml:space="preserve">        printf("2. Удалить верхний элемент\n");</w:t>
-              <w:br/>
-              <w:t xml:space="preserve">        printf("3. Просмотреть стек\n");</w:t>
-              <w:br/>
-              <w:t xml:space="preserve">        printf("0. Выход\n");</w:t>
-              <w:br/>
-              <w:t xml:space="preserve">        printf("Ваш выбор: ");</w:t>
-              <w:br/>
-              <w:t xml:space="preserve">        scanf("%d", &amp;choice);</w:t>
-              <w:br/>
-              <w:br/>
-              <w:t xml:space="preserve">        switch (choice) {</w:t>
-              <w:br/>
-              <w:t xml:space="preserve">        case 1:</w:t>
-              <w:br/>
-              <w:t xml:space="preserve">            add();</w:t>
-              <w:br/>
-              <w:t xml:space="preserve">            break;</w:t>
-              <w:br/>
-              <w:t xml:space="preserve">        case 2:</w:t>
-              <w:br/>
-              <w:t xml:space="preserve">            del();</w:t>
-              <w:br/>
-              <w:t xml:space="preserve">            break;</w:t>
-              <w:br/>
-              <w:t xml:space="preserve">        case 3:</w:t>
-              <w:br/>
-              <w:t xml:space="preserve">            review();</w:t>
-              <w:br/>
-              <w:t xml:space="preserve">            break;</w:t>
-              <w:br/>
-              <w:t xml:space="preserve">        case 0:</w:t>
-              <w:br/>
-              <w:t xml:space="preserve">            clear();</w:t>
-              <w:br/>
-              <w:t xml:space="preserve">            printf("Выход\n");</w:t>
-              <w:br/>
-              <w:t xml:space="preserve">            break;</w:t>
-              <w:br/>
-              <w:t xml:space="preserve">        default:</w:t>
-              <w:br/>
-              <w:t xml:space="preserve">            printf("Неверный выбор\n");</w:t>
-              <w:br/>
-              <w:t xml:space="preserve">        }</w:t>
-              <w:br/>
-              <w:br/>
-              <w:t xml:space="preserve">    } while (choice != 0);</w:t>
-              <w:br/>
-              <w:br/>
-              <w:t xml:space="preserve">    return 0;</w:t>
-              <w:br/>
-              <w:t>}</w:t>
+            </w:r>
+            <w:r>
+              <w:rPr>
+                <w:rFonts w:ascii="Consolas" w:hAnsi="Consolas"/>
+                <w:sz w:val="15"/>
+              </w:rPr>
               <w:br/>
             </w:r>
           </w:p>
@@ -1466,22 +4523,28 @@
         <w:jc w:val="center"/>
       </w:pPr>
       <w:r>
+        <w:rPr>
+          <w:noProof/>
+          <w:lang w:val="ru-RU" w:eastAsia="ru-RU"/>
+        </w:rPr>
+        <w:lastRenderedPageBreak/>
         <w:drawing>
-          <wp:inline xmlns:a="http://schemas.openxmlformats.org/drawingml/2006/main" xmlns:pic="http://schemas.openxmlformats.org/drawingml/2006/picture">
+          <wp:inline distT="0" distB="0" distL="0" distR="0">
             <wp:extent cx="5760000" cy="1922400"/>
+            <wp:effectExtent l="0" t="0" r="0" b="0"/>
             <wp:docPr id="3" name="Picture 3"/>
             <wp:cNvGraphicFramePr>
-              <a:graphicFrameLocks noChangeAspect="1"/>
+              <a:graphicFrameLocks xmlns:a="http://schemas.openxmlformats.org/drawingml/2006/main" noChangeAspect="1"/>
             </wp:cNvGraphicFramePr>
-            <a:graphic>
+            <a:graphic xmlns:a="http://schemas.openxmlformats.org/drawingml/2006/main">
               <a:graphicData uri="http://schemas.openxmlformats.org/drawingml/2006/picture">
-                <pic:pic>
+                <pic:pic xmlns:pic="http://schemas.openxmlformats.org/drawingml/2006/picture">
                   <pic:nvPicPr>
                     <pic:cNvPr id="0" name="task3_result.png"/>
                     <pic:cNvPicPr/>
                   </pic:nvPicPr>
                   <pic:blipFill>
-                    <a:blip r:embed="rId14"/>
+                    <a:blip r:embed="rId8"/>
                     <a:stretch>
                       <a:fillRect/>
                     </a:stretch>
@@ -1491,7 +4554,9 @@
                       <a:off x="0" y="0"/>
                       <a:ext cx="5760000" cy="1922400"/>
                     </a:xfrm>
-                    <a:prstGeom prst="rect"/>
+                    <a:prstGeom prst="rect">
+                      <a:avLst/>
+                    </a:prstGeom>
                   </pic:spPr>
                 </pic:pic>
               </a:graphicData>
@@ -1504,56 +4569,198 @@
       <w:pPr>
         <w:spacing w:before="80" w:after="80"/>
         <w:jc w:val="center"/>
+        <w:rPr>
+          <w:szCs w:val="28"/>
+          <w:lang w:val="ru-RU"/>
+        </w:rPr>
       </w:pPr>
       <w:r>
         <w:rPr>
-          <w:rFonts w:ascii="Times New Roman" w:hAnsi="Times New Roman"/>
-          <w:sz w:val="24"/>
+          <w:szCs w:val="28"/>
+          <w:lang w:val="ru-RU"/>
         </w:rPr>
         <w:t>Рисунок 3 — Результат контрольного запуска задания 3</w:t>
       </w:r>
     </w:p>
     <w:p>
       <w:pPr>
-        <w:spacing w:line="360" w:lineRule="auto" w:after="0"/>
+        <w:spacing w:after="0" w:line="360" w:lineRule="auto"/>
         <w:ind w:firstLine="709"/>
         <w:jc w:val="both"/>
+        <w:rPr>
+          <w:szCs w:val="28"/>
+          <w:lang w:val="ru-RU"/>
+        </w:rPr>
       </w:pPr>
       <w:r>
         <w:rPr>
-          <w:rFonts w:ascii="Times New Roman" w:hAnsi="Times New Roman"/>
-          <w:sz w:val="28"/>
-        </w:rPr>
-        <w:t>Первым удалён object_3, добавленный последним. Таким образом, стек работает по принципу LIFO.</w:t>
+          <w:szCs w:val="28"/>
+          <w:lang w:val="ru-RU"/>
+        </w:rPr>
+        <w:lastRenderedPageBreak/>
+        <w:t xml:space="preserve">Первым удалён </w:t>
+      </w:r>
+      <w:r>
+        <w:rPr>
+          <w:szCs w:val="28"/>
+        </w:rPr>
+        <w:t>object</w:t>
+      </w:r>
+      <w:r>
+        <w:rPr>
+          <w:szCs w:val="28"/>
+          <w:lang w:val="ru-RU"/>
+        </w:rPr>
+        <w:t xml:space="preserve">_3, добавленный последним. Таким образом, стек работает по принципу </w:t>
+      </w:r>
+      <w:r>
+        <w:rPr>
+          <w:szCs w:val="28"/>
+        </w:rPr>
+        <w:t>LIFO</w:t>
+      </w:r>
+      <w:r>
+        <w:rPr>
+          <w:szCs w:val="28"/>
+          <w:lang w:val="ru-RU"/>
+        </w:rPr>
+        <w:t>.</w:t>
       </w:r>
     </w:p>
     <w:p>
       <w:pPr>
         <w:keepNext/>
         <w:spacing w:before="160" w:after="160"/>
-        <w:jc w:val="center"/>
+        <w:jc w:val="both"/>
+        <w:rPr>
+          <w:szCs w:val="28"/>
+          <w:lang w:val="ru-RU"/>
+        </w:rPr>
       </w:pPr>
       <w:r>
         <w:rPr>
-          <w:rFonts w:ascii="Times New Roman" w:hAnsi="Times New Roman"/>
-          <w:b/>
-          <w:sz w:val="32"/>
-        </w:rPr>
-        <w:t>Вывод</w:t>
+          <w:szCs w:val="28"/>
+          <w:lang w:val="ru-RU"/>
+        </w:rPr>
+        <w:t>Вывод: в</w:t>
       </w:r>
-    </w:p>
-    <w:p>
-      <w:pPr>
-        <w:spacing w:line="360" w:lineRule="auto" w:after="0"/>
-        <w:ind w:firstLine="709"/>
-        <w:jc w:val="both"/>
-      </w:pPr>
       <w:r>
         <w:rPr>
-          <w:rFonts w:ascii="Times New Roman" w:hAnsi="Times New Roman"/>
-          <w:sz w:val="28"/>
-        </w:rPr>
-        <w:t>В ходе работы были исследованы три динамические структуры данных. Приоритетная очередь поддерживает список в порядке убывания приоритета. Обычная очередь выполняет операции по принципу FIFO, а стек — по принципу LIFO. Во всех трёх программах память для узлов выделяется динамически и освобождается после удаления элементов или при завершении работы. Контрольные запуски подтвердили правильность всех реализованных операций.</w:t>
+          <w:szCs w:val="28"/>
+          <w:lang w:val="ru-RU"/>
+        </w:rPr>
+        <w:t xml:space="preserve"> ходе работы были исследованы три динамические структуры данных. Приоритетна</w:t>
+      </w:r>
+      <w:bookmarkStart w:id="0" w:name="_GoBack"/>
+      <w:bookmarkEnd w:id="0"/>
+      <w:r>
+        <w:rPr>
+          <w:szCs w:val="28"/>
+          <w:lang w:val="ru-RU"/>
+        </w:rPr>
+        <w:t>я</w:t>
+      </w:r>
+      <w:r>
+        <w:rPr>
+          <w:szCs w:val="28"/>
+          <w:lang w:val="ru-RU"/>
+        </w:rPr>
+        <w:t xml:space="preserve"> очередь поддерживает </w:t>
+      </w:r>
+      <w:r>
+        <w:rPr>
+          <w:szCs w:val="28"/>
+          <w:lang w:val="ru-RU"/>
+        </w:rPr>
+        <w:t xml:space="preserve">список в порядке убывания приоритета. Обычная очередь выполняет операции по принципу </w:t>
+      </w:r>
+      <w:r>
+        <w:rPr>
+          <w:szCs w:val="28"/>
+        </w:rPr>
+        <w:t>FIFO</w:t>
+      </w:r>
+      <w:r>
+        <w:rPr>
+          <w:szCs w:val="28"/>
+          <w:lang w:val="ru-RU"/>
+        </w:rPr>
+        <w:t xml:space="preserve">, а стек — по принципу </w:t>
+      </w:r>
+      <w:r>
+        <w:rPr>
+          <w:szCs w:val="28"/>
+        </w:rPr>
+        <w:t>LIFO</w:t>
+      </w:r>
+      <w:r>
+        <w:rPr>
+          <w:szCs w:val="28"/>
+          <w:lang w:val="ru-RU"/>
+        </w:rPr>
+        <w:t xml:space="preserve">. Во всех трёх программах память для узлов выделяется динамически и освобождается после удаления элементов или при завершении работы. </w:t>
+      </w:r>
+      <w:proofErr w:type="spellStart"/>
+      <w:r>
+        <w:rPr>
+          <w:szCs w:val="28"/>
+        </w:rPr>
+        <w:t>Контро</w:t>
+      </w:r>
+      <w:r>
+        <w:rPr>
+          <w:szCs w:val="28"/>
+        </w:rPr>
+        <w:t>льные</w:t>
+      </w:r>
+      <w:proofErr w:type="spellEnd"/>
+      <w:r>
+        <w:rPr>
+          <w:szCs w:val="28"/>
+        </w:rPr>
+        <w:t xml:space="preserve"> </w:t>
+      </w:r>
+      <w:proofErr w:type="spellStart"/>
+      <w:r>
+        <w:rPr>
+          <w:szCs w:val="28"/>
+        </w:rPr>
+        <w:t>запуски</w:t>
+      </w:r>
+      <w:proofErr w:type="spellEnd"/>
+      <w:r>
+        <w:rPr>
+          <w:szCs w:val="28"/>
+        </w:rPr>
+        <w:t xml:space="preserve"> </w:t>
+      </w:r>
+      <w:proofErr w:type="spellStart"/>
+      <w:r>
+        <w:rPr>
+          <w:szCs w:val="28"/>
+        </w:rPr>
+        <w:t>подтвердили</w:t>
+      </w:r>
+      <w:proofErr w:type="spellEnd"/>
+      <w:r>
+        <w:rPr>
+          <w:szCs w:val="28"/>
+        </w:rPr>
+        <w:t xml:space="preserve"> </w:t>
+      </w:r>
+      <w:proofErr w:type="spellStart"/>
+      <w:r>
+        <w:rPr>
+          <w:szCs w:val="28"/>
+        </w:rPr>
+        <w:t>правильность</w:t>
+      </w:r>
+      <w:proofErr w:type="spellEnd"/>
+      <w:r>
+        <w:rPr>
+          <w:szCs w:val="28"/>
+        </w:rPr>
+        <w:t xml:space="preserve"> всех реализованных операций.</w:t>
       </w:r>
     </w:p>
     <w:sectPr>
@@ -13475,7 +16682,7 @@
 </file>
 
 <file path=customXml/itemProps1.xml><?xml version="1.0" encoding="utf-8"?>
-<ds:datastoreItem xmlns:ds="http://schemas.openxmlformats.org/officeDocument/2006/customXml" ds:itemID="{84AF2189-F2BD-472A-9C5F-0674CDA4A348}">
+<ds:datastoreItem xmlns:ds="http://schemas.openxmlformats.org/officeDocument/2006/customXml" ds:itemID="{2EA1D643-7B57-408F-9C6B-7FA49B21ACF4}">
   <ds:schemaRefs>
     <ds:schemaRef ds:uri="http://schemas.openxmlformats.org/officeDocument/2006/bibliography"/>
   </ds:schemaRefs>

--- a/laba3/Отчет по лабораторной работе №3.docx
+++ b/laba3/Отчет по лабораторной работе №3.docx
@@ -10,6 +10,8 @@
           <w:lang w:val="ru-RU"/>
         </w:rPr>
       </w:pPr>
+      <w:bookmarkStart w:id="0" w:name="_GoBack"/>
+      <w:bookmarkEnd w:id="0"/>
       <w:r>
         <w:rPr>
           <w:lang w:val="ru-RU"/>
@@ -131,21 +133,7 @@
         <w:rPr>
           <w:lang w:val="ru-RU"/>
         </w:rPr>
-        <w:t xml:space="preserve">по дисциплине «Логика и ОА </w:t>
-      </w:r>
-      <w:proofErr w:type="gramStart"/>
-      <w:r>
-        <w:rPr>
-          <w:lang w:val="ru-RU"/>
-        </w:rPr>
-        <w:t>в ИЗ</w:t>
-      </w:r>
-      <w:proofErr w:type="gramEnd"/>
-      <w:r>
-        <w:rPr>
-          <w:lang w:val="ru-RU"/>
-        </w:rPr>
-        <w:t>»</w:t>
+        <w:t>по дисциплине «Логика и ОА в ИЗ»</w:t>
       </w:r>
     </w:p>
     <w:p>
@@ -228,19 +216,11 @@
           <w:lang w:val="ru-RU"/>
         </w:rPr>
       </w:pPr>
-      <w:proofErr w:type="spellStart"/>
       <w:r>
         <w:rPr>
           <w:lang w:val="ru-RU"/>
         </w:rPr>
-        <w:t>Перетрухин</w:t>
-      </w:r>
-      <w:proofErr w:type="spellEnd"/>
-      <w:r>
-        <w:rPr>
-          <w:lang w:val="ru-RU"/>
-        </w:rPr>
-        <w:t xml:space="preserve"> О. С.</w:t>
+        <w:t>Перетрухин О. С.</w:t>
       </w:r>
     </w:p>
     <w:p>
@@ -382,14 +362,7 @@
           <w:szCs w:val="28"/>
           <w:lang w:val="ru-RU"/>
         </w:rPr>
-        <w:t xml:space="preserve">зучить принципы организации динамических структур данных на основе односвязных списков; реализовать приоритетную </w:t>
-      </w:r>
-      <w:r>
-        <w:rPr>
-          <w:szCs w:val="28"/>
-          <w:lang w:val="ru-RU"/>
-        </w:rPr>
-        <w:t xml:space="preserve">очередь, очередь </w:t>
+        <w:t xml:space="preserve">зучить принципы организации динамических структур данных на основе односвязных списков; реализовать приоритетную очередь, очередь </w:t>
       </w:r>
       <w:r>
         <w:rPr>
@@ -451,21 +424,7 @@
           <w:szCs w:val="28"/>
           <w:lang w:val="ru-RU"/>
         </w:rPr>
-        <w:t xml:space="preserve">Задание: </w:t>
-      </w:r>
-      <w:r>
-        <w:rPr>
-          <w:szCs w:val="28"/>
-          <w:lang w:val="ru-RU"/>
-        </w:rPr>
-        <w:t>Реализовать приоритетную очередь на основе односвязного списка: добавлять элемент</w:t>
-      </w:r>
-      <w:r>
-        <w:rPr>
-          <w:szCs w:val="28"/>
-          <w:lang w:val="ru-RU"/>
-        </w:rPr>
-        <w:t xml:space="preserve"> с числовым приоритетом и выводить содержимое очереди.</w:t>
+        <w:t>Задание: Реализовать приоритетную очередь на основе односвязного списка: добавлять элемент с числовым приоритетом и выводить содержимое очереди.</w:t>
       </w:r>
     </w:p>
     <w:p>
@@ -483,21 +442,7 @@
           <w:szCs w:val="28"/>
           <w:lang w:val="ru-RU"/>
         </w:rPr>
-        <w:t>У</w:t>
-      </w:r>
-      <w:r>
-        <w:rPr>
-          <w:szCs w:val="28"/>
-          <w:lang w:val="ru-RU"/>
-        </w:rPr>
-        <w:t>зел хранит имя объекта, приоритет и указатель на следующий узел. При добавлении выбирается позиция, при которой список остаётся упорядоченным по убыванию приоритета. Элементы с равным приоритетом сохраняют порядок поступления. Вставка и просмотр имеют слож</w:t>
-      </w:r>
-      <w:r>
-        <w:rPr>
-          <w:szCs w:val="28"/>
-          <w:lang w:val="ru-RU"/>
-        </w:rPr>
-        <w:t xml:space="preserve">ность </w:t>
+        <w:t xml:space="preserve">Узел хранит имя объекта, приоритет и указатель на следующий узел. При добавлении выбирается позиция, при которой список остаётся упорядоченным по убыванию приоритета. Элементы с равным приоритетом сохраняют порядок поступления. Вставка и просмотр имеют сложность </w:t>
       </w:r>
       <w:r>
         <w:rPr>
@@ -778,14 +723,7 @@
                 <w:sz w:val="15"/>
               </w:rPr>
               <w:br/>
-              <w:t xml:space="preserve">    printf("Введите название объекта (например object_1 и</w:t>
-            </w:r>
-            <w:r>
-              <w:rPr>
-                <w:rFonts w:ascii="Consolas" w:hAnsi="Consolas"/>
-                <w:sz w:val="15"/>
-              </w:rPr>
-              <w:t>ли object-1): ");</w:t>
+              <w:t xml:space="preserve">    printf("Введите название объекта (например object_1 или object-1): ");</w:t>
             </w:r>
             <w:r>
               <w:rPr>
@@ -956,13 +894,6 @@
                 <w:sz w:val="15"/>
               </w:rPr>
               <w:br/>
-            </w:r>
-            <w:r>
-              <w:rPr>
-                <w:rFonts w:ascii="Consolas" w:hAnsi="Consolas"/>
-                <w:sz w:val="15"/>
-              </w:rPr>
-              <w:lastRenderedPageBreak/>
               <w:t xml:space="preserve">        p-&gt;next = temp-&gt;next;</w:t>
             </w:r>
             <w:r>
@@ -994,14 +925,7 @@
                 <w:sz w:val="15"/>
               </w:rPr>
               <w:br/>
-              <w:t xml:space="preserve">    printf("Элеме</w:t>
-            </w:r>
-            <w:r>
-              <w:rPr>
-                <w:rFonts w:ascii="Consolas" w:hAnsi="Consolas"/>
-                <w:sz w:val="15"/>
-              </w:rPr>
-              <w:t>нт добавлен\n");</w:t>
+              <w:t xml:space="preserve">    printf("Элемент добавлен\n");</w:t>
             </w:r>
             <w:r>
               <w:rPr>
@@ -1117,14 +1041,7 @@
                 <w:sz w:val="15"/>
               </w:rPr>
               <w:br/>
-              <w:t xml:space="preserve">            temp-&gt;name, temp-&gt;priori</w:t>
-            </w:r>
-            <w:r>
-              <w:rPr>
-                <w:rFonts w:ascii="Consolas" w:hAnsi="Consolas"/>
-                <w:sz w:val="15"/>
-              </w:rPr>
-              <w:t>ty);</w:t>
+              <w:t xml:space="preserve">            temp-&gt;name, temp-&gt;priority);</w:t>
             </w:r>
             <w:r>
               <w:rPr>
@@ -1310,14 +1227,7 @@
                 <w:sz w:val="15"/>
               </w:rPr>
               <w:br/>
-              <w:t xml:space="preserve"> </w:t>
-            </w:r>
-            <w:r>
-              <w:rPr>
-                <w:rFonts w:ascii="Consolas" w:hAnsi="Consolas"/>
-                <w:sz w:val="15"/>
-              </w:rPr>
-              <w:t xml:space="preserve">       printf("\n1. Добавить элемент\n");</w:t>
+              <w:t xml:space="preserve">        printf("\n1. Добавить элемент\n");</w:t>
             </w:r>
             <w:r>
               <w:rPr>
@@ -1388,14 +1298,7 @@
                 <w:sz w:val="15"/>
               </w:rPr>
               <w:br/>
-              <w:t xml:space="preserve">            break</w:t>
-            </w:r>
-            <w:r>
-              <w:rPr>
-                <w:rFonts w:ascii="Consolas" w:hAnsi="Consolas"/>
-                <w:sz w:val="15"/>
-              </w:rPr>
-              <w:t>;</w:t>
+              <w:t xml:space="preserve">            break;</w:t>
             </w:r>
             <w:r>
               <w:rPr>
@@ -1513,12 +1416,6 @@
                 <w:sz w:val="15"/>
               </w:rPr>
               <w:br/>
-            </w:r>
-            <w:r>
-              <w:rPr>
-                <w:rFonts w:ascii="Consolas" w:hAnsi="Consolas"/>
-                <w:sz w:val="15"/>
-              </w:rPr>
               <w:t>}</w:t>
             </w:r>
             <w:r>
@@ -1542,12 +1439,11 @@
           <w:noProof/>
           <w:lang w:val="ru-RU" w:eastAsia="ru-RU"/>
         </w:rPr>
-        <w:lastRenderedPageBreak/>
         <w:drawing>
           <wp:inline distT="0" distB="0" distL="0" distR="0">
-            <wp:extent cx="5760000" cy="1922400"/>
-            <wp:effectExtent l="0" t="0" r="0" b="0"/>
-            <wp:docPr id="1" name="Picture 1"/>
+            <wp:extent cx="5759450" cy="3100507"/>
+            <wp:effectExtent l="0" t="0" r="0" b="5080"/>
+            <wp:docPr id="6" name="Рисунок 6"/>
             <wp:cNvGraphicFramePr>
               <a:graphicFrameLocks xmlns:a="http://schemas.openxmlformats.org/drawingml/2006/main" noChangeAspect="1"/>
             </wp:cNvGraphicFramePr>
@@ -1555,11 +1451,17 @@
               <a:graphicData uri="http://schemas.openxmlformats.org/drawingml/2006/picture">
                 <pic:pic xmlns:pic="http://schemas.openxmlformats.org/drawingml/2006/picture">
                   <pic:nvPicPr>
-                    <pic:cNvPr id="0" name="task1_result.png"/>
+                    <pic:cNvPr id="6" name=""/>
                     <pic:cNvPicPr/>
                   </pic:nvPicPr>
                   <pic:blipFill>
-                    <a:blip r:embed="rId6"/>
+                    <a:blip r:embed="rId6">
+                      <a:extLst>
+                        <a:ext uri="{28A0092B-C50C-407E-A947-70E740481C1C}">
+                          <a14:useLocalDpi xmlns:a14="http://schemas.microsoft.com/office/drawing/2010/main" val="0"/>
+                        </a:ext>
+                      </a:extLst>
+                    </a:blip>
                     <a:stretch>
                       <a:fillRect/>
                     </a:stretch>
@@ -1567,7 +1469,7 @@
                   <pic:spPr>
                     <a:xfrm>
                       <a:off x="0" y="0"/>
-                      <a:ext cx="5760000" cy="1922400"/>
+                      <a:ext cx="5759450" cy="3100507"/>
                     </a:xfrm>
                     <a:prstGeom prst="rect">
                       <a:avLst/>
@@ -1643,7 +1545,6 @@
           <w:szCs w:val="28"/>
           <w:lang w:val="ru-RU"/>
         </w:rPr>
-        <w:lastRenderedPageBreak/>
         <w:t xml:space="preserve">2. Очередь </w:t>
       </w:r>
       <w:r>
@@ -1668,21 +1569,7 @@
           <w:szCs w:val="28"/>
           <w:lang w:val="ru-RU"/>
         </w:rPr>
-        <w:t xml:space="preserve">Задание: </w:t>
-      </w:r>
-      <w:r>
-        <w:rPr>
-          <w:szCs w:val="28"/>
-          <w:lang w:val="ru-RU"/>
-        </w:rPr>
-        <w:t xml:space="preserve">Реализовать обычную очередь с операциями добавления, удаления и просмотра. </w:t>
-      </w:r>
-      <w:r>
-        <w:rPr>
-          <w:szCs w:val="28"/>
-          <w:lang w:val="ru-RU"/>
-        </w:rPr>
-        <w:t>Элементы должны обрабатываться по принципу «первым пришёл — первым вышел».</w:t>
+        <w:t>Задание: Реализовать обычную очередь с операциями добавления, удаления и просмотра. Элементы должны обрабатываться по принципу «первым пришёл — первым вышел».</w:t>
       </w:r>
     </w:p>
     <w:p>
@@ -1728,7 +1615,6 @@
         </w:rPr>
         <w:t xml:space="preserve"> на последний. Новый узел присоединяется к концу, а удаление выполняется из начала. Поэтому </w:t>
       </w:r>
-      <w:proofErr w:type="gramStart"/>
       <w:r>
         <w:rPr>
           <w:szCs w:val="28"/>
@@ -1740,15 +1626,7 @@
           <w:szCs w:val="28"/>
           <w:lang w:val="ru-RU"/>
         </w:rPr>
-        <w:t>(</w:t>
-      </w:r>
-      <w:proofErr w:type="gramEnd"/>
-      <w:r>
-        <w:rPr>
-          <w:szCs w:val="28"/>
-          <w:lang w:val="ru-RU"/>
-        </w:rPr>
-        <w:t xml:space="preserve">) и </w:t>
+        <w:t xml:space="preserve">() и </w:t>
       </w:r>
       <w:r>
         <w:rPr>
@@ -1761,14 +1639,7 @@
           <w:szCs w:val="28"/>
           <w:lang w:val="ru-RU"/>
         </w:rPr>
-        <w:t>() имеют сло</w:t>
-      </w:r>
-      <w:r>
-        <w:rPr>
-          <w:szCs w:val="28"/>
-          <w:lang w:val="ru-RU"/>
-        </w:rPr>
-        <w:t xml:space="preserve">жность </w:t>
+        <w:t xml:space="preserve">() имеют сложность </w:t>
       </w:r>
       <w:r>
         <w:rPr>
@@ -1818,33 +1689,11 @@
           <w:szCs w:val="28"/>
         </w:rPr>
       </w:pPr>
-      <w:proofErr w:type="spellStart"/>
       <w:r>
         <w:rPr>
           <w:szCs w:val="28"/>
         </w:rPr>
-        <w:t>Листинг</w:t>
-      </w:r>
-      <w:proofErr w:type="spellEnd"/>
-      <w:r>
-        <w:rPr>
-          <w:szCs w:val="28"/>
-        </w:rPr>
-        <w:t xml:space="preserve"> 2 — </w:t>
-      </w:r>
-      <w:proofErr w:type="spellStart"/>
-      <w:r>
-        <w:rPr>
-          <w:szCs w:val="28"/>
-        </w:rPr>
-        <w:t>Программа</w:t>
-      </w:r>
-      <w:proofErr w:type="spellEnd"/>
-      <w:r>
-        <w:rPr>
-          <w:szCs w:val="28"/>
-        </w:rPr>
-        <w:t xml:space="preserve"> «Очередь FIFO»</w:t>
+        <w:t>Листинг 2 — Программа «Очередь FIFO»</w:t>
       </w:r>
     </w:p>
     <w:tbl>
@@ -1954,14 +1803,7 @@
                 <w:sz w:val="15"/>
               </w:rPr>
               <w:br/>
-              <w:t xml:space="preserve">struct node* head = </w:t>
-            </w:r>
-            <w:r>
-              <w:rPr>
-                <w:rFonts w:ascii="Consolas" w:hAnsi="Consolas"/>
-                <w:sz w:val="15"/>
-              </w:rPr>
-              <w:t>NULL;</w:t>
+              <w:t>struct node* head = NULL;</w:t>
             </w:r>
             <w:r>
               <w:rPr>
@@ -2069,14 +1911,7 @@
                 <w:sz w:val="15"/>
               </w:rPr>
               <w:br/>
-              <w:t xml:space="preserve">    printf("Введите название объекта:Пример (obj</w:t>
-            </w:r>
-            <w:r>
-              <w:rPr>
-                <w:rFonts w:ascii="Consolas" w:hAnsi="Consolas"/>
-                <w:sz w:val="15"/>
-              </w:rPr>
-              <w:t>ect-1 или object_1) ");</w:t>
+              <w:t xml:space="preserve">    printf("Введите название объекта:Пример (object-1 или object_1) ");</w:t>
             </w:r>
             <w:r>
               <w:rPr>
@@ -2224,14 +2059,7 @@
                 <w:sz w:val="15"/>
               </w:rPr>
               <w:br/>
-              <w:t xml:space="preserve">    s</w:t>
-            </w:r>
-            <w:r>
-              <w:rPr>
-                <w:rFonts w:ascii="Consolas" w:hAnsi="Consolas"/>
-                <w:sz w:val="15"/>
-              </w:rPr>
-              <w:t>truct node* temp;</w:t>
+              <w:t xml:space="preserve">    struct node* temp;</w:t>
             </w:r>
             <w:r>
               <w:rPr>
@@ -2337,7 +2165,6 @@
                 <w:rFonts w:ascii="Consolas" w:hAnsi="Consolas"/>
                 <w:sz w:val="15"/>
               </w:rPr>
-              <w:lastRenderedPageBreak/>
               <w:br/>
               <w:t xml:space="preserve">    if (head == NULL) {</w:t>
             </w:r>
@@ -2355,14 +2182,7 @@
                 <w:sz w:val="15"/>
               </w:rPr>
               <w:br/>
-              <w:t xml:space="preserve">   </w:t>
-            </w:r>
-            <w:r>
-              <w:rPr>
-                <w:rFonts w:ascii="Consolas" w:hAnsi="Consolas"/>
-                <w:sz w:val="15"/>
-              </w:rPr>
-              <w:t xml:space="preserve"> }</w:t>
+              <w:t xml:space="preserve">    }</w:t>
             </w:r>
             <w:r>
               <w:rPr>
@@ -2518,14 +2338,7 @@
                 <w:sz w:val="15"/>
               </w:rPr>
               <w:br/>
-              <w:t xml:space="preserve">  </w:t>
-            </w:r>
-            <w:r>
-              <w:rPr>
-                <w:rFonts w:ascii="Consolas" w:hAnsi="Consolas"/>
-                <w:sz w:val="15"/>
-              </w:rPr>
-              <w:t xml:space="preserve">  struct node* temp;</w:t>
+              <w:t xml:space="preserve">    struct node* temp;</w:t>
             </w:r>
             <w:r>
               <w:rPr>
@@ -2698,7 +2511,6 @@
               <w:br/>
               <w:t xml:space="preserve">        </w:t>
             </w:r>
-            <w:proofErr w:type="spellStart"/>
             <w:r>
               <w:rPr>
                 <w:rFonts w:ascii="Consolas" w:hAnsi="Consolas"/>
@@ -2706,7 +2518,6 @@
               </w:rPr>
               <w:t>printf</w:t>
             </w:r>
-            <w:proofErr w:type="spellEnd"/>
             <w:r>
               <w:rPr>
                 <w:rFonts w:ascii="Consolas" w:hAnsi="Consolas"/>
@@ -2739,7 +2550,6 @@
               <w:br/>
               <w:t xml:space="preserve">        </w:t>
             </w:r>
-            <w:proofErr w:type="spellStart"/>
             <w:r>
               <w:rPr>
                 <w:rFonts w:ascii="Consolas" w:hAnsi="Consolas"/>
@@ -2747,7 +2557,6 @@
               </w:rPr>
               <w:t>printf</w:t>
             </w:r>
-            <w:proofErr w:type="spellEnd"/>
             <w:r>
               <w:rPr>
                 <w:rFonts w:ascii="Consolas" w:hAnsi="Consolas"/>
@@ -2780,7 +2589,6 @@
               <w:br/>
               <w:t xml:space="preserve">        </w:t>
             </w:r>
-            <w:proofErr w:type="spellStart"/>
             <w:r>
               <w:rPr>
                 <w:rFonts w:ascii="Consolas" w:hAnsi="Consolas"/>
@@ -2788,7 +2596,6 @@
               </w:rPr>
               <w:t>printf</w:t>
             </w:r>
-            <w:proofErr w:type="spellEnd"/>
             <w:r>
               <w:rPr>
                 <w:rFonts w:ascii="Consolas" w:hAnsi="Consolas"/>
@@ -2797,77 +2604,20 @@
               </w:rPr>
               <w:t xml:space="preserve">("0. </w:t>
             </w:r>
-            <w:proofErr w:type="spellStart"/>
-            <w:r>
-              <w:rPr>
-                <w:rFonts w:ascii="Consolas" w:hAnsi="Consolas"/>
-                <w:sz w:val="15"/>
-              </w:rPr>
-              <w:t>Выход</w:t>
-            </w:r>
-            <w:proofErr w:type="spellEnd"/>
-            <w:r>
-              <w:rPr>
-                <w:rFonts w:ascii="Consolas" w:hAnsi="Consolas"/>
-                <w:sz w:val="15"/>
-              </w:rPr>
-              <w:t>\n");</w:t>
-            </w:r>
-            <w:r>
-              <w:rPr>
-                <w:rFonts w:ascii="Consolas" w:hAnsi="Consolas"/>
-                <w:sz w:val="15"/>
-              </w:rPr>
-              <w:br/>
-              <w:t xml:space="preserve">        </w:t>
-            </w:r>
-            <w:proofErr w:type="spellStart"/>
-            <w:r>
-              <w:rPr>
-                <w:rFonts w:ascii="Consolas" w:hAnsi="Consolas"/>
-                <w:sz w:val="15"/>
-              </w:rPr>
-              <w:t>printf</w:t>
-            </w:r>
-            <w:proofErr w:type="spellEnd"/>
-            <w:r>
-              <w:rPr>
-                <w:rFonts w:ascii="Consolas" w:hAnsi="Consolas"/>
-                <w:sz w:val="15"/>
-              </w:rPr>
-              <w:t>("</w:t>
-            </w:r>
-            <w:proofErr w:type="spellStart"/>
-            <w:r>
-              <w:rPr>
-                <w:rFonts w:ascii="Consolas" w:hAnsi="Consolas"/>
-                <w:sz w:val="15"/>
-              </w:rPr>
-              <w:t>Ваш</w:t>
-            </w:r>
-            <w:proofErr w:type="spellEnd"/>
-            <w:r>
-              <w:rPr>
-                <w:rFonts w:ascii="Consolas" w:hAnsi="Consolas"/>
-                <w:sz w:val="15"/>
-              </w:rPr>
-              <w:t xml:space="preserve"> </w:t>
-            </w:r>
-            <w:proofErr w:type="spellStart"/>
-            <w:r>
-              <w:rPr>
-                <w:rFonts w:ascii="Consolas" w:hAnsi="Consolas"/>
-                <w:sz w:val="15"/>
-              </w:rPr>
-              <w:t>выбор</w:t>
-            </w:r>
-            <w:proofErr w:type="spellEnd"/>
-            <w:r>
-              <w:rPr>
-                <w:rFonts w:ascii="Consolas" w:hAnsi="Consolas"/>
-                <w:sz w:val="15"/>
-              </w:rPr>
-              <w:t>: ");</w:t>
+            <w:r>
+              <w:rPr>
+                <w:rFonts w:ascii="Consolas" w:hAnsi="Consolas"/>
+                <w:sz w:val="15"/>
+              </w:rPr>
+              <w:t>Выход\n");</w:t>
+            </w:r>
+            <w:r>
+              <w:rPr>
+                <w:rFonts w:ascii="Consolas" w:hAnsi="Consolas"/>
+                <w:sz w:val="15"/>
+              </w:rPr>
+              <w:br/>
+              <w:t xml:space="preserve">        printf("Ваш выбор: ");</w:t>
             </w:r>
             <w:r>
               <w:rPr>
@@ -3018,12 +2768,6 @@
                 <w:sz w:val="15"/>
               </w:rPr>
               <w:br/>
-            </w:r>
-            <w:r>
-              <w:rPr>
-                <w:rFonts w:ascii="Consolas" w:hAnsi="Consolas"/>
-                <w:sz w:val="15"/>
-              </w:rPr>
               <w:t xml:space="preserve">        }</w:t>
             </w:r>
             <w:r>
@@ -3085,12 +2829,11 @@
           <w:noProof/>
           <w:lang w:val="ru-RU" w:eastAsia="ru-RU"/>
         </w:rPr>
-        <w:lastRenderedPageBreak/>
         <w:drawing>
           <wp:inline distT="0" distB="0" distL="0" distR="0">
-            <wp:extent cx="5760000" cy="1922400"/>
-            <wp:effectExtent l="0" t="0" r="0" b="0"/>
-            <wp:docPr id="2" name="Picture 2"/>
+            <wp:extent cx="5759450" cy="3100507"/>
+            <wp:effectExtent l="0" t="0" r="0" b="5080"/>
+            <wp:docPr id="5" name="Рисунок 5"/>
             <wp:cNvGraphicFramePr>
               <a:graphicFrameLocks xmlns:a="http://schemas.openxmlformats.org/drawingml/2006/main" noChangeAspect="1"/>
             </wp:cNvGraphicFramePr>
@@ -3098,11 +2841,17 @@
               <a:graphicData uri="http://schemas.openxmlformats.org/drawingml/2006/picture">
                 <pic:pic xmlns:pic="http://schemas.openxmlformats.org/drawingml/2006/picture">
                   <pic:nvPicPr>
-                    <pic:cNvPr id="0" name="task2_result.png"/>
+                    <pic:cNvPr id="5" name=""/>
                     <pic:cNvPicPr/>
                   </pic:nvPicPr>
                   <pic:blipFill>
-                    <a:blip r:embed="rId7"/>
+                    <a:blip r:embed="rId7">
+                      <a:extLst>
+                        <a:ext uri="{28A0092B-C50C-407E-A947-70E740481C1C}">
+                          <a14:useLocalDpi xmlns:a14="http://schemas.microsoft.com/office/drawing/2010/main" val="0"/>
+                        </a:ext>
+                      </a:extLst>
+                    </a:blip>
                     <a:stretch>
                       <a:fillRect/>
                     </a:stretch>
@@ -3110,7 +2859,7 @@
                   <pic:spPr>
                     <a:xfrm>
                       <a:off x="0" y="0"/>
-                      <a:ext cx="5760000" cy="1922400"/>
+                      <a:ext cx="5759450" cy="3100507"/>
                     </a:xfrm>
                     <a:prstGeom prst="rect">
                       <a:avLst/>
@@ -3210,7 +2959,6 @@
           <w:szCs w:val="28"/>
           <w:lang w:val="ru-RU"/>
         </w:rPr>
-        <w:lastRenderedPageBreak/>
         <w:t xml:space="preserve">3. Стек </w:t>
       </w:r>
       <w:r>
@@ -3235,21 +2983,7 @@
           <w:szCs w:val="28"/>
           <w:lang w:val="ru-RU"/>
         </w:rPr>
-        <w:t xml:space="preserve">Задание: </w:t>
-      </w:r>
-      <w:r>
-        <w:rPr>
-          <w:szCs w:val="28"/>
-          <w:lang w:val="ru-RU"/>
-        </w:rPr>
-        <w:t>Реализовать стек на осно</w:t>
-      </w:r>
-      <w:r>
-        <w:rPr>
-          <w:szCs w:val="28"/>
-          <w:lang w:val="ru-RU"/>
-        </w:rPr>
-        <w:t>ве односвязного списка. Программа должна добавлять элемент на вершину, удалять верхний элемент и выводить содержимое стека.</w:t>
+        <w:t>Задание: Реализовать стек на основе односвязного списка. Программа должна добавлять элемент на вершину, удалять верхний элемент и выводить содержимое стека.</w:t>
       </w:r>
     </w:p>
     <w:p>
@@ -3280,14 +3014,7 @@
           <w:szCs w:val="28"/>
           <w:lang w:val="ru-RU"/>
         </w:rPr>
-        <w:t xml:space="preserve"> хранит адрес верхнего узла. При добавлении новый узел ссылается на прежнюю вершину и сам становится вершиной. При удал</w:t>
-      </w:r>
-      <w:r>
-        <w:rPr>
-          <w:szCs w:val="28"/>
-          <w:lang w:val="ru-RU"/>
-        </w:rPr>
-        <w:t xml:space="preserve">ении </w:t>
+        <w:t xml:space="preserve"> хранит адрес верхнего узла. При добавлении новый узел ссылается на прежнюю вершину и сам становится вершиной. При удалении </w:t>
       </w:r>
       <w:r>
         <w:rPr>
@@ -3302,7 +3029,6 @@
         </w:rPr>
         <w:t xml:space="preserve"> перемещается к следующему узлу, а память прежней вершины освобождается. Операции </w:t>
       </w:r>
-      <w:proofErr w:type="gramStart"/>
       <w:r>
         <w:rPr>
           <w:szCs w:val="28"/>
@@ -3314,15 +3040,7 @@
           <w:szCs w:val="28"/>
           <w:lang w:val="ru-RU"/>
         </w:rPr>
-        <w:t>(</w:t>
-      </w:r>
-      <w:proofErr w:type="gramEnd"/>
-      <w:r>
-        <w:rPr>
-          <w:szCs w:val="28"/>
-          <w:lang w:val="ru-RU"/>
-        </w:rPr>
-        <w:t xml:space="preserve">) и </w:t>
+        <w:t xml:space="preserve">() и </w:t>
       </w:r>
       <w:r>
         <w:rPr>
@@ -3382,33 +3100,11 @@
         <w:spacing w:before="80" w:after="80"/>
         <w:jc w:val="center"/>
       </w:pPr>
-      <w:proofErr w:type="spellStart"/>
       <w:r>
         <w:rPr>
           <w:szCs w:val="28"/>
         </w:rPr>
-        <w:t>Листинг</w:t>
-      </w:r>
-      <w:proofErr w:type="spellEnd"/>
-      <w:r>
-        <w:rPr>
-          <w:szCs w:val="28"/>
-        </w:rPr>
-        <w:t xml:space="preserve"> 3 — </w:t>
-      </w:r>
-      <w:proofErr w:type="spellStart"/>
-      <w:r>
-        <w:rPr>
-          <w:szCs w:val="28"/>
-        </w:rPr>
-        <w:t>Программа</w:t>
-      </w:r>
-      <w:proofErr w:type="spellEnd"/>
-      <w:r>
-        <w:rPr>
-          <w:szCs w:val="28"/>
-        </w:rPr>
-        <w:t xml:space="preserve"> «Стек LIFO»</w:t>
+        <w:t>Листинг 3 — Программа «Стек LIFO»</w:t>
       </w:r>
     </w:p>
     <w:tbl>
@@ -3464,14 +3160,7 @@
                 <w:sz w:val="15"/>
               </w:rPr>
               <w:br/>
-              <w:t>#include</w:t>
-            </w:r>
-            <w:r>
-              <w:rPr>
-                <w:rFonts w:ascii="Consolas" w:hAnsi="Consolas"/>
-                <w:sz w:val="15"/>
-              </w:rPr>
-              <w:t xml:space="preserve"> &lt;locale.h&gt;</w:t>
+              <w:t>#include &lt;locale.h&gt;</w:t>
             </w:r>
             <w:r>
               <w:rPr>
@@ -3602,14 +3291,7 @@
                 <w:sz w:val="15"/>
               </w:rPr>
               <w:br/>
-              <w:t xml:space="preserve">    </w:t>
-            </w:r>
-            <w:r>
-              <w:rPr>
-                <w:rFonts w:ascii="Consolas" w:hAnsi="Consolas"/>
-                <w:sz w:val="15"/>
-              </w:rPr>
-              <w:t xml:space="preserve">    return;</w:t>
+              <w:t xml:space="preserve">        return;</w:t>
             </w:r>
             <w:r>
               <w:rPr>
@@ -3732,14 +3414,7 @@
                 <w:sz w:val="15"/>
               </w:rPr>
               <w:br/>
-              <w:t xml:space="preserve">    if (top == NUL</w:t>
-            </w:r>
-            <w:r>
-              <w:rPr>
-                <w:rFonts w:ascii="Consolas" w:hAnsi="Consolas"/>
-                <w:sz w:val="15"/>
-              </w:rPr>
-              <w:t>L) {</w:t>
+              <w:t xml:space="preserve">    if (top == NULL) {</w:t>
             </w:r>
             <w:r>
               <w:rPr>
@@ -3871,14 +3546,7 @@
                 <w:sz w:val="15"/>
               </w:rPr>
               <w:br/>
-              <w:t xml:space="preserve">        printf("Стек пу</w:t>
-            </w:r>
-            <w:r>
-              <w:rPr>
-                <w:rFonts w:ascii="Consolas" w:hAnsi="Consolas"/>
-                <w:sz w:val="15"/>
-              </w:rPr>
-              <w:t>ст\n");</w:t>
+              <w:t xml:space="preserve">        printf("Стек пуст\n");</w:t>
             </w:r>
             <w:r>
               <w:rPr>
@@ -3908,7 +3576,6 @@
                 <w:rFonts w:ascii="Consolas" w:hAnsi="Consolas"/>
                 <w:sz w:val="15"/>
               </w:rPr>
-              <w:lastRenderedPageBreak/>
               <w:br/>
               <w:t xml:space="preserve">    printf("Содержимое стека (от вершины к основанию):\n");</w:t>
             </w:r>
@@ -3996,14 +3663,7 @@
                 <w:sz w:val="15"/>
               </w:rPr>
               <w:br/>
-              <w:t xml:space="preserve">    while (top != NULL</w:t>
-            </w:r>
-            <w:r>
-              <w:rPr>
-                <w:rFonts w:ascii="Consolas" w:hAnsi="Consolas"/>
-                <w:sz w:val="15"/>
-              </w:rPr>
-              <w:t>) {</w:t>
+              <w:t xml:space="preserve">    while (top != NULL) {</w:t>
             </w:r>
             <w:r>
               <w:rPr>
@@ -4139,7 +3799,6 @@
               <w:br/>
               <w:t xml:space="preserve">        </w:t>
             </w:r>
-            <w:proofErr w:type="spellStart"/>
             <w:r>
               <w:rPr>
                 <w:rFonts w:ascii="Consolas" w:hAnsi="Consolas"/>
@@ -4147,7 +3806,6 @@
               </w:rPr>
               <w:t>printf</w:t>
             </w:r>
-            <w:proofErr w:type="spellEnd"/>
             <w:r>
               <w:rPr>
                 <w:rFonts w:ascii="Consolas" w:hAnsi="Consolas"/>
@@ -4180,7 +3838,6 @@
               <w:br/>
               <w:t xml:space="preserve">        </w:t>
             </w:r>
-            <w:proofErr w:type="spellStart"/>
             <w:r>
               <w:rPr>
                 <w:rFonts w:ascii="Consolas" w:hAnsi="Consolas"/>
@@ -4188,7 +3845,6 @@
               </w:rPr>
               <w:t>printf</w:t>
             </w:r>
-            <w:proofErr w:type="spellEnd"/>
             <w:r>
               <w:rPr>
                 <w:rFonts w:ascii="Consolas" w:hAnsi="Consolas"/>
@@ -4221,7 +3877,6 @@
               <w:br/>
               <w:t xml:space="preserve">        </w:t>
             </w:r>
-            <w:proofErr w:type="spellStart"/>
             <w:r>
               <w:rPr>
                 <w:rFonts w:ascii="Consolas" w:hAnsi="Consolas"/>
@@ -4229,7 +3884,6 @@
               </w:rPr>
               <w:t>printf</w:t>
             </w:r>
-            <w:proofErr w:type="spellEnd"/>
             <w:r>
               <w:rPr>
                 <w:rFonts w:ascii="Consolas" w:hAnsi="Consolas"/>
@@ -4238,77 +3892,20 @@
               </w:rPr>
               <w:t xml:space="preserve">("0. </w:t>
             </w:r>
-            <w:proofErr w:type="spellStart"/>
-            <w:r>
-              <w:rPr>
-                <w:rFonts w:ascii="Consolas" w:hAnsi="Consolas"/>
-                <w:sz w:val="15"/>
-              </w:rPr>
-              <w:t>Выход</w:t>
-            </w:r>
-            <w:proofErr w:type="spellEnd"/>
-            <w:r>
-              <w:rPr>
-                <w:rFonts w:ascii="Consolas" w:hAnsi="Consolas"/>
-                <w:sz w:val="15"/>
-              </w:rPr>
-              <w:t>\n");</w:t>
-            </w:r>
-            <w:r>
-              <w:rPr>
-                <w:rFonts w:ascii="Consolas" w:hAnsi="Consolas"/>
-                <w:sz w:val="15"/>
-              </w:rPr>
-              <w:br/>
-              <w:t xml:space="preserve">        </w:t>
-            </w:r>
-            <w:proofErr w:type="spellStart"/>
-            <w:r>
-              <w:rPr>
-                <w:rFonts w:ascii="Consolas" w:hAnsi="Consolas"/>
-                <w:sz w:val="15"/>
-              </w:rPr>
-              <w:t>printf</w:t>
-            </w:r>
-            <w:proofErr w:type="spellEnd"/>
-            <w:r>
-              <w:rPr>
-                <w:rFonts w:ascii="Consolas" w:hAnsi="Consolas"/>
-                <w:sz w:val="15"/>
-              </w:rPr>
-              <w:t>("</w:t>
-            </w:r>
-            <w:proofErr w:type="spellStart"/>
-            <w:r>
-              <w:rPr>
-                <w:rFonts w:ascii="Consolas" w:hAnsi="Consolas"/>
-                <w:sz w:val="15"/>
-              </w:rPr>
-              <w:t>Ваш</w:t>
-            </w:r>
-            <w:proofErr w:type="spellEnd"/>
-            <w:r>
-              <w:rPr>
-                <w:rFonts w:ascii="Consolas" w:hAnsi="Consolas"/>
-                <w:sz w:val="15"/>
-              </w:rPr>
-              <w:t xml:space="preserve"> </w:t>
-            </w:r>
-            <w:proofErr w:type="spellStart"/>
-            <w:r>
-              <w:rPr>
-                <w:rFonts w:ascii="Consolas" w:hAnsi="Consolas"/>
-                <w:sz w:val="15"/>
-              </w:rPr>
-              <w:t>выбор</w:t>
-            </w:r>
-            <w:proofErr w:type="spellEnd"/>
-            <w:r>
-              <w:rPr>
-                <w:rFonts w:ascii="Consolas" w:hAnsi="Consolas"/>
-                <w:sz w:val="15"/>
-              </w:rPr>
-              <w:t>: ");</w:t>
+            <w:r>
+              <w:rPr>
+                <w:rFonts w:ascii="Consolas" w:hAnsi="Consolas"/>
+                <w:sz w:val="15"/>
+              </w:rPr>
+              <w:t>Выход\n");</w:t>
+            </w:r>
+            <w:r>
+              <w:rPr>
+                <w:rFonts w:ascii="Consolas" w:hAnsi="Consolas"/>
+                <w:sz w:val="15"/>
+              </w:rPr>
+              <w:br/>
+              <w:t xml:space="preserve">        printf("Ваш выбор: ");</w:t>
             </w:r>
             <w:r>
               <w:rPr>
@@ -4387,14 +3984,7 @@
                 <w:sz w:val="15"/>
               </w:rPr>
               <w:br/>
-              <w:t xml:space="preserve">   </w:t>
-            </w:r>
-            <w:r>
-              <w:rPr>
-                <w:rFonts w:ascii="Consolas" w:hAnsi="Consolas"/>
-                <w:sz w:val="15"/>
-              </w:rPr>
-              <w:t xml:space="preserve">     case 3:</w:t>
+              <w:t xml:space="preserve">        case 3:</w:t>
             </w:r>
             <w:r>
               <w:rPr>
@@ -4527,12 +4117,11 @@
           <w:noProof/>
           <w:lang w:val="ru-RU" w:eastAsia="ru-RU"/>
         </w:rPr>
-        <w:lastRenderedPageBreak/>
         <w:drawing>
           <wp:inline distT="0" distB="0" distL="0" distR="0">
-            <wp:extent cx="5760000" cy="1922400"/>
-            <wp:effectExtent l="0" t="0" r="0" b="0"/>
-            <wp:docPr id="3" name="Picture 3"/>
+            <wp:extent cx="5759450" cy="3100507"/>
+            <wp:effectExtent l="0" t="0" r="0" b="5080"/>
+            <wp:docPr id="4" name="Рисунок 4"/>
             <wp:cNvGraphicFramePr>
               <a:graphicFrameLocks xmlns:a="http://schemas.openxmlformats.org/drawingml/2006/main" noChangeAspect="1"/>
             </wp:cNvGraphicFramePr>
@@ -4540,11 +4129,17 @@
               <a:graphicData uri="http://schemas.openxmlformats.org/drawingml/2006/picture">
                 <pic:pic xmlns:pic="http://schemas.openxmlformats.org/drawingml/2006/picture">
                   <pic:nvPicPr>
-                    <pic:cNvPr id="0" name="task3_result.png"/>
+                    <pic:cNvPr id="4" name=""/>
                     <pic:cNvPicPr/>
                   </pic:nvPicPr>
                   <pic:blipFill>
-                    <a:blip r:embed="rId8"/>
+                    <a:blip r:embed="rId8">
+                      <a:extLst>
+                        <a:ext uri="{28A0092B-C50C-407E-A947-70E740481C1C}">
+                          <a14:useLocalDpi xmlns:a14="http://schemas.microsoft.com/office/drawing/2010/main" val="0"/>
+                        </a:ext>
+                      </a:extLst>
+                    </a:blip>
                     <a:stretch>
                       <a:fillRect/>
                     </a:stretch>
@@ -4552,7 +4147,7 @@
                   <pic:spPr>
                     <a:xfrm>
                       <a:off x="0" y="0"/>
-                      <a:ext cx="5760000" cy="1922400"/>
+                      <a:ext cx="5759450" cy="3100507"/>
                     </a:xfrm>
                     <a:prstGeom prst="rect">
                       <a:avLst/>
@@ -4597,7 +4192,6 @@
           <w:szCs w:val="28"/>
           <w:lang w:val="ru-RU"/>
         </w:rPr>
-        <w:lastRenderedPageBreak/>
         <w:t xml:space="preserve">Первым удалён </w:t>
       </w:r>
       <w:r>
@@ -4642,37 +4236,7 @@
           <w:szCs w:val="28"/>
           <w:lang w:val="ru-RU"/>
         </w:rPr>
-        <w:t>Вывод: в</w:t>
-      </w:r>
-      <w:r>
-        <w:rPr>
-          <w:szCs w:val="28"/>
-          <w:lang w:val="ru-RU"/>
-        </w:rPr>
-        <w:t xml:space="preserve"> ходе работы были исследованы три динамические структуры данных. Приоритетна</w:t>
-      </w:r>
-      <w:bookmarkStart w:id="0" w:name="_GoBack"/>
-      <w:bookmarkEnd w:id="0"/>
-      <w:r>
-        <w:rPr>
-          <w:szCs w:val="28"/>
-          <w:lang w:val="ru-RU"/>
-        </w:rPr>
-        <w:t>я</w:t>
-      </w:r>
-      <w:r>
-        <w:rPr>
-          <w:szCs w:val="28"/>
-          <w:lang w:val="ru-RU"/>
-        </w:rPr>
-        <w:t xml:space="preserve"> очередь поддерживает </w:t>
-      </w:r>
-      <w:r>
-        <w:rPr>
-          <w:szCs w:val="28"/>
-          <w:lang w:val="ru-RU"/>
-        </w:rPr>
-        <w:t xml:space="preserve">список в порядке убывания приоритета. Обычная очередь выполняет операции по принципу </w:t>
+        <w:t xml:space="preserve">Вывод: в ходе работы были исследованы три динамические структуры данных. Приоритетная очередь поддерживает список в порядке убывания приоритета. Обычная очередь выполняет операции по принципу </w:t>
       </w:r>
       <w:r>
         <w:rPr>
@@ -4700,67 +4264,11 @@
         </w:rPr>
         <w:t xml:space="preserve">. Во всех трёх программах память для узлов выделяется динамически и освобождается после удаления элементов или при завершении работы. </w:t>
       </w:r>
-      <w:proofErr w:type="spellStart"/>
       <w:r>
         <w:rPr>
           <w:szCs w:val="28"/>
         </w:rPr>
-        <w:t>Контро</w:t>
-      </w:r>
-      <w:r>
-        <w:rPr>
-          <w:szCs w:val="28"/>
-        </w:rPr>
-        <w:t>льные</w:t>
-      </w:r>
-      <w:proofErr w:type="spellEnd"/>
-      <w:r>
-        <w:rPr>
-          <w:szCs w:val="28"/>
-        </w:rPr>
-        <w:t xml:space="preserve"> </w:t>
-      </w:r>
-      <w:proofErr w:type="spellStart"/>
-      <w:r>
-        <w:rPr>
-          <w:szCs w:val="28"/>
-        </w:rPr>
-        <w:t>запуски</w:t>
-      </w:r>
-      <w:proofErr w:type="spellEnd"/>
-      <w:r>
-        <w:rPr>
-          <w:szCs w:val="28"/>
-        </w:rPr>
-        <w:t xml:space="preserve"> </w:t>
-      </w:r>
-      <w:proofErr w:type="spellStart"/>
-      <w:r>
-        <w:rPr>
-          <w:szCs w:val="28"/>
-        </w:rPr>
-        <w:t>подтвердили</w:t>
-      </w:r>
-      <w:proofErr w:type="spellEnd"/>
-      <w:r>
-        <w:rPr>
-          <w:szCs w:val="28"/>
-        </w:rPr>
-        <w:t xml:space="preserve"> </w:t>
-      </w:r>
-      <w:proofErr w:type="spellStart"/>
-      <w:r>
-        <w:rPr>
-          <w:szCs w:val="28"/>
-        </w:rPr>
-        <w:t>правильность</w:t>
-      </w:r>
-      <w:proofErr w:type="spellEnd"/>
-      <w:r>
-        <w:rPr>
-          <w:szCs w:val="28"/>
-        </w:rPr>
-        <w:t xml:space="preserve"> всех реализованных операций.</w:t>
+        <w:t>Контрольные запуски подтвердили правильность всех реализованных операций.</w:t>
       </w:r>
     </w:p>
     <w:sectPr>
@@ -16682,7 +16190,7 @@
 </file>
 
 <file path=customXml/itemProps1.xml><?xml version="1.0" encoding="utf-8"?>
-<ds:datastoreItem xmlns:ds="http://schemas.openxmlformats.org/officeDocument/2006/customXml" ds:itemID="{2EA1D643-7B57-408F-9C6B-7FA49B21ACF4}">
+<ds:datastoreItem xmlns:ds="http://schemas.openxmlformats.org/officeDocument/2006/customXml" ds:itemID="{C17F7D5E-A814-4195-8949-02CD97E13A88}">
   <ds:schemaRefs>
     <ds:schemaRef ds:uri="http://schemas.openxmlformats.org/officeDocument/2006/bibliography"/>
   </ds:schemaRefs>
